--- a/proposal/과학영상_공모전_기획안_3편.docx
+++ b/proposal/과학영상_공모전_기획안_3편.docx
@@ -99,6 +99,34 @@
           <w:sz w:val="20"/>
           <w:szCs w:val="20"/>
         </w:rPr>
+        <w:t xml:space="preserve"> 촬영 전에 적어 둔 예상: </w:t>
+      </w:r>
+      <w:r>
+        <w:rPr>
+          <w:rFonts w:ascii="맑은 고딕" w:cs="맑은 고딕" w:eastAsia="맑은 고딕" w:hAnsi="맑은 고딕"/>
+          <w:b w:val="false"/>
+          <w:bCs w:val="false"/>
+          <w:color w:val="000000"/>
+          <w:sz w:val="20"/>
+          <w:szCs w:val="20"/>
+        </w:rPr>
+        <w:t xml:space="preserve">찍기 전에 두 가지를 종이에 적어 두었습니다. 하나, 무거운 사람이 타면 한 번 왕복하는 시간이 길어질 것이다. 둘, 세게 밀수록 그 시간이 길어질 것이다. 첫 번째는 틀리고 두 번째는 조건에 따라 맞습니다. 예상을 먼저 밝히고 시작해야 재는 장면이 결과를 확인하는 장면이 됩니다.</w:t>
+      </w:r>
+    </w:p>
+    <w:p>
+      <w:pPr>
+        <w:spacing w:after="60"/>
+        <w:ind w:left="140" w:hanging="0"/>
+      </w:pPr>
+      <w:r>
+        <w:rPr>
+          <w:rFonts w:ascii="맑은 고딕" w:cs="맑은 고딕" w:eastAsia="맑은 고딕" w:hAnsi="맑은 고딕"/>
+          <w:b/>
+          <w:bCs/>
+          <w:color w:val="000000"/>
+          <w:sz w:val="20"/>
+          <w:szCs w:val="20"/>
+        </w:rPr>
         <w:t xml:space="preserve"> 소통 목적: </w:t>
       </w:r>
       <w:r>
@@ -110,7 +138,7 @@
           <w:sz w:val="20"/>
           <w:szCs w:val="20"/>
         </w:rPr>
-        <w:t xml:space="preserve">진자의 주기가 무엇으로 정해지는지를 설명으로 전달하지 않고, 놀이터에서 직접 재서 확인합니다. 바꿀 것을 하나씩만 바꿔가며 재는 과정을 화면에 그대로 담아, 과학이 외우는 결론이 아니라 확인하는 방법이라는 점을 보이는 것이 목적입니다.</w:t>
+        <w:t xml:space="preserve">진자의 주기가 무엇으로 정해지는지를 설명으로 전달하지 않고 놀이터에서 직접 재서 확인합니다. 바꿀 것을 하나씩만 바꿔가며 재는 과정을 화면에 그대로 담아, 과학이 외우는 결론이 아니라 확인하는 방법이라는 점을 보이는 것이 목적입니다.</w:t>
       </w:r>
     </w:p>
     <w:p>
@@ -154,63 +182,119 @@
           <w:sz w:val="20"/>
           <w:szCs w:val="20"/>
         </w:rPr>
-        <w:t xml:space="preserve">실 끝에 추를 매달아 흔들면 한 번 왕복하는 데 걸리는 시간이 일정합니다. 이 시간을 주기라고 합니다. 주기는 실의 길이와 중력가속도로만 정해지고, 추의 무게나 흔드는 폭과는 관계가 없습니다. 그네는 사람이 추가 된 진자로 볼 수 있습니다.</w:t>
-      </w:r>
-    </w:p>
-    <w:p>
-      <w:pPr>
-        <w:spacing w:after="60"/>
-        <w:ind w:left="140" w:hanging="0"/>
-      </w:pPr>
-      <w:r>
-        <w:rPr>
-          <w:rFonts w:ascii="맑은 고딕" w:cs="맑은 고딕" w:eastAsia="맑은 고딕" w:hAnsi="맑은 고딕"/>
-          <w:b/>
-          <w:bCs/>
-          <w:color w:val="000000"/>
-          <w:sz w:val="20"/>
-          <w:szCs w:val="20"/>
-        </w:rPr>
-        <w:t xml:space="preserve"> 주기 공식과 역산: </w:t>
-      </w:r>
-      <w:r>
-        <w:rPr>
-          <w:rFonts w:ascii="맑은 고딕" w:cs="맑은 고딕" w:eastAsia="맑은 고딕" w:hAnsi="맑은 고딕"/>
-          <w:b w:val="false"/>
-          <w:bCs w:val="false"/>
-          <w:color w:val="000000"/>
-          <w:sz w:val="20"/>
-          <w:szCs w:val="20"/>
-        </w:rPr>
-        <w:t xml:space="preserve">주기 T는 T = 2π√(L/g) 로 구합니다. L은 줄 길이, g는 중력가속도입니다. 이 식을 g에 대해 정리하면 g = 4π²L / T² 가 되므로, 줄 길이와 주기를 재면 중력가속도를 직접 구할 수 있습니다.</w:t>
-      </w:r>
-    </w:p>
-    <w:p>
-      <w:pPr>
-        <w:spacing w:after="60"/>
-        <w:ind w:left="140" w:hanging="0"/>
-      </w:pPr>
-      <w:r>
-        <w:rPr>
-          <w:rFonts w:ascii="맑은 고딕" w:cs="맑은 고딕" w:eastAsia="맑은 고딕" w:hAnsi="맑은 고딕"/>
-          <w:b/>
-          <w:bCs/>
-          <w:color w:val="000000"/>
-          <w:sz w:val="20"/>
-          <w:szCs w:val="20"/>
-        </w:rPr>
-        <w:t xml:space="preserve"> 실험에서 생기는 오차: </w:t>
-      </w:r>
-      <w:r>
-        <w:rPr>
-          <w:rFonts w:ascii="맑은 고딕" w:cs="맑은 고딕" w:eastAsia="맑은 고딕" w:hAnsi="맑은 고딕"/>
-          <w:b w:val="false"/>
-          <w:bCs w:val="false"/>
-          <w:color w:val="000000"/>
-          <w:sz w:val="20"/>
-          <w:szCs w:val="20"/>
-        </w:rPr>
-        <w:t xml:space="preserve">그네를 크게 밀면 공식에서 벗어납니다. 각도가 15도를 넘으면 실제 주기가 계산값보다 조금 길어집니다. 그래서 촬영할 때는 미는 세기를 작게 통일하고, 세게 밀었을 때의 값도 따로 재서 차이를 함께 보여줍니다.</w:t>
+        <w:t xml:space="preserve">실 끝에 추를 매달아 흔들면 한 번 왕복하는 데 걸리는 시간이 일정합니다. 이 시간을 주기라고 합니다. 주기는 실의 길이와 중력가속도로만 정해지고 추의 무게나 흔드는 폭과는 관계가 없습니다. 그네는 사람이 추 노릇을 하는 진자로 볼 수 있습니다. 다만 사람은 한 점이 아니어서, 실제로 진자 노릇을 하는 길이는 사슬 길이가 아니라 매단 곳에서 앉은 사람의 무게중심까지의 거리입니다. 좌판보다 조금 위로 잡아야 합니다.</w:t>
+      </w:r>
+    </w:p>
+    <w:p>
+      <w:pPr>
+        <w:spacing w:after="60"/>
+        <w:ind w:left="140" w:hanging="0"/>
+      </w:pPr>
+      <w:r>
+        <w:rPr>
+          <w:rFonts w:ascii="맑은 고딕" w:cs="맑은 고딕" w:eastAsia="맑은 고딕" w:hAnsi="맑은 고딕"/>
+          <w:b/>
+          <w:bCs/>
+          <w:color w:val="000000"/>
+          <w:sz w:val="20"/>
+          <w:szCs w:val="20"/>
+        </w:rPr>
+        <w:t xml:space="preserve"> 주기 공식과 중력가속도 역산: </w:t>
+      </w:r>
+      <w:r>
+        <w:rPr>
+          <w:rFonts w:ascii="맑은 고딕" w:cs="맑은 고딕" w:eastAsia="맑은 고딕" w:hAnsi="맑은 고딕"/>
+          <w:b w:val="false"/>
+          <w:bCs w:val="false"/>
+          <w:color w:val="000000"/>
+          <w:sz w:val="20"/>
+          <w:szCs w:val="20"/>
+        </w:rPr>
+        <w:t xml:space="preserve">주기 T는 T = 2π√(L/g) 로 구합니다. L은 유효 길이, g는 중력가속도입니다. 이 식을 g에 대해 정리하면 g = 4π²L / T² 가 됩니다. 길이와 시간만 재면 중력가속도를 놀이터에서 직접 구할 수 있다는 뜻입니다. 유효 길이 2.0미터, 열 번 왕복에 28.4초로 계산하면 9.79가 나옵니다. 교과서에 실린 9.8과 소수점 둘째 자리에서만 다릅니다.</w:t>
+      </w:r>
+    </w:p>
+    <w:p>
+      <w:pPr>
+        <w:spacing w:after="60"/>
+        <w:ind w:left="140" w:hanging="0"/>
+      </w:pPr>
+      <w:r>
+        <w:rPr>
+          <w:rFonts w:ascii="맑은 고딕" w:cs="맑은 고딕" w:eastAsia="맑은 고딕" w:hAnsi="맑은 고딕"/>
+          <w:b/>
+          <w:bCs/>
+          <w:color w:val="000000"/>
+          <w:sz w:val="20"/>
+          <w:szCs w:val="20"/>
+        </w:rPr>
+        <w:t xml:space="preserve"> 등시성이 깨지는 지점: </w:t>
+      </w:r>
+      <w:r>
+        <w:rPr>
+          <w:rFonts w:ascii="맑은 고딕" w:cs="맑은 고딕" w:eastAsia="맑은 고딕" w:hAnsi="맑은 고딕"/>
+          <w:b w:val="false"/>
+          <w:bCs w:val="false"/>
+          <w:color w:val="000000"/>
+          <w:sz w:val="20"/>
+          <w:szCs w:val="20"/>
+        </w:rPr>
+        <w:t xml:space="preserve">공식에는 흔드는 폭이 들어 있지 않지만, 폭이 커지면 실제 주기는 조금 길어집니다. 15도까지는 차이가 0.5퍼센트도 되지 않아 재도 잘 모릅니다. 45도까지 크게 밀면 4퍼센트 가까이 길어져서, 열 번 왕복 기준으로 1.1초가 벌어집니다. 스톱워치로 잡히는 크기입니다. 교과서 공식이 틀린 것이 아니라 작게 흔들 때만 쓰는 식이라는 사실이 이 지점에서 드러납니다. 이 영상에서 가장 중요한 장면입니다.</w:t>
+      </w:r>
+    </w:p>
+    <w:p>
+      <w:pPr>
+        <w:spacing w:after="60"/>
+        <w:ind w:left="140" w:hanging="0"/>
+      </w:pPr>
+      <w:r>
+        <w:rPr>
+          <w:rFonts w:ascii="맑은 고딕" w:cs="맑은 고딕" w:eastAsia="맑은 고딕" w:hAnsi="맑은 고딕"/>
+          <w:b/>
+          <w:bCs/>
+          <w:color w:val="000000"/>
+          <w:sz w:val="20"/>
+          <w:szCs w:val="20"/>
+        </w:rPr>
+        <w:t xml:space="preserve"> 변인 통제: </w:t>
+      </w:r>
+      <w:r>
+        <w:rPr>
+          <w:rFonts w:ascii="맑은 고딕" w:cs="맑은 고딕" w:eastAsia="맑은 고딕" w:hAnsi="맑은 고딕"/>
+          <w:b w:val="false"/>
+          <w:bCs w:val="false"/>
+          <w:color w:val="000000"/>
+          <w:sz w:val="20"/>
+          <w:szCs w:val="20"/>
+        </w:rPr>
+        <w:t xml:space="preserve">바꾸는 것은 세 가지를 차례로 하나씩만 바꿉니다. 타는 사람, 미는 세기, 줄 길이입니다. 고정하는 것은 같은 그네, 같은 좌석, 스톱워치를 누르는 같은 사람입니다. 재는 것은 열 번 왕복하는 데 걸린 시간입니다. 조건마다 세 번씩 재서 평균을 씁니다.</w:t>
+      </w:r>
+    </w:p>
+    <w:p>
+      <w:pPr>
+        <w:spacing w:after="60"/>
+        <w:ind w:left="140" w:hanging="0"/>
+      </w:pPr>
+      <w:r>
+        <w:rPr>
+          <w:rFonts w:ascii="맑은 고딕" w:cs="맑은 고딕" w:eastAsia="맑은 고딕" w:hAnsi="맑은 고딕"/>
+          <w:b/>
+          <w:bCs/>
+          <w:color w:val="000000"/>
+          <w:sz w:val="20"/>
+          <w:szCs w:val="20"/>
+        </w:rPr>
+        <w:t xml:space="preserve"> 오차를 줄이는 방법: </w:t>
+      </w:r>
+      <w:r>
+        <w:rPr>
+          <w:rFonts w:ascii="맑은 고딕" w:cs="맑은 고딕" w:eastAsia="맑은 고딕" w:hAnsi="맑은 고딕"/>
+          <w:b w:val="false"/>
+          <w:bCs w:val="false"/>
+          <w:color w:val="000000"/>
+          <w:sz w:val="20"/>
+          <w:szCs w:val="20"/>
+        </w:rPr>
+        <w:t xml:space="preserve">스톱워치를 사람이 누르면 0.2초쯤 늦거나 빨라집니다. 한 번 왕복만 재면 이 오차가 7퍼센트를 차지하지만, 열 번을 이어서 재고 나누면 0.7퍼센트로 줄어듭니다. 열 번씩 세는 이유를 영상 안에서 직접 말합니다. 왜 그렇게 재는지를 밝히는 것이 잰 값을 대는 것보다 중요합니다.</w:t>
       </w:r>
     </w:p>
     <w:p>
@@ -254,7 +338,7 @@
           <w:sz w:val="20"/>
           <w:szCs w:val="20"/>
         </w:rPr>
-        <w:t xml:space="preserve">실험 다큐멘터리 형식을 기본으로 하고, 측정값을 정리하는 부분에만 2D 그래프 애니메이션을 얹습니다. FHD 1920x1080, mp4 형식, 3분 이내.</w:t>
+        <w:t xml:space="preserve">실험 다큐멘터리 형식을 기본으로 하고, 측정값을 정리하는 부분에만 2D 그래프를 얹습니다. FHD 1920x1080, mp4, 2분 50초를 목표로 만듭니다. 3분을 넘는 부분은 심사에서 빠지므로 10초를 여유로 둡니다.</w:t>
       </w:r>
     </w:p>
     <w:p>
@@ -282,7 +366,35 @@
           <w:sz w:val="20"/>
           <w:szCs w:val="20"/>
         </w:rPr>
-        <w:t xml:space="preserve">학생이 직접 그네를 타고 직접 스톱워치를 누릅니다. 촬영은 스마트폰으로 하고, 삼각대가 없으면 벤치나 가방 위에 올려 고정합니다. 모든 화면은 직접 촬영하며, 표와 그래프는 직접 그려 넣어 저작권 문제가 생기지 않게 합니다.</w:t>
+        <w:t xml:space="preserve">학생이 직접 그네를 타고 직접 스톱워치를 누릅니다. 촬영은 스마트폰으로 하고 삼각대가 없으면 벤치나 가방 위에 올려 고정합니다. 모든 화면은 직접 촬영하며 표와 그래프도 직접 그려 넣습니다. 제작자가 직접 출연하면 창의성에 추가점이 있다는 안내에 맞춰, 재는 손과 얼굴이 화면에 계속 남도록 찍습니다.</w:t>
+      </w:r>
+    </w:p>
+    <w:p>
+      <w:pPr>
+        <w:spacing w:after="60"/>
+        <w:ind w:left="140" w:hanging="0"/>
+      </w:pPr>
+      <w:r>
+        <w:rPr>
+          <w:rFonts w:ascii="맑은 고딕" w:cs="맑은 고딕" w:eastAsia="맑은 고딕" w:hAnsi="맑은 고딕"/>
+          <w:b/>
+          <w:bCs/>
+          <w:color w:val="000000"/>
+          <w:sz w:val="20"/>
+          <w:szCs w:val="20"/>
+        </w:rPr>
+        <w:t xml:space="preserve"> 측정 기록: </w:t>
+      </w:r>
+      <w:r>
+        <w:rPr>
+          <w:rFonts w:ascii="맑은 고딕" w:cs="맑은 고딕" w:eastAsia="맑은 고딕" w:hAnsi="맑은 고딕"/>
+          <w:b w:val="false"/>
+          <w:bCs w:val="false"/>
+          <w:color w:val="000000"/>
+          <w:sz w:val="20"/>
+          <w:szCs w:val="20"/>
+        </w:rPr>
+        <w:t xml:space="preserve">종이에 표를 미리 그려 두고 잰 값을 그 자리에서 적습니다. 적는 손을 함께 찍어, 숫자가 나중에 만든 것이 아니라 현장에서 나온 값이라는 것이 화면에 남게 합니다. 이 표는 영상 후반에 그래프로 바뀝니다.</w:t>
       </w:r>
     </w:p>
     <w:p>
@@ -310,35 +422,63 @@
           <w:sz w:val="20"/>
           <w:szCs w:val="20"/>
         </w:rPr>
-        <w:t xml:space="preserve">측정이 끝날 때마다 초 단위 숫자를 화면에 띄웁니다. 자막은 한 화면에 열 자 안으로 끊고 글꼴은 고딕체로 통일합니다. 숫자가 처음으로 달라지는 장면에 짧은 효과음을 넣어 변화를 짚습니다.</w:t>
-      </w:r>
-    </w:p>
-    <w:p>
-      <w:pPr>
-        <w:spacing w:after="60"/>
-        <w:ind w:left="140" w:hanging="0"/>
-      </w:pPr>
-      <w:r>
-        <w:rPr>
-          <w:rFonts w:ascii="맑은 고딕" w:cs="맑은 고딕" w:eastAsia="맑은 고딕" w:hAnsi="맑은 고딕"/>
-          <w:b/>
-          <w:bCs/>
-          <w:color w:val="000000"/>
-          <w:sz w:val="20"/>
-          <w:szCs w:val="20"/>
-        </w:rPr>
-        <w:t xml:space="preserve"> 준비물: </w:t>
-      </w:r>
-      <w:r>
-        <w:rPr>
-          <w:rFonts w:ascii="맑은 고딕" w:cs="맑은 고딕" w:eastAsia="맑은 고딕" w:hAnsi="맑은 고딕"/>
-          <w:b w:val="false"/>
-          <w:bCs w:val="false"/>
-          <w:color w:val="000000"/>
-          <w:sz w:val="20"/>
-          <w:szCs w:val="20"/>
-        </w:rPr>
-        <w:t xml:space="preserve">스마트폰, 스톱워치(스마트폰 기능으로 충분), 5미터 줄자. 촬영은 사람이 적은 평일 오전에 놀이터 한 곳에서 반나절이면 끝납니다. 그네 줄 길이는 사슬을 손으로 짧게 쥐는 방법으로 바꾸며, 그네 자체를 손대지는 않습니다.</w:t>
+        <w:t xml:space="preserve">측정이 끝날 때마다 초 단위 숫자를 화면에 띄웁니다. 숫자가 처음으로 달라지는 장면에 짧은 효과음을 넣어 변화를 짚습니다. 자막은 한 화면에 열 자 안으로 끊고 고딕체로 통일하며, 화면 아래 같은 자리에 같은 크기로 놓습니다.</w:t>
+      </w:r>
+    </w:p>
+    <w:p>
+      <w:pPr>
+        <w:spacing w:after="60"/>
+        <w:ind w:left="140" w:hanging="0"/>
+      </w:pPr>
+      <w:r>
+        <w:rPr>
+          <w:rFonts w:ascii="맑은 고딕" w:cs="맑은 고딕" w:eastAsia="맑은 고딕" w:hAnsi="맑은 고딕"/>
+          <w:b/>
+          <w:bCs/>
+          <w:color w:val="000000"/>
+          <w:sz w:val="20"/>
+          <w:szCs w:val="20"/>
+        </w:rPr>
+        <w:t xml:space="preserve"> 준비물과 일정: </w:t>
+      </w:r>
+      <w:r>
+        <w:rPr>
+          <w:rFonts w:ascii="맑은 고딕" w:cs="맑은 고딕" w:eastAsia="맑은 고딕" w:hAnsi="맑은 고딕"/>
+          <w:b w:val="false"/>
+          <w:bCs w:val="false"/>
+          <w:color w:val="000000"/>
+          <w:sz w:val="20"/>
+          <w:szCs w:val="20"/>
+        </w:rPr>
+        <w:t xml:space="preserve">스마트폰, 5미터 줄자, 종이와 펜. 스톱워치는 스마트폰 기능으로 충분합니다. 새로 드는 돈은 줄자 값 정도입니다. 촬영은 사람이 적은 평일 오전에 놀이터 한 곳에서 세 시간이면 끝납니다. 줄 길이는 사슬을 손으로 짧게 쥐어 바꾸며 그네 자체에는 손대지 않습니다.</w:t>
+      </w:r>
+    </w:p>
+    <w:p>
+      <w:pPr>
+        <w:spacing w:after="60"/>
+        <w:ind w:left="140" w:hanging="0"/>
+      </w:pPr>
+      <w:r>
+        <w:rPr>
+          <w:rFonts w:ascii="맑은 고딕" w:cs="맑은 고딕" w:eastAsia="맑은 고딕" w:hAnsi="맑은 고딕"/>
+          <w:b/>
+          <w:bCs/>
+          <w:color w:val="000000"/>
+          <w:sz w:val="20"/>
+          <w:szCs w:val="20"/>
+        </w:rPr>
+        <w:t xml:space="preserve"> 예상과 다르게 나올 경우: </w:t>
+      </w:r>
+      <w:r>
+        <w:rPr>
+          <w:rFonts w:ascii="맑은 고딕" w:cs="맑은 고딕" w:eastAsia="맑은 고딕" w:hAnsi="맑은 고딕"/>
+          <w:b w:val="false"/>
+          <w:bCs w:val="false"/>
+          <w:color w:val="000000"/>
+          <w:sz w:val="20"/>
+          <w:szCs w:val="20"/>
+        </w:rPr>
+        <w:t xml:space="preserve">측정값이 계산과 어긋나도 다시 찍지 않습니다. 어긋난 값을 그대로 두고 원인을 따지는 장면을 넣습니다. 사슬이 비틀리거나 발이 땅에 스치면 값이 흔들리는데, 그 장면이 오히려 탐구 과정에 해당합니다. 콘티에 적은 초 단위 값은 공식으로 미리 계산해 둔 예상값입니다. 촬영한 뒤 실제로 잰 값으로 바꿔 넣습니다.</w:t>
       </w:r>
     </w:p>
     <w:p>
@@ -370,7 +510,7 @@
           <w:sz w:val="20"/>
           <w:szCs w:val="20"/>
         </w:rPr>
-        <w:t xml:space="preserve">[00:00 ~ 00:30] 도입부 (질문 제기: 30초)</w:t>
+        <w:t xml:space="preserve">[00:00 ~ 00:10] 첫 화면 (제목과 학교명: 10초)</w:t>
       </w:r>
     </w:p>
     <w:p>
@@ -398,35 +538,63 @@
           <w:sz w:val="20"/>
           <w:szCs w:val="20"/>
         </w:rPr>
-        <w:t xml:space="preserve">놀이터 그네 두 대. 학생과 형이 나란히 앉아 동시에 발을 뗍니다. 두 사람의 몸집 차이가 한 화면에 들어오도록 옆에서 찍습니다.</w:t>
-      </w:r>
-    </w:p>
-    <w:p>
-      <w:pPr>
-        <w:spacing w:after="40"/>
-        <w:ind w:left="200"/>
-      </w:pPr>
-      <w:r>
-        <w:rPr>
-          <w:rFonts w:ascii="맑은 고딕" w:cs="맑은 고딕" w:eastAsia="맑은 고딕" w:hAnsi="맑은 고딕"/>
-          <w:b/>
-          <w:bCs/>
-          <w:color w:val="000000"/>
-          <w:sz w:val="20"/>
-          <w:szCs w:val="20"/>
-        </w:rPr>
-        <w:t xml:space="preserve">-나레이션/자막: </w:t>
-      </w:r>
-      <w:r>
-        <w:rPr>
-          <w:rFonts w:ascii="맑은 고딕" w:cs="맑은 고딕" w:eastAsia="맑은 고딕" w:hAnsi="맑은 고딕"/>
-          <w:b w:val="false"/>
-          <w:bCs w:val="false"/>
-          <w:color w:val="000000"/>
-          <w:sz w:val="20"/>
-          <w:szCs w:val="20"/>
-        </w:rPr>
-        <w:t xml:space="preserve">"저보다 20킬로그램은 더 나가는 형. 그런데 우리는 계속 같이 흔들립니다. 무거우면 느려져야 하는 것 아닌가요?"</w:t>
+        <w:t xml:space="preserve">빈 그네가 혼자 흔들리는 장면. 흔들림이 한 번 끝나는 박자에 맞춰 제목과 학교명이 뜹니다.</w:t>
+      </w:r>
+    </w:p>
+    <w:p>
+      <w:pPr>
+        <w:spacing w:after="30"/>
+        <w:ind w:left="200"/>
+      </w:pPr>
+      <w:r>
+        <w:rPr>
+          <w:rFonts w:ascii="맑은 고딕" w:cs="맑은 고딕" w:eastAsia="맑은 고딕" w:hAnsi="맑은 고딕"/>
+          <w:b/>
+          <w:bCs/>
+          <w:color w:val="000000"/>
+          <w:sz w:val="20"/>
+          <w:szCs w:val="20"/>
+        </w:rPr>
+        <w:t xml:space="preserve">-나레이션: </w:t>
+      </w:r>
+      <w:r>
+        <w:rPr>
+          <w:rFonts w:ascii="맑은 고딕" w:cs="맑은 고딕" w:eastAsia="맑은 고딕" w:hAnsi="맑은 고딕"/>
+          <w:b w:val="false"/>
+          <w:bCs w:val="false"/>
+          <w:color w:val="000000"/>
+          <w:sz w:val="20"/>
+          <w:szCs w:val="20"/>
+        </w:rPr>
+        <w:t xml:space="preserve">(나레이션 없음. 배경음악만 깔립니다.)</w:t>
+      </w:r>
+    </w:p>
+    <w:p>
+      <w:pPr>
+        <w:spacing w:after="30"/>
+        <w:ind w:left="200"/>
+      </w:pPr>
+      <w:r>
+        <w:rPr>
+          <w:rFonts w:ascii="맑은 고딕" w:cs="맑은 고딕" w:eastAsia="맑은 고딕" w:hAnsi="맑은 고딕"/>
+          <w:b/>
+          <w:bCs/>
+          <w:color w:val="000000"/>
+          <w:sz w:val="20"/>
+          <w:szCs w:val="20"/>
+        </w:rPr>
+        <w:t xml:space="preserve">-자막(10자 내외): </w:t>
+      </w:r>
+      <w:r>
+        <w:rPr>
+          <w:rFonts w:ascii="맑은 고딕" w:cs="맑은 고딕" w:eastAsia="맑은 고딕" w:hAnsi="맑은 고딕"/>
+          <w:b w:val="false"/>
+          <w:bCs w:val="false"/>
+          <w:color w:val="000000"/>
+          <w:sz w:val="20"/>
+          <w:szCs w:val="20"/>
+        </w:rPr>
+        <w:t xml:space="preserve">제목과 학교명 (요강에 따른 필수 화면이므로 열 자 제한과 별개로 둡니다)</w:t>
       </w:r>
     </w:p>
     <w:p>
@@ -442,7 +610,7 @@
           <w:sz w:val="20"/>
           <w:szCs w:val="20"/>
         </w:rPr>
-        <w:t xml:space="preserve">[00:30 ~ 01:40] 전개부 (변인을 하나씩 바꿔 측정: 70초)</w:t>
+        <w:t xml:space="preserve">[00:10 ~ 00:35] 도입부 (질문과 예상: 25초)</w:t>
       </w:r>
     </w:p>
     <w:p>
@@ -470,35 +638,63 @@
           <w:sz w:val="20"/>
           <w:szCs w:val="20"/>
         </w:rPr>
-        <w:t xml:space="preserve">세 가지 조건을 차례로 바꿉니다. 첫째 타는 사람, 둘째 미는 세기, 셋째 줄 길이. 조건마다 열 번 왕복하는 시간을 재고, 잰 값을 종이에 적는 손이 함께 보이도록 촬영합니다.</w:t>
-      </w:r>
-    </w:p>
-    <w:p>
-      <w:pPr>
-        <w:spacing w:after="40"/>
-        <w:ind w:left="200"/>
-      </w:pPr>
-      <w:r>
-        <w:rPr>
-          <w:rFonts w:ascii="맑은 고딕" w:cs="맑은 고딕" w:eastAsia="맑은 고딕" w:hAnsi="맑은 고딕"/>
-          <w:b/>
-          <w:bCs/>
-          <w:color w:val="000000"/>
-          <w:sz w:val="20"/>
-          <w:szCs w:val="20"/>
-        </w:rPr>
-        <w:t xml:space="preserve">-나레이션/자막: </w:t>
-      </w:r>
-      <w:r>
-        <w:rPr>
-          <w:rFonts w:ascii="맑은 고딕" w:cs="맑은 고딕" w:eastAsia="맑은 고딕" w:hAnsi="맑은 고딕"/>
-          <w:b w:val="false"/>
-          <w:bCs w:val="false"/>
-          <w:color w:val="000000"/>
-          <w:sz w:val="20"/>
-          <w:szCs w:val="20"/>
-        </w:rPr>
-        <w:t xml:space="preserve">"사람을 바꿔봤습니다. 열 번 왕복에 18.4초. 이번엔 세게 밀어봤습니다. 18.3초. 거의 같습니다. 마지막으로 줄을 짧게 잡고 탔습니다. 여기서 처음으로 숫자가 움직였습니다."</w:t>
+        <w:t xml:space="preserve">그네 두 대에 학생과 형이 나란히 앉아 동시에 발을 뗍니다. 몸집 차이가 한 화면에 들어오도록 옆에서 찍습니다. 이어서 종이에 적어 둔 예상 두 줄을 비춥니다.</w:t>
+      </w:r>
+    </w:p>
+    <w:p>
+      <w:pPr>
+        <w:spacing w:after="30"/>
+        <w:ind w:left="200"/>
+      </w:pPr>
+      <w:r>
+        <w:rPr>
+          <w:rFonts w:ascii="맑은 고딕" w:cs="맑은 고딕" w:eastAsia="맑은 고딕" w:hAnsi="맑은 고딕"/>
+          <w:b/>
+          <w:bCs/>
+          <w:color w:val="000000"/>
+          <w:sz w:val="20"/>
+          <w:szCs w:val="20"/>
+        </w:rPr>
+        <w:t xml:space="preserve">-나레이션: </w:t>
+      </w:r>
+      <w:r>
+        <w:rPr>
+          <w:rFonts w:ascii="맑은 고딕" w:cs="맑은 고딕" w:eastAsia="맑은 고딕" w:hAnsi="맑은 고딕"/>
+          <w:b w:val="false"/>
+          <w:bCs w:val="false"/>
+          <w:color w:val="000000"/>
+          <w:sz w:val="20"/>
+          <w:szCs w:val="20"/>
+        </w:rPr>
+        <w:t xml:space="preserve">"저보다 20킬로그램은 더 나가는 형입니다. 그런데 우리는 계속 같이 흔들립니다. 무거우면 느려져야 하는 것 아닐까요. 찍기 전에 두 가지를 적어 두었습니다. 무거우면 느려진다, 세게 밀면 느려진다."</w:t>
+      </w:r>
+    </w:p>
+    <w:p>
+      <w:pPr>
+        <w:spacing w:after="30"/>
+        <w:ind w:left="200"/>
+      </w:pPr>
+      <w:r>
+        <w:rPr>
+          <w:rFonts w:ascii="맑은 고딕" w:cs="맑은 고딕" w:eastAsia="맑은 고딕" w:hAnsi="맑은 고딕"/>
+          <w:b/>
+          <w:bCs/>
+          <w:color w:val="000000"/>
+          <w:sz w:val="20"/>
+          <w:szCs w:val="20"/>
+        </w:rPr>
+        <w:t xml:space="preserve">-자막(10자 내외): </w:t>
+      </w:r>
+      <w:r>
+        <w:rPr>
+          <w:rFonts w:ascii="맑은 고딕" w:cs="맑은 고딕" w:eastAsia="맑은 고딕" w:hAnsi="맑은 고딕"/>
+          <w:b w:val="false"/>
+          <w:bCs w:val="false"/>
+          <w:color w:val="000000"/>
+          <w:sz w:val="20"/>
+          <w:szCs w:val="20"/>
+        </w:rPr>
+        <w:t xml:space="preserve">무거우면 느릴까? / 예상 두 줄을 적었다</w:t>
       </w:r>
     </w:p>
     <w:p>
@@ -514,7 +710,7 @@
           <w:sz w:val="20"/>
           <w:szCs w:val="20"/>
         </w:rPr>
-        <w:t xml:space="preserve">[01:40 ~ 02:30] 심화부 (원리 확인과 계산: 50초)</w:t>
+        <w:t xml:space="preserve">[00:35 ~ 01:05] 전개부 1 (타는 사람을 바꾼다: 30초)</w:t>
       </w:r>
     </w:p>
     <w:p>
@@ -542,35 +738,63 @@
           <w:sz w:val="20"/>
           <w:szCs w:val="20"/>
         </w:rPr>
-        <w:t xml:space="preserve">세 조건의 측정값을 표로 정리하고 막대그래프로 비교합니다. 이어서 진자 주기 공식이 나타나고, 잰 줄 길이와 주기를 대입하는 과정을 보여줍니다.</w:t>
-      </w:r>
-    </w:p>
-    <w:p>
-      <w:pPr>
-        <w:spacing w:after="40"/>
-        <w:ind w:left="200"/>
-      </w:pPr>
-      <w:r>
-        <w:rPr>
-          <w:rFonts w:ascii="맑은 고딕" w:cs="맑은 고딕" w:eastAsia="맑은 고딕" w:hAnsi="맑은 고딕"/>
-          <w:b/>
-          <w:bCs/>
-          <w:color w:val="000000"/>
-          <w:sz w:val="20"/>
-          <w:szCs w:val="20"/>
-        </w:rPr>
-        <w:t xml:space="preserve">-나레이션/자막: </w:t>
-      </w:r>
-      <w:r>
-        <w:rPr>
-          <w:rFonts w:ascii="맑은 고딕" w:cs="맑은 고딕" w:eastAsia="맑은 고딕" w:hAnsi="맑은 고딕"/>
-          <w:b w:val="false"/>
-          <w:bCs w:val="false"/>
-          <w:color w:val="000000"/>
-          <w:sz w:val="20"/>
-          <w:szCs w:val="20"/>
-        </w:rPr>
-        <w:t xml:space="preserve">"주기를 정하는 것은 줄의 길이 하나뿐이었습니다. 공식을 뒤집으면 중력가속도가 나옵니다. 우리가 잰 값으로 계산하니 9.7이 나왔습니다. 교과서에 적힌 9.8과 거의 같습니다."</w:t>
+        <w:t xml:space="preserve">같은 그네에서 타는 사람만 바꿔 열 번 왕복을 잽니다. 조건마다 세 번씩 재고, 잰 값을 종이에 적는 손을 함께 담습니다.</w:t>
+      </w:r>
+    </w:p>
+    <w:p>
+      <w:pPr>
+        <w:spacing w:after="30"/>
+        <w:ind w:left="200"/>
+      </w:pPr>
+      <w:r>
+        <w:rPr>
+          <w:rFonts w:ascii="맑은 고딕" w:cs="맑은 고딕" w:eastAsia="맑은 고딕" w:hAnsi="맑은 고딕"/>
+          <w:b/>
+          <w:bCs/>
+          <w:color w:val="000000"/>
+          <w:sz w:val="20"/>
+          <w:szCs w:val="20"/>
+        </w:rPr>
+        <w:t xml:space="preserve">-나레이션: </w:t>
+      </w:r>
+      <w:r>
+        <w:rPr>
+          <w:rFonts w:ascii="맑은 고딕" w:cs="맑은 고딕" w:eastAsia="맑은 고딕" w:hAnsi="맑은 고딕"/>
+          <w:b w:val="false"/>
+          <w:bCs w:val="false"/>
+          <w:color w:val="000000"/>
+          <w:sz w:val="20"/>
+          <w:szCs w:val="20"/>
+        </w:rPr>
+        <w:t xml:space="preserve">"먼저 사람만 바꿨습니다. 28.4초, 그리고 28.5초. 20킬로그램 차이가 0.1초를 만들었습니다. 이건 스톱워치를 누르는 손이 흔들린 만큼입니다. 첫 번째 예상은 틀렸습니다."</w:t>
+      </w:r>
+    </w:p>
+    <w:p>
+      <w:pPr>
+        <w:spacing w:after="30"/>
+        <w:ind w:left="200"/>
+      </w:pPr>
+      <w:r>
+        <w:rPr>
+          <w:rFonts w:ascii="맑은 고딕" w:cs="맑은 고딕" w:eastAsia="맑은 고딕" w:hAnsi="맑은 고딕"/>
+          <w:b/>
+          <w:bCs/>
+          <w:color w:val="000000"/>
+          <w:sz w:val="20"/>
+          <w:szCs w:val="20"/>
+        </w:rPr>
+        <w:t xml:space="preserve">-자막(10자 내외): </w:t>
+      </w:r>
+      <w:r>
+        <w:rPr>
+          <w:rFonts w:ascii="맑은 고딕" w:cs="맑은 고딕" w:eastAsia="맑은 고딕" w:hAnsi="맑은 고딕"/>
+          <w:b w:val="false"/>
+          <w:bCs w:val="false"/>
+          <w:color w:val="000000"/>
+          <w:sz w:val="20"/>
+          <w:szCs w:val="20"/>
+        </w:rPr>
+        <w:t xml:space="preserve">28.4초 / 28.5초 / 무게는 상관없다</w:t>
       </w:r>
     </w:p>
     <w:p>
@@ -586,7 +810,7 @@
           <w:sz w:val="20"/>
           <w:szCs w:val="20"/>
         </w:rPr>
-        <w:t xml:space="preserve">[02:30 ~ 03:00] 결론 및 제언 (30초)</w:t>
+        <w:t xml:space="preserve">[01:05 ~ 01:30] 전개부 2 (예상 밖의 값: 25초)</w:t>
       </w:r>
     </w:p>
     <w:p>
@@ -614,24 +838,324 @@
           <w:sz w:val="20"/>
           <w:szCs w:val="20"/>
         </w:rPr>
-        <w:t xml:space="preserve">놀이터 전경. 시소와 미끄럼틀이 차례로 화면에 들어옵니다.</w:t>
-      </w:r>
-    </w:p>
-    <w:p>
-      <w:pPr>
-        <w:spacing w:after="40"/>
-        <w:ind w:left="200"/>
-      </w:pPr>
-      <w:r>
-        <w:rPr>
-          <w:rFonts w:ascii="맑은 고딕" w:cs="맑은 고딕" w:eastAsia="맑은 고딕" w:hAnsi="맑은 고딕"/>
-          <w:b/>
-          <w:bCs/>
-          <w:color w:val="000000"/>
-          <w:sz w:val="20"/>
-          <w:szCs w:val="20"/>
-        </w:rPr>
-        <w:t xml:space="preserve">-나레이션/자막: </w:t>
+        <w:t xml:space="preserve">그네를 45도 가까이 크게 밀어 열 번 왕복을 잽니다. 앞의 값과 나란히 화면에 띄웁니다. 숫자가 처음으로 달라지는 순간에 효과음을 넣습니다.</w:t>
+      </w:r>
+    </w:p>
+    <w:p>
+      <w:pPr>
+        <w:spacing w:after="30"/>
+        <w:ind w:left="200"/>
+      </w:pPr>
+      <w:r>
+        <w:rPr>
+          <w:rFonts w:ascii="맑은 고딕" w:cs="맑은 고딕" w:eastAsia="맑은 고딕" w:hAnsi="맑은 고딕"/>
+          <w:b/>
+          <w:bCs/>
+          <w:color w:val="000000"/>
+          <w:sz w:val="20"/>
+          <w:szCs w:val="20"/>
+        </w:rPr>
+        <w:t xml:space="preserve">-나레이션: </w:t>
+      </w:r>
+      <w:r>
+        <w:rPr>
+          <w:rFonts w:ascii="맑은 고딕" w:cs="맑은 고딕" w:eastAsia="맑은 고딕" w:hAnsi="맑은 고딕"/>
+          <w:b w:val="false"/>
+          <w:bCs w:val="false"/>
+          <w:color w:val="000000"/>
+          <w:sz w:val="20"/>
+          <w:szCs w:val="20"/>
+        </w:rPr>
+        <w:t xml:space="preserve">"이번에는 크게 밀었습니다. 29.5초. 1.1초가 늘었습니다. 공식에는 미는 폭이 들어 있지 않은데 값이 움직였습니다. 찾아보니 이 공식은 15도 안쪽으로 작게 흔들 때만 맞는 식이었습니다. 공식이 틀린 게 아니라 쓰는 범위가 있었습니다."</w:t>
+      </w:r>
+    </w:p>
+    <w:p>
+      <w:pPr>
+        <w:spacing w:after="30"/>
+        <w:ind w:left="200"/>
+      </w:pPr>
+      <w:r>
+        <w:rPr>
+          <w:rFonts w:ascii="맑은 고딕" w:cs="맑은 고딕" w:eastAsia="맑은 고딕" w:hAnsi="맑은 고딕"/>
+          <w:b/>
+          <w:bCs/>
+          <w:color w:val="000000"/>
+          <w:sz w:val="20"/>
+          <w:szCs w:val="20"/>
+        </w:rPr>
+        <w:t xml:space="preserve">-자막(10자 내외): </w:t>
+      </w:r>
+      <w:r>
+        <w:rPr>
+          <w:rFonts w:ascii="맑은 고딕" w:cs="맑은 고딕" w:eastAsia="맑은 고딕" w:hAnsi="맑은 고딕"/>
+          <w:b w:val="false"/>
+          <w:bCs w:val="false"/>
+          <w:color w:val="000000"/>
+          <w:sz w:val="20"/>
+          <w:szCs w:val="20"/>
+        </w:rPr>
+        <w:t xml:space="preserve">크게 밀면 29.5초 / 1.1초 늘었다 / 15도까지만 맞는 식</w:t>
+      </w:r>
+    </w:p>
+    <w:p>
+      <w:pPr>
+        <w:spacing w:after="40" w:before="100"/>
+      </w:pPr>
+      <w:r>
+        <w:rPr>
+          <w:rFonts w:ascii="맑은 고딕" w:cs="맑은 고딕" w:eastAsia="맑은 고딕" w:hAnsi="맑은 고딕"/>
+          <w:b/>
+          <w:bCs/>
+          <w:color w:val="000000"/>
+          <w:sz w:val="20"/>
+          <w:szCs w:val="20"/>
+        </w:rPr>
+        <w:t xml:space="preserve">[01:30 ~ 02:00] 전개부 3 (줄 길이를 바꾼다: 30초)</w:t>
+      </w:r>
+    </w:p>
+    <w:p>
+      <w:pPr>
+        <w:spacing w:after="30"/>
+        <w:ind w:left="200"/>
+      </w:pPr>
+      <w:r>
+        <w:rPr>
+          <w:rFonts w:ascii="맑은 고딕" w:cs="맑은 고딕" w:eastAsia="맑은 고딕" w:hAnsi="맑은 고딕"/>
+          <w:b/>
+          <w:bCs/>
+          <w:color w:val="000000"/>
+          <w:sz w:val="20"/>
+          <w:szCs w:val="20"/>
+        </w:rPr>
+        <w:t xml:space="preserve">-영상: </w:t>
+      </w:r>
+      <w:r>
+        <w:rPr>
+          <w:rFonts w:ascii="맑은 고딕" w:cs="맑은 고딕" w:eastAsia="맑은 고딕" w:hAnsi="맑은 고딕"/>
+          <w:b w:val="false"/>
+          <w:bCs w:val="false"/>
+          <w:color w:val="000000"/>
+          <w:sz w:val="20"/>
+          <w:szCs w:val="20"/>
+        </w:rPr>
+        <w:t xml:space="preserve">사슬을 손으로 짧게 쥐고 탑니다. 줄자로 매단 곳부터 무게중심까지를 재는 장면을 먼저 넣고, 다시 열 번 왕복을 잽니다.</w:t>
+      </w:r>
+    </w:p>
+    <w:p>
+      <w:pPr>
+        <w:spacing w:after="30"/>
+        <w:ind w:left="200"/>
+      </w:pPr>
+      <w:r>
+        <w:rPr>
+          <w:rFonts w:ascii="맑은 고딕" w:cs="맑은 고딕" w:eastAsia="맑은 고딕" w:hAnsi="맑은 고딕"/>
+          <w:b/>
+          <w:bCs/>
+          <w:color w:val="000000"/>
+          <w:sz w:val="20"/>
+          <w:szCs w:val="20"/>
+        </w:rPr>
+        <w:t xml:space="preserve">-나레이션: </w:t>
+      </w:r>
+      <w:r>
+        <w:rPr>
+          <w:rFonts w:ascii="맑은 고딕" w:cs="맑은 고딕" w:eastAsia="맑은 고딕" w:hAnsi="맑은 고딕"/>
+          <w:b w:val="false"/>
+          <w:bCs w:val="false"/>
+          <w:color w:val="000000"/>
+          <w:sz w:val="20"/>
+          <w:szCs w:val="20"/>
+        </w:rPr>
+        <w:t xml:space="preserve">"마지막으로 줄만 짧게 잡았습니다. 2.0미터에서 1.2미터로 줄였습니다. 22.0초. 6.4초가 줄었습니다. 세 가지 중에서 시간을 크게 움직인 것은 줄 길이 하나뿐이었습니다."</w:t>
+      </w:r>
+    </w:p>
+    <w:p>
+      <w:pPr>
+        <w:spacing w:after="30"/>
+        <w:ind w:left="200"/>
+      </w:pPr>
+      <w:r>
+        <w:rPr>
+          <w:rFonts w:ascii="맑은 고딕" w:cs="맑은 고딕" w:eastAsia="맑은 고딕" w:hAnsi="맑은 고딕"/>
+          <w:b/>
+          <w:bCs/>
+          <w:color w:val="000000"/>
+          <w:sz w:val="20"/>
+          <w:szCs w:val="20"/>
+        </w:rPr>
+        <w:t xml:space="preserve">-자막(10자 내외): </w:t>
+      </w:r>
+      <w:r>
+        <w:rPr>
+          <w:rFonts w:ascii="맑은 고딕" w:cs="맑은 고딕" w:eastAsia="맑은 고딕" w:hAnsi="맑은 고딕"/>
+          <w:b w:val="false"/>
+          <w:bCs w:val="false"/>
+          <w:color w:val="000000"/>
+          <w:sz w:val="20"/>
+          <w:szCs w:val="20"/>
+        </w:rPr>
+        <w:t xml:space="preserve">줄을 짧게 잡았다 / 22.0초 / 6.4초 줄었다</w:t>
+      </w:r>
+    </w:p>
+    <w:p>
+      <w:pPr>
+        <w:spacing w:after="40" w:before="100"/>
+      </w:pPr>
+      <w:r>
+        <w:rPr>
+          <w:rFonts w:ascii="맑은 고딕" w:cs="맑은 고딕" w:eastAsia="맑은 고딕" w:hAnsi="맑은 고딕"/>
+          <w:b/>
+          <w:bCs/>
+          <w:color w:val="000000"/>
+          <w:sz w:val="20"/>
+          <w:szCs w:val="20"/>
+        </w:rPr>
+        <w:t xml:space="preserve">[02:00 ~ 02:32] 심화부 (공식을 뒤집어 중력가속도 구하기: 32초)</w:t>
+      </w:r>
+    </w:p>
+    <w:p>
+      <w:pPr>
+        <w:spacing w:after="30"/>
+        <w:ind w:left="200"/>
+      </w:pPr>
+      <w:r>
+        <w:rPr>
+          <w:rFonts w:ascii="맑은 고딕" w:cs="맑은 고딕" w:eastAsia="맑은 고딕" w:hAnsi="맑은 고딕"/>
+          <w:b/>
+          <w:bCs/>
+          <w:color w:val="000000"/>
+          <w:sz w:val="20"/>
+          <w:szCs w:val="20"/>
+        </w:rPr>
+        <w:t xml:space="preserve">-영상: </w:t>
+      </w:r>
+      <w:r>
+        <w:rPr>
+          <w:rFonts w:ascii="맑은 고딕" w:cs="맑은 고딕" w:eastAsia="맑은 고딕" w:hAnsi="맑은 고딕"/>
+          <w:b w:val="false"/>
+          <w:bCs w:val="false"/>
+          <w:color w:val="000000"/>
+          <w:sz w:val="20"/>
+          <w:szCs w:val="20"/>
+        </w:rPr>
+        <w:t xml:space="preserve">세 조건의 측정값을 표와 막대그래프로 정리합니다. 이어서 주기 공식이 나타나고 g에 대해 정리되는 과정을 보여준 뒤, 잰 값을 대입합니다.</w:t>
+      </w:r>
+    </w:p>
+    <w:p>
+      <w:pPr>
+        <w:spacing w:after="30"/>
+        <w:ind w:left="200"/>
+      </w:pPr>
+      <w:r>
+        <w:rPr>
+          <w:rFonts w:ascii="맑은 고딕" w:cs="맑은 고딕" w:eastAsia="맑은 고딕" w:hAnsi="맑은 고딕"/>
+          <w:b/>
+          <w:bCs/>
+          <w:color w:val="000000"/>
+          <w:sz w:val="20"/>
+          <w:szCs w:val="20"/>
+        </w:rPr>
+        <w:t xml:space="preserve">-나레이션: </w:t>
+      </w:r>
+      <w:r>
+        <w:rPr>
+          <w:rFonts w:ascii="맑은 고딕" w:cs="맑은 고딕" w:eastAsia="맑은 고딕" w:hAnsi="맑은 고딕"/>
+          <w:b w:val="false"/>
+          <w:bCs w:val="false"/>
+          <w:color w:val="000000"/>
+          <w:sz w:val="20"/>
+          <w:szCs w:val="20"/>
+        </w:rPr>
+        <w:t xml:space="preserve">"주기를 정하는 것은 줄 길이 하나였습니다. 그러면 식을 뒤집을 수 있습니다. 중력가속도는 4파이제곱 곱하기 길이를 주기의 제곱으로 나눈 값입니다. 우리가 잰 2.0미터와 2.84초를 넣으면 9.79가 나옵니다. 교과서에 적힌 9.8입니다. 놀이터에서 줄자와 스톱워치만으로 나온 숫자입니다."</w:t>
+      </w:r>
+    </w:p>
+    <w:p>
+      <w:pPr>
+        <w:spacing w:after="30"/>
+        <w:ind w:left="200"/>
+      </w:pPr>
+      <w:r>
+        <w:rPr>
+          <w:rFonts w:ascii="맑은 고딕" w:cs="맑은 고딕" w:eastAsia="맑은 고딕" w:hAnsi="맑은 고딕"/>
+          <w:b/>
+          <w:bCs/>
+          <w:color w:val="000000"/>
+          <w:sz w:val="20"/>
+          <w:szCs w:val="20"/>
+        </w:rPr>
+        <w:t xml:space="preserve">-자막(10자 내외): </w:t>
+      </w:r>
+      <w:r>
+        <w:rPr>
+          <w:rFonts w:ascii="맑은 고딕" w:cs="맑은 고딕" w:eastAsia="맑은 고딕" w:hAnsi="맑은 고딕"/>
+          <w:b w:val="false"/>
+          <w:bCs w:val="false"/>
+          <w:color w:val="000000"/>
+          <w:sz w:val="20"/>
+          <w:szCs w:val="20"/>
+        </w:rPr>
+        <w:t xml:space="preserve">줄 길이만 남았다 / 식을 뒤집는다 / g = 9.79 / 교과서는 9.8</w:t>
+      </w:r>
+    </w:p>
+    <w:p>
+      <w:pPr>
+        <w:spacing w:after="40" w:before="100"/>
+      </w:pPr>
+      <w:r>
+        <w:rPr>
+          <w:rFonts w:ascii="맑은 고딕" w:cs="맑은 고딕" w:eastAsia="맑은 고딕" w:hAnsi="맑은 고딕"/>
+          <w:b/>
+          <w:bCs/>
+          <w:color w:val="000000"/>
+          <w:sz w:val="20"/>
+          <w:szCs w:val="20"/>
+        </w:rPr>
+        <w:t xml:space="preserve">[02:32 ~ 02:50] 결론 및 제언 (18초)</w:t>
+      </w:r>
+    </w:p>
+    <w:p>
+      <w:pPr>
+        <w:spacing w:after="30"/>
+        <w:ind w:left="200"/>
+      </w:pPr>
+      <w:r>
+        <w:rPr>
+          <w:rFonts w:ascii="맑은 고딕" w:cs="맑은 고딕" w:eastAsia="맑은 고딕" w:hAnsi="맑은 고딕"/>
+          <w:b/>
+          <w:bCs/>
+          <w:color w:val="000000"/>
+          <w:sz w:val="20"/>
+          <w:szCs w:val="20"/>
+        </w:rPr>
+        <w:t xml:space="preserve">-영상: </w:t>
+      </w:r>
+      <w:r>
+        <w:rPr>
+          <w:rFonts w:ascii="맑은 고딕" w:cs="맑은 고딕" w:eastAsia="맑은 고딕" w:hAnsi="맑은 고딕"/>
+          <w:b w:val="false"/>
+          <w:bCs w:val="false"/>
+          <w:color w:val="000000"/>
+          <w:sz w:val="20"/>
+          <w:szCs w:val="20"/>
+        </w:rPr>
+        <w:t xml:space="preserve">놀이터 전경. 시소와 미끄럼틀이 차례로 화면에 들어옵니다. 마지막에 다시 빈 그네가 흔들립니다.</w:t>
+      </w:r>
+    </w:p>
+    <w:p>
+      <w:pPr>
+        <w:spacing w:after="30"/>
+        <w:ind w:left="200"/>
+      </w:pPr>
+      <w:r>
+        <w:rPr>
+          <w:rFonts w:ascii="맑은 고딕" w:cs="맑은 고딕" w:eastAsia="맑은 고딕" w:hAnsi="맑은 고딕"/>
+          <w:b/>
+          <w:bCs/>
+          <w:color w:val="000000"/>
+          <w:sz w:val="20"/>
+          <w:szCs w:val="20"/>
+        </w:rPr>
+        <w:t xml:space="preserve">-나레이션: </w:t>
       </w:r>
       <w:r>
         <w:rPr>
@@ -643,6 +1167,34 @@
           <w:szCs w:val="20"/>
         </w:rPr>
         <w:t xml:space="preserve">"놀이터는 공식을 보고 만든 곳이 아닙니다. 그런데도 법칙이 그대로 들어 있었습니다. 시소에는 지레가, 미끄럼틀에는 마찰이 있습니다. 다음에는 그것을 재보려고 합니다."</w:t>
+      </w:r>
+    </w:p>
+    <w:p>
+      <w:pPr>
+        <w:spacing w:after="30"/>
+        <w:ind w:left="200"/>
+      </w:pPr>
+      <w:r>
+        <w:rPr>
+          <w:rFonts w:ascii="맑은 고딕" w:cs="맑은 고딕" w:eastAsia="맑은 고딕" w:hAnsi="맑은 고딕"/>
+          <w:b/>
+          <w:bCs/>
+          <w:color w:val="000000"/>
+          <w:sz w:val="20"/>
+          <w:szCs w:val="20"/>
+        </w:rPr>
+        <w:t xml:space="preserve">-자막(10자 내외): </w:t>
+      </w:r>
+      <w:r>
+        <w:rPr>
+          <w:rFonts w:ascii="맑은 고딕" w:cs="맑은 고딕" w:eastAsia="맑은 고딕" w:hAnsi="맑은 고딕"/>
+          <w:b w:val="false"/>
+          <w:bCs w:val="false"/>
+          <w:color w:val="000000"/>
+          <w:sz w:val="20"/>
+          <w:szCs w:val="20"/>
+        </w:rPr>
+        <w:t xml:space="preserve">놀이터에 다 있었다 / 다음은 시소</w:t>
       </w:r>
     </w:p>
     <w:p>
@@ -687,6 +1239,34 @@
           <w:szCs w:val="20"/>
         </w:rPr>
         <w:t xml:space="preserve">진자 실험은 보통 실험실에서 스탠드와 추로 합니다. 이 영상은 같은 실험을 놀이터에서 스톱워치와 줄자만으로 해냅니다. 특별한 도구가 있어야 과학을 할 수 있는 것은 아니라는 점을 보여줍니다.</w:t>
+      </w:r>
+    </w:p>
+    <w:p>
+      <w:pPr>
+        <w:spacing w:after="60"/>
+        <w:ind w:left="140" w:hanging="0"/>
+      </w:pPr>
+      <w:r>
+        <w:rPr>
+          <w:rFonts w:ascii="맑은 고딕" w:cs="맑은 고딕" w:eastAsia="맑은 고딕" w:hAnsi="맑은 고딕"/>
+          <w:b/>
+          <w:bCs/>
+          <w:color w:val="000000"/>
+          <w:sz w:val="20"/>
+          <w:szCs w:val="20"/>
+        </w:rPr>
+        <w:t xml:space="preserve"> 심사 기준과의 연결: </w:t>
+      </w:r>
+      <w:r>
+        <w:rPr>
+          <w:rFonts w:ascii="맑은 고딕" w:cs="맑은 고딕" w:eastAsia="맑은 고딕" w:hAnsi="맑은 고딕"/>
+          <w:b w:val="false"/>
+          <w:bCs w:val="false"/>
+          <w:color w:val="000000"/>
+          <w:sz w:val="20"/>
+          <w:szCs w:val="20"/>
+        </w:rPr>
+        <w:t xml:space="preserve">정확성 항목은 공식을 적어 두는 것으로는 채워지지 않고, 재고 계산하는 과정이 화면에 남을 때 채워집니다. 이 구성에는 예상, 측정, 어긋난 값, 그 이유, 다시 계산까지가 순서대로 들어갑니다. 특히 크게 밀었을 때 값이 달라진 장면은 탐구 과정을 그대로 보여주는 자리입니다. 창의성은 실험실 장비 없이 놀이터에서 해냈다는 점과 제작자가 직접 출연한다는 점으로 채웁니다.</w:t>
       </w:r>
     </w:p>
     <w:p>
@@ -741,7 +1321,7 @@
           <w:sz w:val="21"/>
           <w:szCs w:val="21"/>
         </w:rPr>
-        <w:t xml:space="preserve">열 걸음 옮겼더니 8도가 달라졌다 — 우리 동네 온도 지도 만들기</w:t>
+        <w:t xml:space="preserve">열 걸음 옮겼더니 21도가 달라졌다 — 우리 동네 온도 지도 만들기</w:t>
       </w:r>
     </w:p>
     <w:p>
@@ -819,6 +1399,34 @@
           <w:sz w:val="20"/>
           <w:szCs w:val="20"/>
         </w:rPr>
+        <w:t xml:space="preserve"> 촬영 전에 적어 둔 예상: </w:t>
+      </w:r>
+      <w:r>
+        <w:rPr>
+          <w:rFonts w:ascii="맑은 고딕" w:cs="맑은 고딕" w:eastAsia="맑은 고딕" w:hAnsi="맑은 고딕"/>
+          <w:b w:val="false"/>
+          <w:bCs w:val="false"/>
+          <w:color w:val="000000"/>
+          <w:sz w:val="20"/>
+          <w:szCs w:val="20"/>
+        </w:rPr>
+        <w:t xml:space="preserve">그늘이면 다 비슷하게 시원할 것이라고 생각했습니다. 햇빛을 막아 주는 것은 나무나 건물이나 마찬가지일 테니까요. 만약 나무 그늘이 건물 그림자보다 더 시원하다면, 그 차이만큼이 나무가 따로 하고 있는 일입니다. 이 영상은 그 차이를 재는 것을 목표로 합니다.</w:t>
+      </w:r>
+    </w:p>
+    <w:p>
+      <w:pPr>
+        <w:spacing w:after="60"/>
+        <w:ind w:left="140" w:hanging="0"/>
+      </w:pPr>
+      <w:r>
+        <w:rPr>
+          <w:rFonts w:ascii="맑은 고딕" w:cs="맑은 고딕" w:eastAsia="맑은 고딕" w:hAnsi="맑은 고딕"/>
+          <w:b/>
+          <w:bCs/>
+          <w:color w:val="000000"/>
+          <w:sz w:val="20"/>
+          <w:szCs w:val="20"/>
+        </w:rPr>
         <w:t xml:space="preserve"> 소통 목적: </w:t>
       </w:r>
       <w:r>
@@ -902,7 +1510,63 @@
           <w:sz w:val="20"/>
           <w:szCs w:val="20"/>
         </w:rPr>
-        <w:t xml:space="preserve">밝은 색 표면은 햇빛을 되돌려 보내고 어두운 표면은 흡수합니다. 아스팔트가 특히 뜨거운 이유입니다. 나무는 여기에 더해 잎에서 물을 내보내며 주변의 열을 가져갑니다. 그늘을 만드는 효과와 물이 증발하는 효과가 겹쳐 나무 아래가 가장 시원합니다.</w:t>
+        <w:t xml:space="preserve">밝은 색 표면은 햇빛을 되돌려 보내고 어두운 표면은 흡수합니다. 아스팔트가 특히 뜨거운 이유입니다. 나무는 여기에 더해 잎에서 물을 내보내며 주변의 열을 가져갑니다. 물이 수증기로 바뀔 때 열을 빼앗아 가기 때문입니다. 그늘을 만드는 효과와 물이 증발하는 효과가 겹쳐 나무 아래가 가장 시원합니다.</w:t>
+      </w:r>
+    </w:p>
+    <w:p>
+      <w:pPr>
+        <w:spacing w:after="60"/>
+        <w:ind w:left="140" w:hanging="0"/>
+      </w:pPr>
+      <w:r>
+        <w:rPr>
+          <w:rFonts w:ascii="맑은 고딕" w:cs="맑은 고딕" w:eastAsia="맑은 고딕" w:hAnsi="맑은 고딕"/>
+          <w:b/>
+          <w:bCs/>
+          <w:color w:val="000000"/>
+          <w:sz w:val="20"/>
+          <w:szCs w:val="20"/>
+        </w:rPr>
+        <w:t xml:space="preserve"> 표면 온도와 기온은 다르다: </w:t>
+      </w:r>
+      <w:r>
+        <w:rPr>
+          <w:rFonts w:ascii="맑은 고딕" w:cs="맑은 고딕" w:eastAsia="맑은 고딕" w:hAnsi="맑은 고딕"/>
+          <w:b w:val="false"/>
+          <w:bCs w:val="false"/>
+          <w:color w:val="000000"/>
+          <w:sz w:val="20"/>
+          <w:szCs w:val="20"/>
+        </w:rPr>
+        <w:t xml:space="preserve">적외선 온도계가 재는 것은 공기의 온도가 아니라 겨눈 자리의 표면 온도입니다. 한여름 기온이 33도일 때 아스팔트 표면은 50도를 넘습니다. 영상에서도 기온이 아니라 바닥 온도라고 분명히 말해야 합니다. 이 구분을 빼면 숫자 자체가 틀린 것이 됩니다.</w:t>
+      </w:r>
+    </w:p>
+    <w:p>
+      <w:pPr>
+        <w:spacing w:after="60"/>
+        <w:ind w:left="140" w:hanging="0"/>
+      </w:pPr>
+      <w:r>
+        <w:rPr>
+          <w:rFonts w:ascii="맑은 고딕" w:cs="맑은 고딕" w:eastAsia="맑은 고딕" w:hAnsi="맑은 고딕"/>
+          <w:b/>
+          <w:bCs/>
+          <w:color w:val="000000"/>
+          <w:sz w:val="20"/>
+          <w:szCs w:val="20"/>
+        </w:rPr>
+        <w:t xml:space="preserve"> 같은 재질에서 그늘만 바꾸기: </w:t>
+      </w:r>
+      <w:r>
+        <w:rPr>
+          <w:rFonts w:ascii="맑은 고딕" w:cs="맑은 고딕" w:eastAsia="맑은 고딕" w:hAnsi="맑은 고딕"/>
+          <w:b w:val="false"/>
+          <w:bCs w:val="false"/>
+          <w:color w:val="000000"/>
+          <w:sz w:val="20"/>
+          <w:szCs w:val="20"/>
+        </w:rPr>
+        <w:t xml:space="preserve">나무 그늘과 건물 그림자를 그냥 비교하면 바닥 재질이 달라서 무엇 때문에 차이가 났는지 알 수 없습니다. 그래서 같은 보도블록 위에서 나무 그늘과 건물 그림자를 각각 잽니다. 둘 다 직사광선은 막혔으니, 남는 차이는 나무가 하는 일입니다. 예상되는 크기는 2도에서 4도 사이입니다.</w:t>
       </w:r>
     </w:p>
     <w:p>
@@ -930,7 +1594,7 @@
           <w:sz w:val="20"/>
           <w:szCs w:val="20"/>
         </w:rPr>
-        <w:t xml:space="preserve">온도는 시간에 따라 계속 변하므로 모든 지점을 같은 시간대에 재야 비교가 됩니다. 30분 안에 다 도는 경로를 미리 정하고, 지점마다 세 번씩 재서 평균을 씁니다.</w:t>
+        <w:t xml:space="preserve">온도는 시간에 따라 계속 변하므로 모든 지점을 30분 안에 다 돌아야 비교가 됩니다. 지점마다 세 번씩 재서 평균을 쓰고, 온도계는 바닥에서 10센티미터 거리에 같게 둡니다. 건물 그림자는 조금 전까지 햇빛을 받고 있었을 수 있으므로, 그늘이 언제부터 졌는지도 함께 적어 둡니다.</w:t>
       </w:r>
     </w:p>
     <w:p>
@@ -974,7 +1638,7 @@
           <w:sz w:val="20"/>
           <w:szCs w:val="20"/>
         </w:rPr>
-        <w:t xml:space="preserve">동네를 걸으며 재는 현장 촬영을 중심으로 하고, 결과를 정리하는 부분에 직접 그린 지도와 그래프를 넣습니다. FHD 1920x1080, mp4 형식, 3분 이내.</w:t>
+        <w:t xml:space="preserve">동네를 걸으며 재는 현장 촬영을 중심으로 하고, 결과를 정리하는 부분에 직접 그린 지도와 그래프를 넣습니다. FHD 1920x1080, mp4, 2분 50초를 목표로 만듭니다.</w:t>
       </w:r>
     </w:p>
     <w:p>
@@ -1002,7 +1666,35 @@
           <w:sz w:val="20"/>
           <w:szCs w:val="20"/>
         </w:rPr>
-        <w:t xml:space="preserve">학생이 온도계를 들고 직접 재며 걷습니다. 측정값이 온도계 화면에 뜨는 순간을 가까이 찍어, 숫자가 실제로 잰 값임을 보여줍니다. 동네 지도는 종이에 직접 그립니다.</w:t>
+        <w:t xml:space="preserve">학생이 온도계를 들고 직접 재며 걷습니다. 측정값이 온도계 화면에 뜨는 순간을 가까이 찍어, 숫자가 실제로 잰 값임을 보여줍니다. 얼굴과 손이 화면에 남도록 찍어 직접 출연 추가점을 받습니다.</w:t>
+      </w:r>
+    </w:p>
+    <w:p>
+      <w:pPr>
+        <w:spacing w:after="60"/>
+        <w:ind w:left="140" w:hanging="0"/>
+      </w:pPr>
+      <w:r>
+        <w:rPr>
+          <w:rFonts w:ascii="맑은 고딕" w:cs="맑은 고딕" w:eastAsia="맑은 고딕" w:hAnsi="맑은 고딕"/>
+          <w:b/>
+          <w:bCs/>
+          <w:color w:val="000000"/>
+          <w:sz w:val="20"/>
+          <w:szCs w:val="20"/>
+        </w:rPr>
+        <w:t xml:space="preserve"> 지도 만들기: </w:t>
+      </w:r>
+      <w:r>
+        <w:rPr>
+          <w:rFonts w:ascii="맑은 고딕" w:cs="맑은 고딕" w:eastAsia="맑은 고딕" w:hAnsi="맑은 고딕"/>
+          <w:b w:val="false"/>
+          <w:bCs w:val="false"/>
+          <w:color w:val="000000"/>
+          <w:sz w:val="20"/>
+          <w:szCs w:val="20"/>
+        </w:rPr>
+        <w:t xml:space="preserve">동네 지도는 종이에 직접 그립니다. 인터넷 지도를 캡처해 쓰면 저작권 문제가 생기므로 쓰지 않습니다. 잰 값에 따라 붉은색에서 푸른색까지 색연필로 칠하고, 칠해지는 과정을 위에서 찍어 빠르게 돌립니다.</w:t>
       </w:r>
     </w:p>
     <w:p>
@@ -1047,18 +1739,46 @@
           <w:sz w:val="20"/>
           <w:szCs w:val="20"/>
         </w:rPr>
-        <w:t xml:space="preserve"> 준비물: </w:t>
-      </w:r>
-      <w:r>
-        <w:rPr>
-          <w:rFonts w:ascii="맑은 고딕" w:cs="맑은 고딕" w:eastAsia="맑은 고딕" w:hAnsi="맑은 고딕"/>
-          <w:b w:val="false"/>
-          <w:bCs w:val="false"/>
-          <w:color w:val="000000"/>
-          <w:sz w:val="20"/>
-          <w:szCs w:val="20"/>
-        </w:rPr>
-        <w:t xml:space="preserve">비접촉 적외선 온도계(문구점이나 생활용품점에서 구할 수 있습니다), 스마트폰, 종이와 색연필. 촬영은 맑은 날 오후 두 시 무렵 한 번이면 됩니다.</w:t>
+        <w:t xml:space="preserve"> 준비물과 일정: </w:t>
+      </w:r>
+      <w:r>
+        <w:rPr>
+          <w:rFonts w:ascii="맑은 고딕" w:cs="맑은 고딕" w:eastAsia="맑은 고딕" w:hAnsi="맑은 고딕"/>
+          <w:b w:val="false"/>
+          <w:bCs w:val="false"/>
+          <w:color w:val="000000"/>
+          <w:sz w:val="20"/>
+          <w:szCs w:val="20"/>
+        </w:rPr>
+        <w:t xml:space="preserve">비접촉 적외선 온도계, 스마트폰, 종이와 색연필, 측정값을 적을 표. 온도계는 인터넷이나 생활용품점에서 2만 원에서 4만 원 사이에 구할 수 있습니다. 촬영은 맑은 날 오후 두 시 무렵 두 시간이면 됩니다.</w:t>
+      </w:r>
+    </w:p>
+    <w:p>
+      <w:pPr>
+        <w:spacing w:after="60"/>
+        <w:ind w:left="140" w:hanging="0"/>
+      </w:pPr>
+      <w:r>
+        <w:rPr>
+          <w:rFonts w:ascii="맑은 고딕" w:cs="맑은 고딕" w:eastAsia="맑은 고딕" w:hAnsi="맑은 고딕"/>
+          <w:b/>
+          <w:bCs/>
+          <w:color w:val="000000"/>
+          <w:sz w:val="20"/>
+          <w:szCs w:val="20"/>
+        </w:rPr>
+        <w:t xml:space="preserve"> 날씨가 받쳐 주지 않을 경우: </w:t>
+      </w:r>
+      <w:r>
+        <w:rPr>
+          <w:rFonts w:ascii="맑은 고딕" w:cs="맑은 고딕" w:eastAsia="맑은 고딕" w:hAnsi="맑은 고딕"/>
+          <w:b w:val="false"/>
+          <w:bCs w:val="false"/>
+          <w:color w:val="000000"/>
+          <w:sz w:val="20"/>
+          <w:szCs w:val="20"/>
+        </w:rPr>
+        <w:t xml:space="preserve">흐린 날에는 표면 온도 차이가 거의 나지 않아 촬영 자체가 성립하지 않습니다. 예보를 보고 맑은 날을 잡되, 예비 날짜를 하루 더 잡아 둡니다. 이 점이 세 안 가운데 유일하게 날씨에 걸리는 부분입니다. 콘티에 적은 온도는 한여름 맑은 날을 기준으로 잡은 예상값입니다. 촬영한 뒤 실제로 잰 값으로 바꿔 넣습니다.</w:t>
       </w:r>
     </w:p>
     <w:p>
@@ -1090,7 +1810,7 @@
           <w:sz w:val="20"/>
           <w:szCs w:val="20"/>
         </w:rPr>
-        <w:t xml:space="preserve">[00:00 ~ 00:30] 도입부 (문제 제기: 30초)</w:t>
+        <w:t xml:space="preserve">[00:00 ~ 00:10] 첫 화면 (제목과 학교명: 10초)</w:t>
       </w:r>
     </w:p>
     <w:p>
@@ -1118,35 +1838,63 @@
           <w:sz w:val="20"/>
           <w:szCs w:val="20"/>
         </w:rPr>
-        <w:t xml:space="preserve">한낮의 아스팔트 도로. 학생이 걷다가 나무 그늘로 들어섭니다. 표정이 풀리는 순간을 가까이 잡습니다.</w:t>
-      </w:r>
-    </w:p>
-    <w:p>
-      <w:pPr>
-        <w:spacing w:after="40"/>
-        <w:ind w:left="200"/>
-      </w:pPr>
-      <w:r>
-        <w:rPr>
-          <w:rFonts w:ascii="맑은 고딕" w:cs="맑은 고딕" w:eastAsia="맑은 고딕" w:hAnsi="맑은 고딕"/>
-          <w:b/>
-          <w:bCs/>
-          <w:color w:val="000000"/>
-          <w:sz w:val="20"/>
-          <w:szCs w:val="20"/>
-        </w:rPr>
-        <w:t xml:space="preserve">-나레이션/자막: </w:t>
-      </w:r>
-      <w:r>
-        <w:rPr>
-          <w:rFonts w:ascii="맑은 고딕" w:cs="맑은 고딕" w:eastAsia="맑은 고딕" w:hAnsi="맑은 고딕"/>
-          <w:b w:val="false"/>
-          <w:bCs w:val="false"/>
-          <w:color w:val="000000"/>
-          <w:sz w:val="20"/>
-          <w:szCs w:val="20"/>
-        </w:rPr>
-        <w:t xml:space="preserve">"여기서 저기까지, 열 걸음도 안 됩니다. 그런데 완전히 다른 곳에 온 것 같습니다. 실제로 몇 도나 차이가 날까요?"</w:t>
+        <w:t xml:space="preserve">한낮의 빈 아스팔트 도로 위로 아지랑이가 오르는 장면. 그 위에 제목과 학교명이 뜹니다.</w:t>
+      </w:r>
+    </w:p>
+    <w:p>
+      <w:pPr>
+        <w:spacing w:after="30"/>
+        <w:ind w:left="200"/>
+      </w:pPr>
+      <w:r>
+        <w:rPr>
+          <w:rFonts w:ascii="맑은 고딕" w:cs="맑은 고딕" w:eastAsia="맑은 고딕" w:hAnsi="맑은 고딕"/>
+          <w:b/>
+          <w:bCs/>
+          <w:color w:val="000000"/>
+          <w:sz w:val="20"/>
+          <w:szCs w:val="20"/>
+        </w:rPr>
+        <w:t xml:space="preserve">-나레이션: </w:t>
+      </w:r>
+      <w:r>
+        <w:rPr>
+          <w:rFonts w:ascii="맑은 고딕" w:cs="맑은 고딕" w:eastAsia="맑은 고딕" w:hAnsi="맑은 고딕"/>
+          <w:b w:val="false"/>
+          <w:bCs w:val="false"/>
+          <w:color w:val="000000"/>
+          <w:sz w:val="20"/>
+          <w:szCs w:val="20"/>
+        </w:rPr>
+        <w:t xml:space="preserve">(나레이션 없음. 배경음악만 깔립니다.)</w:t>
+      </w:r>
+    </w:p>
+    <w:p>
+      <w:pPr>
+        <w:spacing w:after="30"/>
+        <w:ind w:left="200"/>
+      </w:pPr>
+      <w:r>
+        <w:rPr>
+          <w:rFonts w:ascii="맑은 고딕" w:cs="맑은 고딕" w:eastAsia="맑은 고딕" w:hAnsi="맑은 고딕"/>
+          <w:b/>
+          <w:bCs/>
+          <w:color w:val="000000"/>
+          <w:sz w:val="20"/>
+          <w:szCs w:val="20"/>
+        </w:rPr>
+        <w:t xml:space="preserve">-자막(10자 내외): </w:t>
+      </w:r>
+      <w:r>
+        <w:rPr>
+          <w:rFonts w:ascii="맑은 고딕" w:cs="맑은 고딕" w:eastAsia="맑은 고딕" w:hAnsi="맑은 고딕"/>
+          <w:b w:val="false"/>
+          <w:bCs w:val="false"/>
+          <w:color w:val="000000"/>
+          <w:sz w:val="20"/>
+          <w:szCs w:val="20"/>
+        </w:rPr>
+        <w:t xml:space="preserve">제목과 학교명 (요강에 따른 필수 화면)</w:t>
       </w:r>
     </w:p>
     <w:p>
@@ -1162,7 +1910,7 @@
           <w:sz w:val="20"/>
           <w:szCs w:val="20"/>
         </w:rPr>
-        <w:t xml:space="preserve">[00:30 ~ 01:40] 전개부 (지점별 측정: 70초)</w:t>
+        <w:t xml:space="preserve">[00:10 ~ 00:35] 도입부 (문제 제기: 25초)</w:t>
       </w:r>
     </w:p>
     <w:p>
@@ -1190,35 +1938,63 @@
           <w:sz w:val="20"/>
           <w:szCs w:val="20"/>
         </w:rPr>
-        <w:t xml:space="preserve">다섯 지점을 차례로 돕니다. 아스팔트 도로, 보도블록, 잔디밭, 나무 그늘, 건물 그림자. 온도계 화면을 매번 가까이 찍고 지점마다 세 번씩 잽니다.</w:t>
-      </w:r>
-    </w:p>
-    <w:p>
-      <w:pPr>
-        <w:spacing w:after="40"/>
-        <w:ind w:left="200"/>
-      </w:pPr>
-      <w:r>
-        <w:rPr>
-          <w:rFonts w:ascii="맑은 고딕" w:cs="맑은 고딕" w:eastAsia="맑은 고딕" w:hAnsi="맑은 고딕"/>
-          <w:b/>
-          <w:bCs/>
-          <w:color w:val="000000"/>
-          <w:sz w:val="20"/>
-          <w:szCs w:val="20"/>
-        </w:rPr>
-        <w:t xml:space="preserve">-나레이션/자막: </w:t>
-      </w:r>
-      <w:r>
-        <w:rPr>
-          <w:rFonts w:ascii="맑은 고딕" w:cs="맑은 고딕" w:eastAsia="맑은 고딕" w:hAnsi="맑은 고딕"/>
-          <w:b w:val="false"/>
-          <w:bCs w:val="false"/>
-          <w:color w:val="000000"/>
-          <w:sz w:val="20"/>
-          <w:szCs w:val="20"/>
-        </w:rPr>
-        <w:t xml:space="preserve">"아스팔트 51도. 보도블록 44도. 잔디밭 36도. 나무 그늘 33도. 같은 시각, 같은 동네입니다."</w:t>
+        <w:t xml:space="preserve">한낮의 아스팔트 도로. 학생이 걷다가 나무 그늘로 들어섭니다. 표정이 풀리는 순간을 가까이 잡고, 걸음 수를 자막으로 셉니다.</w:t>
+      </w:r>
+    </w:p>
+    <w:p>
+      <w:pPr>
+        <w:spacing w:after="30"/>
+        <w:ind w:left="200"/>
+      </w:pPr>
+      <w:r>
+        <w:rPr>
+          <w:rFonts w:ascii="맑은 고딕" w:cs="맑은 고딕" w:eastAsia="맑은 고딕" w:hAnsi="맑은 고딕"/>
+          <w:b/>
+          <w:bCs/>
+          <w:color w:val="000000"/>
+          <w:sz w:val="20"/>
+          <w:szCs w:val="20"/>
+        </w:rPr>
+        <w:t xml:space="preserve">-나레이션: </w:t>
+      </w:r>
+      <w:r>
+        <w:rPr>
+          <w:rFonts w:ascii="맑은 고딕" w:cs="맑은 고딕" w:eastAsia="맑은 고딕" w:hAnsi="맑은 고딕"/>
+          <w:b w:val="false"/>
+          <w:bCs w:val="false"/>
+          <w:color w:val="000000"/>
+          <w:sz w:val="20"/>
+          <w:szCs w:val="20"/>
+        </w:rPr>
+        <w:t xml:space="preserve">"여기서 저기까지, 열 걸음도 안 됩니다. 그런데 완전히 다른 곳에 온 것 같습니다. 실제로 몇 도나 차이가 날까요. 그리고 그늘이면 다 같은 그늘일까요."</w:t>
+      </w:r>
+    </w:p>
+    <w:p>
+      <w:pPr>
+        <w:spacing w:after="30"/>
+        <w:ind w:left="200"/>
+      </w:pPr>
+      <w:r>
+        <w:rPr>
+          <w:rFonts w:ascii="맑은 고딕" w:cs="맑은 고딕" w:eastAsia="맑은 고딕" w:hAnsi="맑은 고딕"/>
+          <w:b/>
+          <w:bCs/>
+          <w:color w:val="000000"/>
+          <w:sz w:val="20"/>
+          <w:szCs w:val="20"/>
+        </w:rPr>
+        <w:t xml:space="preserve">-자막(10자 내외): </w:t>
+      </w:r>
+      <w:r>
+        <w:rPr>
+          <w:rFonts w:ascii="맑은 고딕" w:cs="맑은 고딕" w:eastAsia="맑은 고딕" w:hAnsi="맑은 고딕"/>
+          <w:b w:val="false"/>
+          <w:bCs w:val="false"/>
+          <w:color w:val="000000"/>
+          <w:sz w:val="20"/>
+          <w:szCs w:val="20"/>
+        </w:rPr>
+        <w:t xml:space="preserve">열 걸음 차이 / 몇 도나 다를까 / 그늘은 다 같을까</w:t>
       </w:r>
     </w:p>
     <w:p>
@@ -1234,7 +2010,7 @@
           <w:sz w:val="20"/>
           <w:szCs w:val="20"/>
         </w:rPr>
-        <w:t xml:space="preserve">[01:40 ~ 02:30] 심화부 (지도와 원인: 50초)</w:t>
+        <w:t xml:space="preserve">[00:35 ~ 01:20] 전개부 (일곱 지점 측정: 45초)</w:t>
       </w:r>
     </w:p>
     <w:p>
@@ -1262,35 +2038,63 @@
           <w:sz w:val="20"/>
           <w:szCs w:val="20"/>
         </w:rPr>
-        <w:t xml:space="preserve">직접 그린 동네 지도에 측정값을 색으로 칠합니다. 붉은색에서 푸른색으로 이어지는 열 지도가 완성됩니다. 이어서 아스팔트가 열을 붙잡는 구조를 간단한 그림으로 설명합니다.</w:t>
-      </w:r>
-    </w:p>
-    <w:p>
-      <w:pPr>
-        <w:spacing w:after="40"/>
-        <w:ind w:left="200"/>
-      </w:pPr>
-      <w:r>
-        <w:rPr>
-          <w:rFonts w:ascii="맑은 고딕" w:cs="맑은 고딕" w:eastAsia="맑은 고딕" w:hAnsi="맑은 고딕"/>
-          <w:b/>
-          <w:bCs/>
-          <w:color w:val="000000"/>
-          <w:sz w:val="20"/>
-          <w:szCs w:val="20"/>
-        </w:rPr>
-        <w:t xml:space="preserve">-나레이션/자막: </w:t>
-      </w:r>
-      <w:r>
-        <w:rPr>
-          <w:rFonts w:ascii="맑은 고딕" w:cs="맑은 고딕" w:eastAsia="맑은 고딕" w:hAnsi="맑은 고딕"/>
-          <w:b w:val="false"/>
-          <w:bCs w:val="false"/>
-          <w:color w:val="000000"/>
-          <w:sz w:val="20"/>
-          <w:szCs w:val="20"/>
-        </w:rPr>
-        <w:t xml:space="preserve">"가장 뜨거운 곳과 가장 시원한 곳의 차이는 18도였습니다. 어두운 아스팔트는 햇빛을 그대로 삼킵니다. 나무는 그늘을 만들고, 잎에서 물을 내보내며 열을 가져갑니다."</w:t>
+        <w:t xml:space="preserve">일곱 지점을 차례로 돕니다. 아스팔트 햇빛, 아스팔트 건물 그림자, 보도블록 햇빛, 보도블록 건물 그림자, 보도블록 나무 그늘, 잔디 햇빛, 나무 아래 흙. 온도계 화면을 매번 가까이 찍고 지점마다 세 번씩 잽니다.</w:t>
+      </w:r>
+    </w:p>
+    <w:p>
+      <w:pPr>
+        <w:spacing w:after="30"/>
+        <w:ind w:left="200"/>
+      </w:pPr>
+      <w:r>
+        <w:rPr>
+          <w:rFonts w:ascii="맑은 고딕" w:cs="맑은 고딕" w:eastAsia="맑은 고딕" w:hAnsi="맑은 고딕"/>
+          <w:b/>
+          <w:bCs/>
+          <w:color w:val="000000"/>
+          <w:sz w:val="20"/>
+          <w:szCs w:val="20"/>
+        </w:rPr>
+        <w:t xml:space="preserve">-나레이션: </w:t>
+      </w:r>
+      <w:r>
+        <w:rPr>
+          <w:rFonts w:ascii="맑은 고딕" w:cs="맑은 고딕" w:eastAsia="맑은 고딕" w:hAnsi="맑은 고딕"/>
+          <w:b w:val="false"/>
+          <w:bCs w:val="false"/>
+          <w:color w:val="000000"/>
+          <w:sz w:val="20"/>
+          <w:szCs w:val="20"/>
+        </w:rPr>
+        <w:t xml:space="preserve">"재는 것은 기온이 아니라 바닥 온도입니다. 아스팔트 51도. 보도블록 46도. 잔디밭 36도. 나무 아래 흙 30도. 같은 시각, 같은 동네입니다. 가장 뜨거운 곳과 가장 시원한 곳이 21도 차이가 났습니다."</w:t>
+      </w:r>
+    </w:p>
+    <w:p>
+      <w:pPr>
+        <w:spacing w:after="30"/>
+        <w:ind w:left="200"/>
+      </w:pPr>
+      <w:r>
+        <w:rPr>
+          <w:rFonts w:ascii="맑은 고딕" w:cs="맑은 고딕" w:eastAsia="맑은 고딕" w:hAnsi="맑은 고딕"/>
+          <w:b/>
+          <w:bCs/>
+          <w:color w:val="000000"/>
+          <w:sz w:val="20"/>
+          <w:szCs w:val="20"/>
+        </w:rPr>
+        <w:t xml:space="preserve">-자막(10자 내외): </w:t>
+      </w:r>
+      <w:r>
+        <w:rPr>
+          <w:rFonts w:ascii="맑은 고딕" w:cs="맑은 고딕" w:eastAsia="맑은 고딕" w:hAnsi="맑은 고딕"/>
+          <w:b w:val="false"/>
+          <w:bCs w:val="false"/>
+          <w:color w:val="000000"/>
+          <w:sz w:val="20"/>
+          <w:szCs w:val="20"/>
+        </w:rPr>
+        <w:t xml:space="preserve">기온 아닌 바닥 온도 / 아스팔트 51도 / 잔디밭 36도 / 나무 아래 30도 / 21도 차이</w:t>
       </w:r>
     </w:p>
     <w:p>
@@ -1306,7 +2110,7 @@
           <w:sz w:val="20"/>
           <w:szCs w:val="20"/>
         </w:rPr>
-        <w:t xml:space="preserve">[02:30 ~ 03:00] 결론 및 제언 (30초)</w:t>
+        <w:t xml:space="preserve">[01:20 ~ 01:50] 심화부 1 (그늘을 두 가지로 나눈다: 30초)</w:t>
       </w:r>
     </w:p>
     <w:p>
@@ -1334,35 +2138,363 @@
           <w:sz w:val="20"/>
           <w:szCs w:val="20"/>
         </w:rPr>
-        <w:t xml:space="preserve">학교 운동장이나 동네에서 나무가 없는 넓은 자리를 비춥니다. 그 위에 나무를 그려 넣습니다.</w:t>
-      </w:r>
-    </w:p>
-    <w:p>
-      <w:pPr>
-        <w:spacing w:after="40"/>
-        <w:ind w:left="200"/>
-      </w:pPr>
-      <w:r>
-        <w:rPr>
-          <w:rFonts w:ascii="맑은 고딕" w:cs="맑은 고딕" w:eastAsia="맑은 고딕" w:hAnsi="맑은 고딕"/>
-          <w:b/>
-          <w:bCs/>
-          <w:color w:val="000000"/>
-          <w:sz w:val="20"/>
-          <w:szCs w:val="20"/>
-        </w:rPr>
-        <w:t xml:space="preserve">-나레이션/자막: </w:t>
-      </w:r>
-      <w:r>
-        <w:rPr>
-          <w:rFonts w:ascii="맑은 고딕" w:cs="맑은 고딕" w:eastAsia="맑은 고딕" w:hAnsi="맑은 고딕"/>
-          <w:b w:val="false"/>
-          <w:bCs w:val="false"/>
-          <w:color w:val="000000"/>
-          <w:sz w:val="20"/>
-          <w:szCs w:val="20"/>
-        </w:rPr>
-        <w:t xml:space="preserve">"나무 한 그루가 만든 차이가 3도였습니다. 우리 학교 운동장 가장자리에 나무를 심으면 여름이 조금은 견딜 만해지지 않을까요."</w:t>
+        <w:t xml:space="preserve">같은 보도블록 위에서 건물 그림자와 나무 그늘을 나란히 잽니다. 두 지점이 한 화면에 들어오도록 찍고, 두 숫자를 화면 좌우에 띄웁니다.</w:t>
+      </w:r>
+    </w:p>
+    <w:p>
+      <w:pPr>
+        <w:spacing w:after="30"/>
+        <w:ind w:left="200"/>
+      </w:pPr>
+      <w:r>
+        <w:rPr>
+          <w:rFonts w:ascii="맑은 고딕" w:cs="맑은 고딕" w:eastAsia="맑은 고딕" w:hAnsi="맑은 고딕"/>
+          <w:b/>
+          <w:bCs/>
+          <w:color w:val="000000"/>
+          <w:sz w:val="20"/>
+          <w:szCs w:val="20"/>
+        </w:rPr>
+        <w:t xml:space="preserve">-나레이션: </w:t>
+      </w:r>
+      <w:r>
+        <w:rPr>
+          <w:rFonts w:ascii="맑은 고딕" w:cs="맑은 고딕" w:eastAsia="맑은 고딕" w:hAnsi="맑은 고딕"/>
+          <w:b w:val="false"/>
+          <w:bCs w:val="false"/>
+          <w:color w:val="000000"/>
+          <w:sz w:val="20"/>
+          <w:szCs w:val="20"/>
+        </w:rPr>
+        <w:t xml:space="preserve">"그늘이면 다 같을 줄 알았는데 아니었습니다. 같은 보도블록인데 건물 그림자는 37도, 나무 그늘은 33도였습니다. 둘 다 햇빛은 막혔습니다. 그러면 남은 4도는 그늘로는 설명이 안 되는 몫, 나무만 따로 하고 있는 일입니다. 나무는 잎에서 물을 내보내는데, 물이 마르면서 열을 가져갑니다."</w:t>
+      </w:r>
+    </w:p>
+    <w:p>
+      <w:pPr>
+        <w:spacing w:after="30"/>
+        <w:ind w:left="200"/>
+      </w:pPr>
+      <w:r>
+        <w:rPr>
+          <w:rFonts w:ascii="맑은 고딕" w:cs="맑은 고딕" w:eastAsia="맑은 고딕" w:hAnsi="맑은 고딕"/>
+          <w:b/>
+          <w:bCs/>
+          <w:color w:val="000000"/>
+          <w:sz w:val="20"/>
+          <w:szCs w:val="20"/>
+        </w:rPr>
+        <w:t xml:space="preserve">-자막(10자 내외): </w:t>
+      </w:r>
+      <w:r>
+        <w:rPr>
+          <w:rFonts w:ascii="맑은 고딕" w:cs="맑은 고딕" w:eastAsia="맑은 고딕" w:hAnsi="맑은 고딕"/>
+          <w:b w:val="false"/>
+          <w:bCs w:val="false"/>
+          <w:color w:val="000000"/>
+          <w:sz w:val="20"/>
+          <w:szCs w:val="20"/>
+        </w:rPr>
+        <w:t xml:space="preserve">같은 보도블록 / 건물 그늘 37도 / 나무 그늘 33도 / 4도는 나무 몫 / 잎이 물을 내보낸다</w:t>
+      </w:r>
+    </w:p>
+    <w:p>
+      <w:pPr>
+        <w:spacing w:after="40" w:before="100"/>
+      </w:pPr>
+      <w:r>
+        <w:rPr>
+          <w:rFonts w:ascii="맑은 고딕" w:cs="맑은 고딕" w:eastAsia="맑은 고딕" w:hAnsi="맑은 고딕"/>
+          <w:b/>
+          <w:bCs/>
+          <w:color w:val="000000"/>
+          <w:sz w:val="20"/>
+          <w:szCs w:val="20"/>
+        </w:rPr>
+        <w:t xml:space="preserve">[01:50 ~ 02:20] 심화부 2 (지도로 옮기기: 30초)</w:t>
+      </w:r>
+    </w:p>
+    <w:p>
+      <w:pPr>
+        <w:spacing w:after="30"/>
+        <w:ind w:left="200"/>
+      </w:pPr>
+      <w:r>
+        <w:rPr>
+          <w:rFonts w:ascii="맑은 고딕" w:cs="맑은 고딕" w:eastAsia="맑은 고딕" w:hAnsi="맑은 고딕"/>
+          <w:b/>
+          <w:bCs/>
+          <w:color w:val="000000"/>
+          <w:sz w:val="20"/>
+          <w:szCs w:val="20"/>
+        </w:rPr>
+        <w:t xml:space="preserve">-영상: </w:t>
+      </w:r>
+      <w:r>
+        <w:rPr>
+          <w:rFonts w:ascii="맑은 고딕" w:cs="맑은 고딕" w:eastAsia="맑은 고딕" w:hAnsi="맑은 고딕"/>
+          <w:b w:val="false"/>
+          <w:bCs w:val="false"/>
+          <w:color w:val="000000"/>
+          <w:sz w:val="20"/>
+          <w:szCs w:val="20"/>
+        </w:rPr>
+        <w:t xml:space="preserve">직접 그린 동네 지도에 측정값을 색으로 칠합니다. 붉은색에서 푸른색으로 이어지는 열 지도가 완성되는 과정을 위에서 찍어 빠르게 돌립니다. 나레이션 없이 음악만 깝니다.</w:t>
+      </w:r>
+    </w:p>
+    <w:p>
+      <w:pPr>
+        <w:spacing w:after="30"/>
+        <w:ind w:left="200"/>
+      </w:pPr>
+      <w:r>
+        <w:rPr>
+          <w:rFonts w:ascii="맑은 고딕" w:cs="맑은 고딕" w:eastAsia="맑은 고딕" w:hAnsi="맑은 고딕"/>
+          <w:b/>
+          <w:bCs/>
+          <w:color w:val="000000"/>
+          <w:sz w:val="20"/>
+          <w:szCs w:val="20"/>
+        </w:rPr>
+        <w:t xml:space="preserve">-나레이션: </w:t>
+      </w:r>
+      <w:r>
+        <w:rPr>
+          <w:rFonts w:ascii="맑은 고딕" w:cs="맑은 고딕" w:eastAsia="맑은 고딕" w:hAnsi="맑은 고딕"/>
+          <w:b w:val="false"/>
+          <w:bCs w:val="false"/>
+          <w:color w:val="000000"/>
+          <w:sz w:val="20"/>
+          <w:szCs w:val="20"/>
+        </w:rPr>
+        <w:t xml:space="preserve">(나레이션 없음. 색이 칠해지는 소리와 배경음악만 남깁니다.)</w:t>
+      </w:r>
+    </w:p>
+    <w:p>
+      <w:pPr>
+        <w:spacing w:after="30"/>
+        <w:ind w:left="200"/>
+      </w:pPr>
+      <w:r>
+        <w:rPr>
+          <w:rFonts w:ascii="맑은 고딕" w:cs="맑은 고딕" w:eastAsia="맑은 고딕" w:hAnsi="맑은 고딕"/>
+          <w:b/>
+          <w:bCs/>
+          <w:color w:val="000000"/>
+          <w:sz w:val="20"/>
+          <w:szCs w:val="20"/>
+        </w:rPr>
+        <w:t xml:space="preserve">-자막(10자 내외): </w:t>
+      </w:r>
+      <w:r>
+        <w:rPr>
+          <w:rFonts w:ascii="맑은 고딕" w:cs="맑은 고딕" w:eastAsia="맑은 고딕" w:hAnsi="맑은 고딕"/>
+          <w:b w:val="false"/>
+          <w:bCs w:val="false"/>
+          <w:color w:val="000000"/>
+          <w:sz w:val="20"/>
+          <w:szCs w:val="20"/>
+        </w:rPr>
+        <w:t xml:space="preserve">우리 동네 온도 지도</w:t>
+      </w:r>
+    </w:p>
+    <w:p>
+      <w:pPr>
+        <w:spacing w:after="40" w:before="100"/>
+      </w:pPr>
+      <w:r>
+        <w:rPr>
+          <w:rFonts w:ascii="맑은 고딕" w:cs="맑은 고딕" w:eastAsia="맑은 고딕" w:hAnsi="맑은 고딕"/>
+          <w:b/>
+          <w:bCs/>
+          <w:color w:val="000000"/>
+          <w:sz w:val="20"/>
+          <w:szCs w:val="20"/>
+        </w:rPr>
+        <w:t xml:space="preserve">[02:20 ~ 02:40] 결론 (20초)</w:t>
+      </w:r>
+    </w:p>
+    <w:p>
+      <w:pPr>
+        <w:spacing w:after="30"/>
+        <w:ind w:left="200"/>
+      </w:pPr>
+      <w:r>
+        <w:rPr>
+          <w:rFonts w:ascii="맑은 고딕" w:cs="맑은 고딕" w:eastAsia="맑은 고딕" w:hAnsi="맑은 고딕"/>
+          <w:b/>
+          <w:bCs/>
+          <w:color w:val="000000"/>
+          <w:sz w:val="20"/>
+          <w:szCs w:val="20"/>
+        </w:rPr>
+        <w:t xml:space="preserve">-영상: </w:t>
+      </w:r>
+      <w:r>
+        <w:rPr>
+          <w:rFonts w:ascii="맑은 고딕" w:cs="맑은 고딕" w:eastAsia="맑은 고딕" w:hAnsi="맑은 고딕"/>
+          <w:b w:val="false"/>
+          <w:bCs w:val="false"/>
+          <w:color w:val="000000"/>
+          <w:sz w:val="20"/>
+          <w:szCs w:val="20"/>
+        </w:rPr>
+        <w:t xml:space="preserve">완성된 지도를 들고 실제 거리에 서서 붉은 구간을 가리킵니다. 그 자리를 그대로 비춥니다.</w:t>
+      </w:r>
+    </w:p>
+    <w:p>
+      <w:pPr>
+        <w:spacing w:after="30"/>
+        <w:ind w:left="200"/>
+      </w:pPr>
+      <w:r>
+        <w:rPr>
+          <w:rFonts w:ascii="맑은 고딕" w:cs="맑은 고딕" w:eastAsia="맑은 고딕" w:hAnsi="맑은 고딕"/>
+          <w:b/>
+          <w:bCs/>
+          <w:color w:val="000000"/>
+          <w:sz w:val="20"/>
+          <w:szCs w:val="20"/>
+        </w:rPr>
+        <w:t xml:space="preserve">-나레이션: </w:t>
+      </w:r>
+      <w:r>
+        <w:rPr>
+          <w:rFonts w:ascii="맑은 고딕" w:cs="맑은 고딕" w:eastAsia="맑은 고딕" w:hAnsi="맑은 고딕"/>
+          <w:b w:val="false"/>
+          <w:bCs w:val="false"/>
+          <w:color w:val="000000"/>
+          <w:sz w:val="20"/>
+          <w:szCs w:val="20"/>
+        </w:rPr>
+        <w:t xml:space="preserve">"지도에서 가장 붉은 곳은 나무가 한 그루도 없는 길이었습니다. 더운 곳이 따로 있는 게 아니라, 나무가 없는 곳이 더웠습니다."</w:t>
+      </w:r>
+    </w:p>
+    <w:p>
+      <w:pPr>
+        <w:spacing w:after="30"/>
+        <w:ind w:left="200"/>
+      </w:pPr>
+      <w:r>
+        <w:rPr>
+          <w:rFonts w:ascii="맑은 고딕" w:cs="맑은 고딕" w:eastAsia="맑은 고딕" w:hAnsi="맑은 고딕"/>
+          <w:b/>
+          <w:bCs/>
+          <w:color w:val="000000"/>
+          <w:sz w:val="20"/>
+          <w:szCs w:val="20"/>
+        </w:rPr>
+        <w:t xml:space="preserve">-자막(10자 내외): </w:t>
+      </w:r>
+      <w:r>
+        <w:rPr>
+          <w:rFonts w:ascii="맑은 고딕" w:cs="맑은 고딕" w:eastAsia="맑은 고딕" w:hAnsi="맑은 고딕"/>
+          <w:b w:val="false"/>
+          <w:bCs w:val="false"/>
+          <w:color w:val="000000"/>
+          <w:sz w:val="20"/>
+          <w:szCs w:val="20"/>
+        </w:rPr>
+        <w:t xml:space="preserve">가장 붉은 길 / 나무가 없는 길</w:t>
+      </w:r>
+    </w:p>
+    <w:p>
+      <w:pPr>
+        <w:spacing w:after="40" w:before="100"/>
+      </w:pPr>
+      <w:r>
+        <w:rPr>
+          <w:rFonts w:ascii="맑은 고딕" w:cs="맑은 고딕" w:eastAsia="맑은 고딕" w:hAnsi="맑은 고딕"/>
+          <w:b/>
+          <w:bCs/>
+          <w:color w:val="000000"/>
+          <w:sz w:val="20"/>
+          <w:szCs w:val="20"/>
+        </w:rPr>
+        <w:t xml:space="preserve">[02:40 ~ 02:50] 제언 (10초)</w:t>
+      </w:r>
+    </w:p>
+    <w:p>
+      <w:pPr>
+        <w:spacing w:after="30"/>
+        <w:ind w:left="200"/>
+      </w:pPr>
+      <w:r>
+        <w:rPr>
+          <w:rFonts w:ascii="맑은 고딕" w:cs="맑은 고딕" w:eastAsia="맑은 고딕" w:hAnsi="맑은 고딕"/>
+          <w:b/>
+          <w:bCs/>
+          <w:color w:val="000000"/>
+          <w:sz w:val="20"/>
+          <w:szCs w:val="20"/>
+        </w:rPr>
+        <w:t xml:space="preserve">-영상: </w:t>
+      </w:r>
+      <w:r>
+        <w:rPr>
+          <w:rFonts w:ascii="맑은 고딕" w:cs="맑은 고딕" w:eastAsia="맑은 고딕" w:hAnsi="맑은 고딕"/>
+          <w:b w:val="false"/>
+          <w:bCs w:val="false"/>
+          <w:color w:val="000000"/>
+          <w:sz w:val="20"/>
+          <w:szCs w:val="20"/>
+        </w:rPr>
+        <w:t xml:space="preserve">학교 운동장 가장자리처럼 나무가 없는 넓은 자리를 비추고, 그 위에 나무를 그려 넣습니다.</w:t>
+      </w:r>
+    </w:p>
+    <w:p>
+      <w:pPr>
+        <w:spacing w:after="30"/>
+        <w:ind w:left="200"/>
+      </w:pPr>
+      <w:r>
+        <w:rPr>
+          <w:rFonts w:ascii="맑은 고딕" w:cs="맑은 고딕" w:eastAsia="맑은 고딕" w:hAnsi="맑은 고딕"/>
+          <w:b/>
+          <w:bCs/>
+          <w:color w:val="000000"/>
+          <w:sz w:val="20"/>
+          <w:szCs w:val="20"/>
+        </w:rPr>
+        <w:t xml:space="preserve">-나레이션: </w:t>
+      </w:r>
+      <w:r>
+        <w:rPr>
+          <w:rFonts w:ascii="맑은 고딕" w:cs="맑은 고딕" w:eastAsia="맑은 고딕" w:hAnsi="맑은 고딕"/>
+          <w:b w:val="false"/>
+          <w:bCs w:val="false"/>
+          <w:color w:val="000000"/>
+          <w:sz w:val="20"/>
+          <w:szCs w:val="20"/>
+        </w:rPr>
+        <w:t xml:space="preserve">"햇빛이 그대로 드는 보도블록은 46도, 나무 그늘 아래 같은 보도블록은 33도였습니다. 나무 한 그루가 있고 없고가 13도였습니다. 우리 학교 운동장 가장자리에 심으면 여름이 조금은 견딜 만해지지 않을까요."</w:t>
+      </w:r>
+    </w:p>
+    <w:p>
+      <w:pPr>
+        <w:spacing w:after="30"/>
+        <w:ind w:left="200"/>
+      </w:pPr>
+      <w:r>
+        <w:rPr>
+          <w:rFonts w:ascii="맑은 고딕" w:cs="맑은 고딕" w:eastAsia="맑은 고딕" w:hAnsi="맑은 고딕"/>
+          <w:b/>
+          <w:bCs/>
+          <w:color w:val="000000"/>
+          <w:sz w:val="20"/>
+          <w:szCs w:val="20"/>
+        </w:rPr>
+        <w:t xml:space="preserve">-자막(10자 내외): </w:t>
+      </w:r>
+      <w:r>
+        <w:rPr>
+          <w:rFonts w:ascii="맑은 고딕" w:cs="맑은 고딕" w:eastAsia="맑은 고딕" w:hAnsi="맑은 고딕"/>
+          <w:b w:val="false"/>
+          <w:bCs w:val="false"/>
+          <w:color w:val="000000"/>
+          <w:sz w:val="20"/>
+          <w:szCs w:val="20"/>
+        </w:rPr>
+        <w:t xml:space="preserve">있고 없고 13도 / 운동장 가장자리에</w:t>
       </w:r>
     </w:p>
     <w:p>
@@ -1423,6 +2555,34 @@
           <w:sz w:val="20"/>
           <w:szCs w:val="20"/>
         </w:rPr>
+        <w:t xml:space="preserve"> 심사 기준과의 연결: </w:t>
+      </w:r>
+      <w:r>
+        <w:rPr>
+          <w:rFonts w:ascii="맑은 고딕" w:cs="맑은 고딕" w:eastAsia="맑은 고딕" w:hAnsi="맑은 고딕"/>
+          <w:b w:val="false"/>
+          <w:bCs w:val="false"/>
+          <w:color w:val="000000"/>
+          <w:sz w:val="20"/>
+          <w:szCs w:val="20"/>
+        </w:rPr>
+        <w:t xml:space="preserve">정확성 항목에서 가장 크게 걸리는 부분은 잰 숫자가 무엇을 뜻하는지입니다. 이 구성은 기온과 표면 온도를 구분하고, 같은 재질에서 그늘만 바꿔 재는 대조를 넣어 원인을 하나로 좁힙니다. 전달성은 완성된 지도 한 장이 맡습니다. 말로 설명하지 않아도 색만 보면 알 수 있습니다.</w:t>
+      </w:r>
+    </w:p>
+    <w:p>
+      <w:pPr>
+        <w:spacing w:after="60"/>
+        <w:ind w:left="140" w:hanging="0"/>
+      </w:pPr>
+      <w:r>
+        <w:rPr>
+          <w:rFonts w:ascii="맑은 고딕" w:cs="맑은 고딕" w:eastAsia="맑은 고딕" w:hAnsi="맑은 고딕"/>
+          <w:b/>
+          <w:bCs/>
+          <w:color w:val="000000"/>
+          <w:sz w:val="20"/>
+          <w:szCs w:val="20"/>
+        </w:rPr>
         <w:t xml:space="preserve"> 측정이 곧 근거가 되는 제안: </w:t>
       </w:r>
       <w:r>
@@ -1434,7 +2594,7 @@
           <w:sz w:val="20"/>
           <w:szCs w:val="20"/>
         </w:rPr>
-        <w:t xml:space="preserve">마지막의 나무 제안은 감상이 아니라 앞에서 잰 숫자에서 나옵니다. 주장에는 근거가 있어야 한다는 것을 구조로 보여줍니다.</w:t>
+        <w:t xml:space="preserve">마지막의 나무 제안은 감상이 아니라 앞에서 잰 값에서 나옵니다. 햇빛이 드는 자리와 나무 그늘의 차이 13도가 근거이고, 그중 4도는 그늘이 아니라 나무 자체가 만든 몫이라는 것까지 재서 확인했습니다. 주장에는 근거가 있어야 한다는 것을 구조로 보여줍니다.</w:t>
       </w:r>
     </w:p>
     <w:p>
@@ -1461,7 +2621,7 @@
           <w:sz w:val="21"/>
           <w:szCs w:val="21"/>
         </w:rPr>
-        <w:t xml:space="preserve">누가 낸 아이디어인지 가리고 물었다 — 사람과 AI의 3분 대결</w:t>
+        <w:t xml:space="preserve">이름표만 바꿔 달았더니 점수가 달라졌다 — 사람과 AI를 가리고 물어본 교실 실험</w:t>
       </w:r>
     </w:p>
     <w:p>
@@ -1478,7 +2638,7 @@
           <w:sz w:val="18"/>
           <w:szCs w:val="18"/>
         </w:rPr>
-        <w:t xml:space="preserve">주제 분류: 인공지능 (인간 vs AI: 창의성과 협업의 세계)</w:t>
+        <w:t xml:space="preserve">주제 분류: 인공지능 (인간 vs AI: 창의성과 협업의 세계 / AI 윤리)</w:t>
       </w:r>
     </w:p>
     <w:p>
@@ -1522,7 +2682,35 @@
           <w:sz w:val="20"/>
           <w:szCs w:val="20"/>
         </w:rPr>
-        <w:t xml:space="preserve">AI에게 무언가를 시키면 사람보다 빠르고 많이 내놓습니다. 그래서 앞으로는 AI가 다 하게 될 거라는 말을 자주 듣습니다. 그런데 많이 내놓는 것과 좋은 것을 내놓는 것이 같은 말인지는 확인해본 적이 없습니다.</w:t>
+        <w:t xml:space="preserve">AI에게 무언가를 시키면 사람보다 빠르고 많이 내놓습니다. 그래서 앞으로는 AI가 다 하게 될 거라는 말을 자주 듣습니다. 그런데 우리가 정말 결과물을 보고 판단하는 것인지, 아니면 AI가 만들었다는 사실을 보고 판단하는 것인지는 확인해본 적이 없습니다.</w:t>
+      </w:r>
+    </w:p>
+    <w:p>
+      <w:pPr>
+        <w:spacing w:after="60"/>
+        <w:ind w:left="140" w:hanging="0"/>
+      </w:pPr>
+      <w:r>
+        <w:rPr>
+          <w:rFonts w:ascii="맑은 고딕" w:cs="맑은 고딕" w:eastAsia="맑은 고딕" w:hAnsi="맑은 고딕"/>
+          <w:b/>
+          <w:bCs/>
+          <w:color w:val="000000"/>
+          <w:sz w:val="20"/>
+          <w:szCs w:val="20"/>
+        </w:rPr>
+        <w:t xml:space="preserve"> 촬영 전에 적어 둔 예상: </w:t>
+      </w:r>
+      <w:r>
+        <w:rPr>
+          <w:rFonts w:ascii="맑은 고딕" w:cs="맑은 고딕" w:eastAsia="맑은 고딕" w:hAnsi="맑은 고딕"/>
+          <w:b w:val="false"/>
+          <w:bCs w:val="false"/>
+          <w:color w:val="000000"/>
+          <w:sz w:val="20"/>
+          <w:szCs w:val="20"/>
+        </w:rPr>
+        <w:t xml:space="preserve">저는 사람들이 결과물만 보고 고를 것이라고 생각했습니다. 좋은 아이디어면 누가 냈든 좋다고 할 테니까요. 이 예상이 맞는지 확인하려면 내용은 그대로 두고 이름표만 바꿔서 물어보면 됩니다. 점수가 달라진다면 우리는 내용이 아니라 이름표를 보고 있었던 것입니다.</w:t>
       </w:r>
     </w:p>
     <w:p>
@@ -1550,7 +2738,7 @@
           <w:sz w:val="20"/>
           <w:szCs w:val="20"/>
         </w:rPr>
-        <w:t xml:space="preserve">사람과 AI에게 똑같은 과제를 주고, 누가 냈는지 가린 채 다른 사람들에게 고르게 합니다. 인상이나 선입견이 아니라 표의 수로 답을 내는 것이 목적입니다. 결론이 어느 쪽으로 나올지는 촬영 전에는 알 수 없습니다.</w:t>
+        <w:t xml:space="preserve">AI에 대한 이야기는 대부분 느낌과 예감으로 오갑니다. 이 영상은 반 친구들에게 직접 물어 모은 표를 근거로 삼습니다. 결론이 어느 쪽으로 나올지는 촬영 전에는 알 수 없고, 나온 대로 싣습니다.</w:t>
       </w:r>
     </w:p>
     <w:p>
@@ -1583,18 +2771,46 @@
           <w:sz w:val="20"/>
           <w:szCs w:val="20"/>
         </w:rPr>
-        <w:t xml:space="preserve"> 블라인드 평가: </w:t>
-      </w:r>
-      <w:r>
-        <w:rPr>
-          <w:rFonts w:ascii="맑은 고딕" w:cs="맑은 고딕" w:eastAsia="맑은 고딕" w:hAnsi="맑은 고딕"/>
-          <w:b w:val="false"/>
-          <w:bCs w:val="false"/>
-          <w:color w:val="000000"/>
-          <w:sz w:val="20"/>
-          <w:szCs w:val="20"/>
-        </w:rPr>
-        <w:t xml:space="preserve">누가 만들었는지 알면 평가가 흔들립니다. 사람이 만들었다고 하면 더 후하게 보고, AI가 만들었다고 하면 깎아 보는 일이 생깁니다. 그래서 출처를 가리고 결과만 보여주는 방법을 씁니다. 새 약의 효과를 시험할 때 쓰는 눈가림 방법과 같은 생각입니다.</w:t>
+        <w:t xml:space="preserve"> 눈가림 평가: </w:t>
+      </w:r>
+      <w:r>
+        <w:rPr>
+          <w:rFonts w:ascii="맑은 고딕" w:cs="맑은 고딕" w:eastAsia="맑은 고딕" w:hAnsi="맑은 고딕"/>
+          <w:b w:val="false"/>
+          <w:bCs w:val="false"/>
+          <w:color w:val="000000"/>
+          <w:sz w:val="20"/>
+          <w:szCs w:val="20"/>
+        </w:rPr>
+        <w:t xml:space="preserve">누가 만들었는지 알면 평가가 흔들립니다. 사람이 만들었다고 하면 후하게 보고 AI가 만들었다고 하면 깎아 보는 일이 생깁니다. 그래서 출처를 가리고 결과만 보여주는 방법을 씁니다. 새 약의 효과를 시험할 때 쓰는 눈가림 방법과 같은 생각입니다.</w:t>
+      </w:r>
+    </w:p>
+    <w:p>
+      <w:pPr>
+        <w:spacing w:after="60"/>
+        <w:ind w:left="140" w:hanging="0"/>
+      </w:pPr>
+      <w:r>
+        <w:rPr>
+          <w:rFonts w:ascii="맑은 고딕" w:cs="맑은 고딕" w:eastAsia="맑은 고딕" w:hAnsi="맑은 고딕"/>
+          <w:b/>
+          <w:bCs/>
+          <w:color w:val="000000"/>
+          <w:sz w:val="20"/>
+          <w:szCs w:val="20"/>
+        </w:rPr>
+        <w:t xml:space="preserve"> 대조군을 두는 실험: </w:t>
+      </w:r>
+      <w:r>
+        <w:rPr>
+          <w:rFonts w:ascii="맑은 고딕" w:cs="맑은 고딕" w:eastAsia="맑은 고딕" w:hAnsi="맑은 고딕"/>
+          <w:b w:val="false"/>
+          <w:bCs w:val="false"/>
+          <w:color w:val="000000"/>
+          <w:sz w:val="20"/>
+          <w:szCs w:val="20"/>
+        </w:rPr>
+        <w:t xml:space="preserve">눈가림만으로는 어느 쪽이 더 좋은지만 알 수 있고, 사람들이 편견을 갖는지는 알 수 없습니다. 그래서 두 번째 실험을 붙입니다. 완전히 같은 아이디어 목록 하나를 두 반에 나눠 주되, 한 반에는 사람이 만든 것이라고 하고 다른 반에는 AI가 만든 것이라고 합니다. 내용은 같고 이름표만 다르므로, 두 반의 점수 차이는 순전히 이름표 때문에 생긴 것입니다. 바꾸는 것은 이름표 하나, 재는 것은 평균 점수입니다.</w:t>
       </w:r>
     </w:p>
     <w:p>
@@ -1622,7 +2838,7 @@
           <w:sz w:val="20"/>
           <w:szCs w:val="20"/>
         </w:rPr>
-        <w:t xml:space="preserve">좋다, 나쁘다로만 물으면 답이 흐려집니다. 개수, 독창성, 실현 가능성 세 가지로 나누어 각각 묻습니다. 기준을 미리 정해두는 것이 결과를 나중에 유리하게 해석하는 것을 막아 줍니다.</w:t>
+        <w:t xml:space="preserve">좋다, 나쁘다로만 물으면 답이 흐려집니다. 개수, 새로움, 해볼 만한지 세 가지로 나누어 각각 5점 만점으로 매기게 합니다. 기준을 먼저 정해 두는 것이 결과를 나중에 유리하게 해석하는 일을 막아 줍니다.</w:t>
       </w:r>
     </w:p>
     <w:p>
@@ -1650,7 +2866,35 @@
           <w:sz w:val="20"/>
           <w:szCs w:val="20"/>
         </w:rPr>
-        <w:t xml:space="preserve">반 친구 스무 명은 통계로 보면 적은 수입니다. 결과가 나와도 이것이 모든 사람의 생각이라고 말할 수는 없습니다. 영상에서도 이 점을 분명히 밝힙니다.</w:t>
+        <w:t xml:space="preserve">두 반 마흔 명은 통계로 보면 적은 수입니다. 결과가 나와도 이것이 모든 사람의 생각이라고 말할 수는 없습니다. 영상 안에서 이 점을 분명히 밝힙니다. 아는 것과 모르는 것을 구분해서 말하는 것도 과학의 일부입니다.</w:t>
+      </w:r>
+    </w:p>
+    <w:p>
+      <w:pPr>
+        <w:spacing w:after="60"/>
+        <w:ind w:left="140" w:hanging="0"/>
+      </w:pPr>
+      <w:r>
+        <w:rPr>
+          <w:rFonts w:ascii="맑은 고딕" w:cs="맑은 고딕" w:eastAsia="맑은 고딕" w:hAnsi="맑은 고딕"/>
+          <w:b/>
+          <w:bCs/>
+          <w:color w:val="000000"/>
+          <w:sz w:val="20"/>
+          <w:szCs w:val="20"/>
+        </w:rPr>
+        <w:t xml:space="preserve"> 실험 윤리: </w:t>
+      </w:r>
+      <w:r>
+        <w:rPr>
+          <w:rFonts w:ascii="맑은 고딕" w:cs="맑은 고딕" w:eastAsia="맑은 고딕" w:hAnsi="맑은 고딕"/>
+          <w:b w:val="false"/>
+          <w:bCs w:val="false"/>
+          <w:color w:val="000000"/>
+          <w:sz w:val="20"/>
+          <w:szCs w:val="20"/>
+        </w:rPr>
+        <w:t xml:space="preserve">이름표를 바꾸는 실험은 참가자에게 잠깐 사실과 다른 정보를 줍니다. 그래서 투표가 끝나는 즉시 어떤 실험이었는지 알려 주고, 영상에 실어도 되는지 다시 묻습니다. 이 과정도 영상에 넣습니다. AI 윤리를 다루는 영상이 사람에게 무례하면 앞뒤가 맞지 않습니다.</w:t>
       </w:r>
     </w:p>
     <w:p>
@@ -1694,7 +2938,7 @@
           <w:sz w:val="20"/>
           <w:szCs w:val="20"/>
         </w:rPr>
-        <w:t xml:space="preserve">대결 형식의 현장 촬영을 중심으로 하고, 투표 결과를 정리할 때 막대그래프를 넣습니다. FHD 1920x1080, mp4 형식, 3분 이내.</w:t>
+        <w:t xml:space="preserve">교실 현장 촬영을 중심으로 하고, 투표 결과를 정리할 때 막대그래프를 넣습니다. FHD 1920x1080, mp4, 2분 50초를 목표로 만듭니다.</w:t>
       </w:r>
     </w:p>
     <w:p>
@@ -1722,7 +2966,35 @@
           <w:sz w:val="20"/>
           <w:szCs w:val="20"/>
         </w:rPr>
-        <w:t xml:space="preserve">학생이 직접 출연해 과제를 풉니다. 화면을 좌우로 나누어 왼쪽에 학생, 오른쪽에 AI 화면을 둡니다. 반 친구들의 얼굴이 나오는 장면은 촬영 동의를 미리 받고, 동의하지 않은 사람은 화면에 담지 않습니다.</w:t>
+        <w:t xml:space="preserve">학생이 직접 출연해 과제를 풉니다. 화면을 좌우로 나누어 왼쪽에 학생, 오른쪽에 AI 화면을 둡니다. 투표 장면은 손과 종이 위주로 찍어 얼굴이 꼭 필요하지 않게 구성합니다.</w:t>
+      </w:r>
+    </w:p>
+    <w:p>
+      <w:pPr>
+        <w:spacing w:after="60"/>
+        <w:ind w:left="140" w:hanging="0"/>
+      </w:pPr>
+      <w:r>
+        <w:rPr>
+          <w:rFonts w:ascii="맑은 고딕" w:cs="맑은 고딕" w:eastAsia="맑은 고딕" w:hAnsi="맑은 고딕"/>
+          <w:b/>
+          <w:bCs/>
+          <w:color w:val="000000"/>
+          <w:sz w:val="20"/>
+          <w:szCs w:val="20"/>
+        </w:rPr>
+        <w:t xml:space="preserve"> 초상권 처리: </w:t>
+      </w:r>
+      <w:r>
+        <w:rPr>
+          <w:rFonts w:ascii="맑은 고딕" w:cs="맑은 고딕" w:eastAsia="맑은 고딕" w:hAnsi="맑은 고딕"/>
+          <w:b w:val="false"/>
+          <w:bCs w:val="false"/>
+          <w:color w:val="000000"/>
+          <w:sz w:val="20"/>
+          <w:szCs w:val="20"/>
+        </w:rPr>
+        <w:t xml:space="preserve">반 친구들의 얼굴이 나오는 장면은 촬영 동의를 미리 받고, 동의하지 않은 사람은 화면에 담지 않습니다. 동의서는 종이 한 장으로 만들어 받아 두고, 담임 선생님께 촬영 사실을 먼저 알립니다.</w:t>
       </w:r>
     </w:p>
     <w:p>
@@ -1750,35 +3022,63 @@
           <w:sz w:val="20"/>
           <w:szCs w:val="20"/>
         </w:rPr>
-        <w:t xml:space="preserve">3분 제한 시간을 화면 위쪽에 표시합니다. 투표 결과를 공개하는 순간에는 소리를 잠깐 비워 긴장을 만듭니다. 자막은 한 화면에 열 자 안으로 끊고 고딕체를 씁니다.</w:t>
-      </w:r>
-    </w:p>
-    <w:p>
-      <w:pPr>
-        <w:spacing w:after="60"/>
-        <w:ind w:left="140" w:hanging="0"/>
-      </w:pPr>
-      <w:r>
-        <w:rPr>
-          <w:rFonts w:ascii="맑은 고딕" w:cs="맑은 고딕" w:eastAsia="맑은 고딕" w:hAnsi="맑은 고딕"/>
-          <w:b/>
-          <w:bCs/>
-          <w:color w:val="000000"/>
-          <w:sz w:val="20"/>
-          <w:szCs w:val="20"/>
-        </w:rPr>
-        <w:t xml:space="preserve"> 준비물: </w:t>
-      </w:r>
-      <w:r>
-        <w:rPr>
-          <w:rFonts w:ascii="맑은 고딕" w:cs="맑은 고딕" w:eastAsia="맑은 고딕" w:hAnsi="맑은 고딕"/>
-          <w:b w:val="false"/>
-          <w:bCs w:val="false"/>
-          <w:color w:val="000000"/>
-          <w:sz w:val="20"/>
-          <w:szCs w:val="20"/>
-        </w:rPr>
-        <w:t xml:space="preserve">스마트폰, 노트북, 투표용지 스무 장. 촬영은 교실에서 쉬는 시간 두 번이면 됩니다. 반 친구들의 협조와 촬영 동의를 미리 받아 두어야 합니다.</w:t>
+        <w:t xml:space="preserve">3분 제한 시간을 화면 위쪽에 표시합니다. 두 반의 점수를 나란히 공개하는 순간에는 소리를 잠깐 비워 긴장을 만듭니다. 자막은 한 화면에 열 자 안으로 끊고 고딕체를 씁니다.</w:t>
+      </w:r>
+    </w:p>
+    <w:p>
+      <w:pPr>
+        <w:spacing w:after="60"/>
+        <w:ind w:left="140" w:hanging="0"/>
+      </w:pPr>
+      <w:r>
+        <w:rPr>
+          <w:rFonts w:ascii="맑은 고딕" w:cs="맑은 고딕" w:eastAsia="맑은 고딕" w:hAnsi="맑은 고딕"/>
+          <w:b/>
+          <w:bCs/>
+          <w:color w:val="000000"/>
+          <w:sz w:val="20"/>
+          <w:szCs w:val="20"/>
+        </w:rPr>
+        <w:t xml:space="preserve"> 준비물과 일정: </w:t>
+      </w:r>
+      <w:r>
+        <w:rPr>
+          <w:rFonts w:ascii="맑은 고딕" w:cs="맑은 고딕" w:eastAsia="맑은 고딕" w:hAnsi="맑은 고딕"/>
+          <w:b w:val="false"/>
+          <w:bCs w:val="false"/>
+          <w:color w:val="000000"/>
+          <w:sz w:val="20"/>
+          <w:szCs w:val="20"/>
+        </w:rPr>
+        <w:t xml:space="preserve">스마트폰, 노트북, 투표용지 마흔 장, 동의서. 새로 드는 돈은 없습니다. 촬영은 쉬는 시간 세 번, 이틀에 나눠 하면 됩니다. 두 반의 협조와 담임 선생님 허락을 먼저 받아 두어야 합니다.</w:t>
+      </w:r>
+    </w:p>
+    <w:p>
+      <w:pPr>
+        <w:spacing w:after="60"/>
+        <w:ind w:left="140" w:hanging="0"/>
+      </w:pPr>
+      <w:r>
+        <w:rPr>
+          <w:rFonts w:ascii="맑은 고딕" w:cs="맑은 고딕" w:eastAsia="맑은 고딕" w:hAnsi="맑은 고딕"/>
+          <w:b/>
+          <w:bCs/>
+          <w:color w:val="000000"/>
+          <w:sz w:val="20"/>
+          <w:szCs w:val="20"/>
+        </w:rPr>
+        <w:t xml:space="preserve"> 결과가 예상과 다를 경우: </w:t>
+      </w:r>
+      <w:r>
+        <w:rPr>
+          <w:rFonts w:ascii="맑은 고딕" w:cs="맑은 고딕" w:eastAsia="맑은 고딕" w:hAnsi="맑은 고딕"/>
+          <w:b w:val="false"/>
+          <w:bCs w:val="false"/>
+          <w:color w:val="000000"/>
+          <w:sz w:val="20"/>
+          <w:szCs w:val="20"/>
+        </w:rPr>
+        <w:t xml:space="preserve">두 반의 점수가 거의 같게 나올 수도 있습니다. 그때는 편견이 없었다는 결과를 그대로 싣습니다. 예상이 빗나간 것을 감추면 실험이 아니라 연출이 됩니다. 콘티에 적은 점수 차이는 예시로 넣어 둔 값입니다. 투표를 마친 뒤 실제로 나온 값으로 바꿔 넣습니다.</w:t>
       </w:r>
     </w:p>
     <w:p>
@@ -1810,7 +3110,7 @@
           <w:sz w:val="20"/>
           <w:szCs w:val="20"/>
         </w:rPr>
-        <w:t xml:space="preserve">[00:00 ~ 00:30] 도입부 (대결 선언: 30초)</w:t>
+        <w:t xml:space="preserve">[00:00 ~ 00:10] 첫 화면 (제목과 학교명: 10초)</w:t>
       </w:r>
     </w:p>
     <w:p>
@@ -1838,35 +3138,63 @@
           <w:sz w:val="20"/>
           <w:szCs w:val="20"/>
         </w:rPr>
-        <w:t xml:space="preserve">책상 앞에 앉은 학생. 옆에 노트북 화면이 켜집니다. 화면이 좌우로 나뉩니다.</w:t>
-      </w:r>
-    </w:p>
-    <w:p>
-      <w:pPr>
-        <w:spacing w:after="40"/>
-        <w:ind w:left="200"/>
-      </w:pPr>
-      <w:r>
-        <w:rPr>
-          <w:rFonts w:ascii="맑은 고딕" w:cs="맑은 고딕" w:eastAsia="맑은 고딕" w:hAnsi="맑은 고딕"/>
-          <w:b/>
-          <w:bCs/>
-          <w:color w:val="000000"/>
-          <w:sz w:val="20"/>
-          <w:szCs w:val="20"/>
-        </w:rPr>
-        <w:t xml:space="preserve">-나레이션/자막: </w:t>
-      </w:r>
-      <w:r>
-        <w:rPr>
-          <w:rFonts w:ascii="맑은 고딕" w:cs="맑은 고딕" w:eastAsia="맑은 고딕" w:hAnsi="맑은 고딕"/>
-          <w:b w:val="false"/>
-          <w:bCs w:val="false"/>
-          <w:color w:val="000000"/>
-          <w:sz w:val="20"/>
-          <w:szCs w:val="20"/>
-        </w:rPr>
-        <w:t xml:space="preserve">"같은 문제를 저와 AI에게 냈습니다. 페트병을 다시 쓰는 방법. 시간은 3분입니다."</w:t>
+        <w:t xml:space="preserve">빈 교실 책상 위에 종이 두 장이 놓여 있습니다. 그 위에 제목과 학교명이 뜹니다.</w:t>
+      </w:r>
+    </w:p>
+    <w:p>
+      <w:pPr>
+        <w:spacing w:after="30"/>
+        <w:ind w:left="200"/>
+      </w:pPr>
+      <w:r>
+        <w:rPr>
+          <w:rFonts w:ascii="맑은 고딕" w:cs="맑은 고딕" w:eastAsia="맑은 고딕" w:hAnsi="맑은 고딕"/>
+          <w:b/>
+          <w:bCs/>
+          <w:color w:val="000000"/>
+          <w:sz w:val="20"/>
+          <w:szCs w:val="20"/>
+        </w:rPr>
+        <w:t xml:space="preserve">-나레이션: </w:t>
+      </w:r>
+      <w:r>
+        <w:rPr>
+          <w:rFonts w:ascii="맑은 고딕" w:cs="맑은 고딕" w:eastAsia="맑은 고딕" w:hAnsi="맑은 고딕"/>
+          <w:b w:val="false"/>
+          <w:bCs w:val="false"/>
+          <w:color w:val="000000"/>
+          <w:sz w:val="20"/>
+          <w:szCs w:val="20"/>
+        </w:rPr>
+        <w:t xml:space="preserve">(나레이션 없음. 배경음악만 깔립니다.)</w:t>
+      </w:r>
+    </w:p>
+    <w:p>
+      <w:pPr>
+        <w:spacing w:after="30"/>
+        <w:ind w:left="200"/>
+      </w:pPr>
+      <w:r>
+        <w:rPr>
+          <w:rFonts w:ascii="맑은 고딕" w:cs="맑은 고딕" w:eastAsia="맑은 고딕" w:hAnsi="맑은 고딕"/>
+          <w:b/>
+          <w:bCs/>
+          <w:color w:val="000000"/>
+          <w:sz w:val="20"/>
+          <w:szCs w:val="20"/>
+        </w:rPr>
+        <w:t xml:space="preserve">-자막(10자 내외): </w:t>
+      </w:r>
+      <w:r>
+        <w:rPr>
+          <w:rFonts w:ascii="맑은 고딕" w:cs="맑은 고딕" w:eastAsia="맑은 고딕" w:hAnsi="맑은 고딕"/>
+          <w:b w:val="false"/>
+          <w:bCs w:val="false"/>
+          <w:color w:val="000000"/>
+          <w:sz w:val="20"/>
+          <w:szCs w:val="20"/>
+        </w:rPr>
+        <w:t xml:space="preserve">제목과 학교명 (요강에 따른 필수 화면)</w:t>
       </w:r>
     </w:p>
     <w:p>
@@ -1882,7 +3210,7 @@
           <w:sz w:val="20"/>
           <w:szCs w:val="20"/>
         </w:rPr>
-        <w:t xml:space="preserve">[00:30 ~ 01:20] 전개부 (각자 3분: 50초)</w:t>
+        <w:t xml:space="preserve">[00:10 ~ 00:32] 도입부 (대결 선언: 22초)</w:t>
       </w:r>
     </w:p>
     <w:p>
@@ -1910,24 +3238,124 @@
           <w:sz w:val="20"/>
           <w:szCs w:val="20"/>
         </w:rPr>
-        <w:t xml:space="preserve">좌우 화면에서 동시에 작업이 진행됩니다. 시간을 압축해 보여줍니다. 학생은 종이에 손으로 적고, AI 화면에는 목록이 빠르게 채워집니다.</w:t>
-      </w:r>
-    </w:p>
-    <w:p>
-      <w:pPr>
-        <w:spacing w:after="40"/>
-        <w:ind w:left="200"/>
-      </w:pPr>
-      <w:r>
-        <w:rPr>
-          <w:rFonts w:ascii="맑은 고딕" w:cs="맑은 고딕" w:eastAsia="맑은 고딕" w:hAnsi="맑은 고딕"/>
-          <w:b/>
-          <w:bCs/>
-          <w:color w:val="000000"/>
-          <w:sz w:val="20"/>
-          <w:szCs w:val="20"/>
-        </w:rPr>
-        <w:t xml:space="preserve">-나레이션/자막: </w:t>
+        <w:t xml:space="preserve">책상 앞에 앉은 학생. 옆에 노트북 화면이 켜집니다. 화면이 좌우로 나뉘고 위쪽에 타이머가 돕니다.</w:t>
+      </w:r>
+    </w:p>
+    <w:p>
+      <w:pPr>
+        <w:spacing w:after="30"/>
+        <w:ind w:left="200"/>
+      </w:pPr>
+      <w:r>
+        <w:rPr>
+          <w:rFonts w:ascii="맑은 고딕" w:cs="맑은 고딕" w:eastAsia="맑은 고딕" w:hAnsi="맑은 고딕"/>
+          <w:b/>
+          <w:bCs/>
+          <w:color w:val="000000"/>
+          <w:sz w:val="20"/>
+          <w:szCs w:val="20"/>
+        </w:rPr>
+        <w:t xml:space="preserve">-나레이션: </w:t>
+      </w:r>
+      <w:r>
+        <w:rPr>
+          <w:rFonts w:ascii="맑은 고딕" w:cs="맑은 고딕" w:eastAsia="맑은 고딕" w:hAnsi="맑은 고딕"/>
+          <w:b w:val="false"/>
+          <w:bCs w:val="false"/>
+          <w:color w:val="000000"/>
+          <w:sz w:val="20"/>
+          <w:szCs w:val="20"/>
+        </w:rPr>
+        <w:t xml:space="preserve">"같은 문제를 저와 AI에게 냈습니다. 페트병을 다시 쓰는 방법, 시간은 3분입니다. 그런데 진짜 궁금한 건 누가 이기느냐가 아니었습니다."</w:t>
+      </w:r>
+    </w:p>
+    <w:p>
+      <w:pPr>
+        <w:spacing w:after="30"/>
+        <w:ind w:left="200"/>
+      </w:pPr>
+      <w:r>
+        <w:rPr>
+          <w:rFonts w:ascii="맑은 고딕" w:cs="맑은 고딕" w:eastAsia="맑은 고딕" w:hAnsi="맑은 고딕"/>
+          <w:b/>
+          <w:bCs/>
+          <w:color w:val="000000"/>
+          <w:sz w:val="20"/>
+          <w:szCs w:val="20"/>
+        </w:rPr>
+        <w:t xml:space="preserve">-자막(10자 내외): </w:t>
+      </w:r>
+      <w:r>
+        <w:rPr>
+          <w:rFonts w:ascii="맑은 고딕" w:cs="맑은 고딕" w:eastAsia="맑은 고딕" w:hAnsi="맑은 고딕"/>
+          <w:b w:val="false"/>
+          <w:bCs w:val="false"/>
+          <w:color w:val="000000"/>
+          <w:sz w:val="20"/>
+          <w:szCs w:val="20"/>
+        </w:rPr>
+        <w:t xml:space="preserve">같은 문제, 3분 / 누가 이길까 / 궁금한 건 따로 있다</w:t>
+      </w:r>
+    </w:p>
+    <w:p>
+      <w:pPr>
+        <w:spacing w:after="40" w:before="100"/>
+      </w:pPr>
+      <w:r>
+        <w:rPr>
+          <w:rFonts w:ascii="맑은 고딕" w:cs="맑은 고딕" w:eastAsia="맑은 고딕" w:hAnsi="맑은 고딕"/>
+          <w:b/>
+          <w:bCs/>
+          <w:color w:val="000000"/>
+          <w:sz w:val="20"/>
+          <w:szCs w:val="20"/>
+        </w:rPr>
+        <w:t xml:space="preserve">[00:32 ~ 00:55] 전개부 (각자 3분: 23초)</w:t>
+      </w:r>
+    </w:p>
+    <w:p>
+      <w:pPr>
+        <w:spacing w:after="30"/>
+        <w:ind w:left="200"/>
+      </w:pPr>
+      <w:r>
+        <w:rPr>
+          <w:rFonts w:ascii="맑은 고딕" w:cs="맑은 고딕" w:eastAsia="맑은 고딕" w:hAnsi="맑은 고딕"/>
+          <w:b/>
+          <w:bCs/>
+          <w:color w:val="000000"/>
+          <w:sz w:val="20"/>
+          <w:szCs w:val="20"/>
+        </w:rPr>
+        <w:t xml:space="preserve">-영상: </w:t>
+      </w:r>
+      <w:r>
+        <w:rPr>
+          <w:rFonts w:ascii="맑은 고딕" w:cs="맑은 고딕" w:eastAsia="맑은 고딕" w:hAnsi="맑은 고딕"/>
+          <w:b w:val="false"/>
+          <w:bCs w:val="false"/>
+          <w:color w:val="000000"/>
+          <w:sz w:val="20"/>
+          <w:szCs w:val="20"/>
+        </w:rPr>
+        <w:t xml:space="preserve">좌우 화면에서 동시에 작업이 진행됩니다. 시간을 압축해 보여줍니다. 학생은 종이에 손으로 적고 AI 화면에는 목록이 빠르게 채워집니다.</w:t>
+      </w:r>
+    </w:p>
+    <w:p>
+      <w:pPr>
+        <w:spacing w:after="30"/>
+        <w:ind w:left="200"/>
+      </w:pPr>
+      <w:r>
+        <w:rPr>
+          <w:rFonts w:ascii="맑은 고딕" w:cs="맑은 고딕" w:eastAsia="맑은 고딕" w:hAnsi="맑은 고딕"/>
+          <w:b/>
+          <w:bCs/>
+          <w:color w:val="000000"/>
+          <w:sz w:val="20"/>
+          <w:szCs w:val="20"/>
+        </w:rPr>
+        <w:t xml:space="preserve">-나레이션: </w:t>
       </w:r>
       <w:r>
         <w:rPr>
@@ -1943,6 +3371,34 @@
     </w:p>
     <w:p>
       <w:pPr>
+        <w:spacing w:after="30"/>
+        <w:ind w:left="200"/>
+      </w:pPr>
+      <w:r>
+        <w:rPr>
+          <w:rFonts w:ascii="맑은 고딕" w:cs="맑은 고딕" w:eastAsia="맑은 고딕" w:hAnsi="맑은 고딕"/>
+          <w:b/>
+          <w:bCs/>
+          <w:color w:val="000000"/>
+          <w:sz w:val="20"/>
+          <w:szCs w:val="20"/>
+        </w:rPr>
+        <w:t xml:space="preserve">-자막(10자 내외): </w:t>
+      </w:r>
+      <w:r>
+        <w:rPr>
+          <w:rFonts w:ascii="맑은 고딕" w:cs="맑은 고딕" w:eastAsia="맑은 고딕" w:hAnsi="맑은 고딕"/>
+          <w:b w:val="false"/>
+          <w:bCs w:val="false"/>
+          <w:color w:val="000000"/>
+          <w:sz w:val="20"/>
+          <w:szCs w:val="20"/>
+        </w:rPr>
+        <w:t xml:space="preserve">AI 12개 / 나 5개</w:t>
+      </w:r>
+    </w:p>
+    <w:p>
+      <w:pPr>
         <w:spacing w:after="40" w:before="100"/>
       </w:pPr>
       <w:r>
@@ -1954,7 +3410,7 @@
           <w:sz w:val="20"/>
           <w:szCs w:val="20"/>
         </w:rPr>
-        <w:t xml:space="preserve">[01:20 ~ 02:20] 심화부 (블라인드 투표: 60초)</w:t>
+        <w:t xml:space="preserve">[00:55 ~ 01:25] 첫 번째 실험 (눈가림 평가: 30초)</w:t>
       </w:r>
     </w:p>
     <w:p>
@@ -1982,35 +3438,63 @@
           <w:sz w:val="20"/>
           <w:szCs w:val="20"/>
         </w:rPr>
-        <w:t xml:space="preserve">두 결과에서 이름을 지우고 A와 B로만 표시한 종이를 반 친구들에게 나눠줍니다. 세 가지 기준으로 각각 투표하고, 개표하는 장면을 담습니다.</w:t>
-      </w:r>
-    </w:p>
-    <w:p>
-      <w:pPr>
-        <w:spacing w:after="40"/>
-        <w:ind w:left="200"/>
-      </w:pPr>
-      <w:r>
-        <w:rPr>
-          <w:rFonts w:ascii="맑은 고딕" w:cs="맑은 고딕" w:eastAsia="맑은 고딕" w:hAnsi="맑은 고딕"/>
-          <w:b/>
-          <w:bCs/>
-          <w:color w:val="000000"/>
-          <w:sz w:val="20"/>
-          <w:szCs w:val="20"/>
-        </w:rPr>
-        <w:t xml:space="preserve">-나레이션/자막: </w:t>
-      </w:r>
-      <w:r>
-        <w:rPr>
-          <w:rFonts w:ascii="맑은 고딕" w:cs="맑은 고딕" w:eastAsia="맑은 고딕" w:hAnsi="맑은 고딕"/>
-          <w:b w:val="false"/>
-          <w:bCs w:val="false"/>
-          <w:color w:val="000000"/>
-          <w:sz w:val="20"/>
-          <w:szCs w:val="20"/>
-        </w:rPr>
-        <w:t xml:space="preserve">"누가 냈는지는 알려주지 않았습니다. 개수는 B가 앞섰습니다. 그런데 해보고 싶은 것을 고르라고 하자 표가 갈렸습니다."</w:t>
+        <w:t xml:space="preserve">두 결과에서 이름을 지우고 A와 B로만 표시한 종이를 반 친구들에게 나눠 줍니다. 세 가지 기준으로 각각 점수를 매기고 개표하는 장면을 담습니다.</w:t>
+      </w:r>
+    </w:p>
+    <w:p>
+      <w:pPr>
+        <w:spacing w:after="30"/>
+        <w:ind w:left="200"/>
+      </w:pPr>
+      <w:r>
+        <w:rPr>
+          <w:rFonts w:ascii="맑은 고딕" w:cs="맑은 고딕" w:eastAsia="맑은 고딕" w:hAnsi="맑은 고딕"/>
+          <w:b/>
+          <w:bCs/>
+          <w:color w:val="000000"/>
+          <w:sz w:val="20"/>
+          <w:szCs w:val="20"/>
+        </w:rPr>
+        <w:t xml:space="preserve">-나레이션: </w:t>
+      </w:r>
+      <w:r>
+        <w:rPr>
+          <w:rFonts w:ascii="맑은 고딕" w:cs="맑은 고딕" w:eastAsia="맑은 고딕" w:hAnsi="맑은 고딕"/>
+          <w:b w:val="false"/>
+          <w:bCs w:val="false"/>
+          <w:color w:val="000000"/>
+          <w:sz w:val="20"/>
+          <w:szCs w:val="20"/>
+        </w:rPr>
+        <w:t xml:space="preserve">"누가 냈는지는 알려주지 않았습니다. 개수에서는 B가 앞섰습니다. 그런데 해볼 만한지를 묻자 표가 갈렸습니다. 여기까지는 예상한 대로였습니다."</w:t>
+      </w:r>
+    </w:p>
+    <w:p>
+      <w:pPr>
+        <w:spacing w:after="30"/>
+        <w:ind w:left="200"/>
+      </w:pPr>
+      <w:r>
+        <w:rPr>
+          <w:rFonts w:ascii="맑은 고딕" w:cs="맑은 고딕" w:eastAsia="맑은 고딕" w:hAnsi="맑은 고딕"/>
+          <w:b/>
+          <w:bCs/>
+          <w:color w:val="000000"/>
+          <w:sz w:val="20"/>
+          <w:szCs w:val="20"/>
+        </w:rPr>
+        <w:t xml:space="preserve">-자막(10자 내외): </w:t>
+      </w:r>
+      <w:r>
+        <w:rPr>
+          <w:rFonts w:ascii="맑은 고딕" w:cs="맑은 고딕" w:eastAsia="맑은 고딕" w:hAnsi="맑은 고딕"/>
+          <w:b w:val="false"/>
+          <w:bCs w:val="false"/>
+          <w:color w:val="000000"/>
+          <w:sz w:val="20"/>
+          <w:szCs w:val="20"/>
+        </w:rPr>
+        <w:t xml:space="preserve">누가 냈는지 가림 / 개수는 B가 앞 / 해볼 만한 건 반반</w:t>
       </w:r>
     </w:p>
     <w:p>
@@ -2026,7 +3510,7 @@
           <w:sz w:val="20"/>
           <w:szCs w:val="20"/>
         </w:rPr>
-        <w:t xml:space="preserve">[02:20 ~ 03:00] 결론 및 제언 (40초)</w:t>
+        <w:t xml:space="preserve">[01:25 ~ 02:05] 두 번째 실험 (이름표만 바꾼다: 40초)</w:t>
       </w:r>
     </w:p>
     <w:p>
@@ -2054,35 +3538,263 @@
           <w:sz w:val="20"/>
           <w:szCs w:val="20"/>
         </w:rPr>
-        <w:t xml:space="preserve">막대그래프로 세 기준의 결과를 정리합니다. 마지막으로 두 결과를 합쳐 만든 세 번째 목록을 보여줍니다.</w:t>
-      </w:r>
-    </w:p>
-    <w:p>
-      <w:pPr>
-        <w:spacing w:after="40"/>
-        <w:ind w:left="200"/>
-      </w:pPr>
-      <w:r>
-        <w:rPr>
-          <w:rFonts w:ascii="맑은 고딕" w:cs="맑은 고딕" w:eastAsia="맑은 고딕" w:hAnsi="맑은 고딕"/>
-          <w:b/>
-          <w:bCs/>
-          <w:color w:val="000000"/>
-          <w:sz w:val="20"/>
-          <w:szCs w:val="20"/>
-        </w:rPr>
-        <w:t xml:space="preserve">-나레이션/자막: </w:t>
-      </w:r>
-      <w:r>
-        <w:rPr>
-          <w:rFonts w:ascii="맑은 고딕" w:cs="맑은 고딕" w:eastAsia="맑은 고딕" w:hAnsi="맑은 고딕"/>
-          <w:b w:val="false"/>
-          <w:bCs w:val="false"/>
-          <w:color w:val="000000"/>
-          <w:sz w:val="20"/>
-          <w:szCs w:val="20"/>
-        </w:rPr>
-        <w:t xml:space="preserve">"많이 내는 쪽과 해보고 싶게 만드는 쪽이 달랐습니다. 둘을 합쳐 다시 물었을 때 표가 가장 많았습니다. 반 친구 스무 명에게 물은 결과라 모두의 생각이라고 할 수는 없습니다. 그래도 이번만큼은 답이 대결이 아니라 협업이었습니다."</w:t>
+        <w:t xml:space="preserve">같은 목록을 두 뭉치로 복사합니다. 한 뭉치 위에는 사람이 만든 것, 다른 뭉치 위에는 AI가 만든 것이라고 적습니다. 두 반에 각각 나눠 주는 장면을 찍고, 개표를 나란히 놓습니다.</w:t>
+      </w:r>
+    </w:p>
+    <w:p>
+      <w:pPr>
+        <w:spacing w:after="30"/>
+        <w:ind w:left="200"/>
+      </w:pPr>
+      <w:r>
+        <w:rPr>
+          <w:rFonts w:ascii="맑은 고딕" w:cs="맑은 고딕" w:eastAsia="맑은 고딕" w:hAnsi="맑은 고딕"/>
+          <w:b/>
+          <w:bCs/>
+          <w:color w:val="000000"/>
+          <w:sz w:val="20"/>
+          <w:szCs w:val="20"/>
+        </w:rPr>
+        <w:t xml:space="preserve">-나레이션: </w:t>
+      </w:r>
+      <w:r>
+        <w:rPr>
+          <w:rFonts w:ascii="맑은 고딕" w:cs="맑은 고딕" w:eastAsia="맑은 고딕" w:hAnsi="맑은 고딕"/>
+          <w:b w:val="false"/>
+          <w:bCs w:val="false"/>
+          <w:color w:val="000000"/>
+          <w:sz w:val="20"/>
+          <w:szCs w:val="20"/>
+        </w:rPr>
+        <w:t xml:space="preserve">"여기서부터가 진짜 실험입니다. 완전히 같은 목록을 두 반에 나눠 줬습니다. 한 반에는 사람이 만든 것이라고 했고, 다른 반에는 AI가 만든 것이라고 했습니다. 내용은 한 글자도 다르지 않습니다. 그런데 평균 점수가 갈렸습니다."</w:t>
+      </w:r>
+    </w:p>
+    <w:p>
+      <w:pPr>
+        <w:spacing w:after="30"/>
+        <w:ind w:left="200"/>
+      </w:pPr>
+      <w:r>
+        <w:rPr>
+          <w:rFonts w:ascii="맑은 고딕" w:cs="맑은 고딕" w:eastAsia="맑은 고딕" w:hAnsi="맑은 고딕"/>
+          <w:b/>
+          <w:bCs/>
+          <w:color w:val="000000"/>
+          <w:sz w:val="20"/>
+          <w:szCs w:val="20"/>
+        </w:rPr>
+        <w:t xml:space="preserve">-자막(10자 내외): </w:t>
+      </w:r>
+      <w:r>
+        <w:rPr>
+          <w:rFonts w:ascii="맑은 고딕" w:cs="맑은 고딕" w:eastAsia="맑은 고딕" w:hAnsi="맑은 고딕"/>
+          <w:b w:val="false"/>
+          <w:bCs w:val="false"/>
+          <w:color w:val="000000"/>
+          <w:sz w:val="20"/>
+          <w:szCs w:val="20"/>
+        </w:rPr>
+        <w:t xml:space="preserve">같은 목록 두 장 / 이름표만 바꿨다 / 내용은 똑같다 / 점수가 갈렸다</w:t>
+      </w:r>
+    </w:p>
+    <w:p>
+      <w:pPr>
+        <w:spacing w:after="40" w:before="100"/>
+      </w:pPr>
+      <w:r>
+        <w:rPr>
+          <w:rFonts w:ascii="맑은 고딕" w:cs="맑은 고딕" w:eastAsia="맑은 고딕" w:hAnsi="맑은 고딕"/>
+          <w:b/>
+          <w:bCs/>
+          <w:color w:val="000000"/>
+          <w:sz w:val="20"/>
+          <w:szCs w:val="20"/>
+        </w:rPr>
+        <w:t xml:space="preserve">[02:05 ~ 02:32] 결과 정리 (27초)</w:t>
+      </w:r>
+    </w:p>
+    <w:p>
+      <w:pPr>
+        <w:spacing w:after="30"/>
+        <w:ind w:left="200"/>
+      </w:pPr>
+      <w:r>
+        <w:rPr>
+          <w:rFonts w:ascii="맑은 고딕" w:cs="맑은 고딕" w:eastAsia="맑은 고딕" w:hAnsi="맑은 고딕"/>
+          <w:b/>
+          <w:bCs/>
+          <w:color w:val="000000"/>
+          <w:sz w:val="20"/>
+          <w:szCs w:val="20"/>
+        </w:rPr>
+        <w:t xml:space="preserve">-영상: </w:t>
+      </w:r>
+      <w:r>
+        <w:rPr>
+          <w:rFonts w:ascii="맑은 고딕" w:cs="맑은 고딕" w:eastAsia="맑은 고딕" w:hAnsi="맑은 고딕"/>
+          <w:b w:val="false"/>
+          <w:bCs w:val="false"/>
+          <w:color w:val="000000"/>
+          <w:sz w:val="20"/>
+          <w:szCs w:val="20"/>
+        </w:rPr>
+        <w:t xml:space="preserve">두 반의 평균 점수를 막대그래프로 나란히 세웁니다. 이어서 투표가 끝난 뒤 친구들에게 실험 내용을 설명하고 반응을 담습니다.</w:t>
+      </w:r>
+    </w:p>
+    <w:p>
+      <w:pPr>
+        <w:spacing w:after="30"/>
+        <w:ind w:left="200"/>
+      </w:pPr>
+      <w:r>
+        <w:rPr>
+          <w:rFonts w:ascii="맑은 고딕" w:cs="맑은 고딕" w:eastAsia="맑은 고딕" w:hAnsi="맑은 고딕"/>
+          <w:b/>
+          <w:bCs/>
+          <w:color w:val="000000"/>
+          <w:sz w:val="20"/>
+          <w:szCs w:val="20"/>
+        </w:rPr>
+        <w:t xml:space="preserve">-나레이션: </w:t>
+      </w:r>
+      <w:r>
+        <w:rPr>
+          <w:rFonts w:ascii="맑은 고딕" w:cs="맑은 고딕" w:eastAsia="맑은 고딕" w:hAnsi="맑은 고딕"/>
+          <w:b w:val="false"/>
+          <w:bCs w:val="false"/>
+          <w:color w:val="000000"/>
+          <w:sz w:val="20"/>
+          <w:szCs w:val="20"/>
+        </w:rPr>
+        <w:t xml:space="preserve">"차이는 0.6점이었습니다. 같은 글인데 AI가 썼다고 하면 그만큼 깎였습니다. 우리는 내용이 아니라 이름표를 보고 있었습니다. 투표가 끝나고 사실을 알려 줬더니, 속았다며 웃는 친구도 있었고 자기도 몰랐다고 하는 친구도 있었습니다."</w:t>
+      </w:r>
+    </w:p>
+    <w:p>
+      <w:pPr>
+        <w:spacing w:after="30"/>
+        <w:ind w:left="200"/>
+      </w:pPr>
+      <w:r>
+        <w:rPr>
+          <w:rFonts w:ascii="맑은 고딕" w:cs="맑은 고딕" w:eastAsia="맑은 고딕" w:hAnsi="맑은 고딕"/>
+          <w:b/>
+          <w:bCs/>
+          <w:color w:val="000000"/>
+          <w:sz w:val="20"/>
+          <w:szCs w:val="20"/>
+        </w:rPr>
+        <w:t xml:space="preserve">-자막(10자 내외): </w:t>
+      </w:r>
+      <w:r>
+        <w:rPr>
+          <w:rFonts w:ascii="맑은 고딕" w:cs="맑은 고딕" w:eastAsia="맑은 고딕" w:hAnsi="맑은 고딕"/>
+          <w:b w:val="false"/>
+          <w:bCs w:val="false"/>
+          <w:color w:val="000000"/>
+          <w:sz w:val="20"/>
+          <w:szCs w:val="20"/>
+        </w:rPr>
+        <w:t xml:space="preserve">0.6점 차이 / 이름표를 봤다 / 끝나고 알려 줬다</w:t>
+      </w:r>
+    </w:p>
+    <w:p>
+      <w:pPr>
+        <w:spacing w:after="40" w:before="100"/>
+      </w:pPr>
+      <w:r>
+        <w:rPr>
+          <w:rFonts w:ascii="맑은 고딕" w:cs="맑은 고딕" w:eastAsia="맑은 고딕" w:hAnsi="맑은 고딕"/>
+          <w:b/>
+          <w:bCs/>
+          <w:color w:val="000000"/>
+          <w:sz w:val="20"/>
+          <w:szCs w:val="20"/>
+        </w:rPr>
+        <w:t xml:space="preserve">[02:32 ~ 02:50] 결론 및 제언 (18초)</w:t>
+      </w:r>
+    </w:p>
+    <w:p>
+      <w:pPr>
+        <w:spacing w:after="30"/>
+        <w:ind w:left="200"/>
+      </w:pPr>
+      <w:r>
+        <w:rPr>
+          <w:rFonts w:ascii="맑은 고딕" w:cs="맑은 고딕" w:eastAsia="맑은 고딕" w:hAnsi="맑은 고딕"/>
+          <w:b/>
+          <w:bCs/>
+          <w:color w:val="000000"/>
+          <w:sz w:val="20"/>
+          <w:szCs w:val="20"/>
+        </w:rPr>
+        <w:t xml:space="preserve">-영상: </w:t>
+      </w:r>
+      <w:r>
+        <w:rPr>
+          <w:rFonts w:ascii="맑은 고딕" w:cs="맑은 고딕" w:eastAsia="맑은 고딕" w:hAnsi="맑은 고딕"/>
+          <w:b w:val="false"/>
+          <w:bCs w:val="false"/>
+          <w:color w:val="000000"/>
+          <w:sz w:val="20"/>
+          <w:szCs w:val="20"/>
+        </w:rPr>
+        <w:t xml:space="preserve">두 결과를 합쳐 만든 세 번째 목록을 펼칩니다. 마지막에 이름표 두 장을 나란히 놓고 화면이 어두워집니다.</w:t>
+      </w:r>
+    </w:p>
+    <w:p>
+      <w:pPr>
+        <w:spacing w:after="30"/>
+        <w:ind w:left="200"/>
+      </w:pPr>
+      <w:r>
+        <w:rPr>
+          <w:rFonts w:ascii="맑은 고딕" w:cs="맑은 고딕" w:eastAsia="맑은 고딕" w:hAnsi="맑은 고딕"/>
+          <w:b/>
+          <w:bCs/>
+          <w:color w:val="000000"/>
+          <w:sz w:val="20"/>
+          <w:szCs w:val="20"/>
+        </w:rPr>
+        <w:t xml:space="preserve">-나레이션: </w:t>
+      </w:r>
+      <w:r>
+        <w:rPr>
+          <w:rFonts w:ascii="맑은 고딕" w:cs="맑은 고딕" w:eastAsia="맑은 고딕" w:hAnsi="맑은 고딕"/>
+          <w:b w:val="false"/>
+          <w:bCs w:val="false"/>
+          <w:color w:val="000000"/>
+          <w:sz w:val="20"/>
+          <w:szCs w:val="20"/>
+        </w:rPr>
+        <w:t xml:space="preserve">"마흔 명에게 물은 결과라 모두의 생각이라고 할 수는 없습니다. 그래도 저희 반에서는 그랬습니다. AI를 어떻게 볼 것인가를 정하기 전에, 우리가 무엇을 보고 판단하는지부터 알아야 할 것 같습니다."</w:t>
+      </w:r>
+    </w:p>
+    <w:p>
+      <w:pPr>
+        <w:spacing w:after="30"/>
+        <w:ind w:left="200"/>
+      </w:pPr>
+      <w:r>
+        <w:rPr>
+          <w:rFonts w:ascii="맑은 고딕" w:cs="맑은 고딕" w:eastAsia="맑은 고딕" w:hAnsi="맑은 고딕"/>
+          <w:b/>
+          <w:bCs/>
+          <w:color w:val="000000"/>
+          <w:sz w:val="20"/>
+          <w:szCs w:val="20"/>
+        </w:rPr>
+        <w:t xml:space="preserve">-자막(10자 내외): </w:t>
+      </w:r>
+      <w:r>
+        <w:rPr>
+          <w:rFonts w:ascii="맑은 고딕" w:cs="맑은 고딕" w:eastAsia="맑은 고딕" w:hAnsi="맑은 고딕"/>
+          <w:b w:val="false"/>
+          <w:bCs w:val="false"/>
+          <w:color w:val="000000"/>
+          <w:sz w:val="20"/>
+          <w:szCs w:val="20"/>
+        </w:rPr>
+        <w:t xml:space="preserve">마흔 명뿐이다 / 그래도 우리 반은 / 무엇을 보고 판단하나</w:t>
       </w:r>
     </w:p>
     <w:p>
@@ -2126,7 +3838,35 @@
           <w:sz w:val="20"/>
           <w:szCs w:val="20"/>
         </w:rPr>
-        <w:t xml:space="preserve">AI에 대한 이야기는 대개 인상과 예감으로 오갑니다. 이 영상은 작더라도 직접 모은 표를 근거로 삼습니다.</w:t>
+        <w:t xml:space="preserve">AI에 대한 이야기는 대개 인상과 예감으로 오갑니다. 이 영상은 작더라도 직접 모은 표를 근거로 삼고, 표본이 작다는 사실도 함께 밝힙니다.</w:t>
+      </w:r>
+    </w:p>
+    <w:p>
+      <w:pPr>
+        <w:spacing w:after="60"/>
+        <w:ind w:left="140" w:hanging="0"/>
+      </w:pPr>
+      <w:r>
+        <w:rPr>
+          <w:rFonts w:ascii="맑은 고딕" w:cs="맑은 고딕" w:eastAsia="맑은 고딕" w:hAnsi="맑은 고딕"/>
+          <w:b/>
+          <w:bCs/>
+          <w:color w:val="000000"/>
+          <w:sz w:val="20"/>
+          <w:szCs w:val="20"/>
+        </w:rPr>
+        <w:t xml:space="preserve"> 심사 기준과의 연결: </w:t>
+      </w:r>
+      <w:r>
+        <w:rPr>
+          <w:rFonts w:ascii="맑은 고딕" w:cs="맑은 고딕" w:eastAsia="맑은 고딕" w:hAnsi="맑은 고딕"/>
+          <w:b w:val="false"/>
+          <w:bCs w:val="false"/>
+          <w:color w:val="000000"/>
+          <w:sz w:val="20"/>
+          <w:szCs w:val="20"/>
+        </w:rPr>
+        <w:t xml:space="preserve">이 주제는 자칫 감상문이 되기 쉬운데, 두 번째 실험이 그것을 막아 줍니다. 내용은 고정하고 이름표만 바꾸는 구조는 대조군을 둔 실험 그대로여서 정확성 항목의 탐구 과정에 정면으로 맞습니다. 창의성은 반 전체가 참여한다는 점과 제작자가 직접 출연한다는 점에서 채웁니다.</w:t>
       </w:r>
     </w:p>
     <w:p>
@@ -2155,6 +3895,1612 @@
           <w:szCs w:val="20"/>
         </w:rPr>
         <w:t xml:space="preserve">출처를 가리고 평가하는 방식은 다른 주제에도 그대로 쓸 수 있습니다. 결론보다 방법이 남는 영상을 목표로 합니다.</w:t>
+      </w:r>
+    </w:p>
+    <w:p>
+      <w:r>
+        <w:br w:type="page"/>
+      </w:r>
+    </w:p>
+    <w:p>
+      <w:pPr>
+        <w:pBdr>
+          <w:top w:val="single" w:color="000000" w:sz="8"/>
+          <w:bottom w:val="single" w:color="000000" w:sz="8"/>
+        </w:pBdr>
+        <w:shd w:fill="EDE7D3" w:val="clear"/>
+        <w:spacing w:after="160" w:before="0"/>
+        <w:jc w:val="center"/>
+      </w:pPr>
+      <w:r>
+        <w:rPr>
+          <w:rFonts w:ascii="맑은 고딕" w:cs="맑은 고딕" w:eastAsia="맑은 고딕" w:hAnsi="맑은 고딕"/>
+          <w:b/>
+          <w:bCs/>
+          <w:color w:val="000000"/>
+          <w:sz w:val="21"/>
+          <w:szCs w:val="21"/>
+        </w:rPr>
+        <w:t xml:space="preserve">별지 — 세 안 비교와 공통 준수 사항</w:t>
+      </w:r>
+    </w:p>
+    <w:p>
+      <w:pPr>
+        <w:spacing w:after="140"/>
+        <w:ind w:left="140"/>
+      </w:pPr>
+      <w:r>
+        <w:rPr>
+          <w:rFonts w:ascii="맑은 고딕" w:cs="맑은 고딕" w:eastAsia="맑은 고딕" w:hAnsi="맑은 고딕"/>
+          <w:b w:val="false"/>
+          <w:bCs w:val="false"/>
+          <w:color w:val="000000"/>
+          <w:sz w:val="20"/>
+          <w:szCs w:val="20"/>
+        </w:rPr>
+        <w:t xml:space="preserve">세 편 모두 3분 안에 들어가도록 짰고, 공모 요강의 제작 안내를 그대로 반영했습니다. 어느 것을 고를지 정할 때 아래 표를 참고하시면 됩니다.</w:t>
+      </w:r>
+    </w:p>
+    <w:tbl>
+      <w:tblPr>
+        <w:tblW w:type="dxa" w:w="9906"/>
+        <w:tblBorders>
+          <w:top w:val="single" w:color="auto" w:sz="4"/>
+          <w:left w:val="single" w:color="auto" w:sz="4"/>
+          <w:bottom w:val="single" w:color="auto" w:sz="4"/>
+          <w:right w:val="single" w:color="auto" w:sz="4"/>
+          <w:insideH w:val="single" w:color="auto" w:sz="4"/>
+          <w:insideV w:val="single" w:color="auto" w:sz="4"/>
+        </w:tblBorders>
+      </w:tblPr>
+      <w:tblGrid>
+        <w:gridCol w:w="1900"/>
+        <w:gridCol w:w="2669"/>
+        <w:gridCol w:w="2669"/>
+        <w:gridCol w:w="2668"/>
+      </w:tblGrid>
+      <w:tr>
+        <w:trPr>
+          <w:tblHeader/>
+        </w:trPr>
+        <w:tc>
+          <w:tcPr>
+            <w:tcW w:type="dxa" w:w="1900"/>
+            <w:shd w:fill="EDE7D3" w:val="clear"/>
+            <w:tcMar>
+              <w:top w:type="dxa" w:w="60"/>
+              <w:left w:type="dxa" w:w="80"/>
+              <w:bottom w:type="dxa" w:w="60"/>
+              <w:right w:type="dxa" w:w="80"/>
+            </w:tcMar>
+            <w:vAlign w:val="center"/>
+          </w:tcPr>
+          <w:p>
+            <w:pPr>
+              <w:jc w:val="center"/>
+            </w:pPr>
+            <w:r>
+              <w:rPr>
+                <w:rFonts w:ascii="맑은 고딕" w:cs="맑은 고딕" w:eastAsia="맑은 고딕" w:hAnsi="맑은 고딕"/>
+                <w:b/>
+                <w:bCs/>
+                <w:color w:val="000000"/>
+                <w:sz w:val="18"/>
+                <w:szCs w:val="18"/>
+              </w:rPr>
+              <w:t xml:space="preserve">구분</w:t>
+            </w:r>
+          </w:p>
+        </w:tc>
+        <w:tc>
+          <w:tcPr>
+            <w:tcW w:type="dxa" w:w="2669"/>
+            <w:shd w:fill="EDE7D3" w:val="clear"/>
+            <w:tcMar>
+              <w:top w:type="dxa" w:w="60"/>
+              <w:left w:type="dxa" w:w="80"/>
+              <w:bottom w:type="dxa" w:w="60"/>
+              <w:right w:type="dxa" w:w="80"/>
+            </w:tcMar>
+            <w:vAlign w:val="center"/>
+          </w:tcPr>
+          <w:p>
+            <w:pPr>
+              <w:jc w:val="center"/>
+            </w:pPr>
+            <w:r>
+              <w:rPr>
+                <w:rFonts w:ascii="맑은 고딕" w:cs="맑은 고딕" w:eastAsia="맑은 고딕" w:hAnsi="맑은 고딕"/>
+                <w:b/>
+                <w:bCs/>
+                <w:color w:val="000000"/>
+                <w:sz w:val="18"/>
+                <w:szCs w:val="18"/>
+              </w:rPr>
+              <w:t xml:space="preserve">1. 그네 진자</w:t>
+            </w:r>
+          </w:p>
+        </w:tc>
+        <w:tc>
+          <w:tcPr>
+            <w:tcW w:type="dxa" w:w="2669"/>
+            <w:shd w:fill="EDE7D3" w:val="clear"/>
+            <w:tcMar>
+              <w:top w:type="dxa" w:w="60"/>
+              <w:left w:type="dxa" w:w="80"/>
+              <w:bottom w:type="dxa" w:w="60"/>
+              <w:right w:type="dxa" w:w="80"/>
+            </w:tcMar>
+            <w:vAlign w:val="center"/>
+          </w:tcPr>
+          <w:p>
+            <w:pPr>
+              <w:jc w:val="center"/>
+            </w:pPr>
+            <w:r>
+              <w:rPr>
+                <w:rFonts w:ascii="맑은 고딕" w:cs="맑은 고딕" w:eastAsia="맑은 고딕" w:hAnsi="맑은 고딕"/>
+                <w:b/>
+                <w:bCs/>
+                <w:color w:val="000000"/>
+                <w:sz w:val="18"/>
+                <w:szCs w:val="18"/>
+              </w:rPr>
+              <w:t xml:space="preserve">2. 온도 지도</w:t>
+            </w:r>
+          </w:p>
+        </w:tc>
+        <w:tc>
+          <w:tcPr>
+            <w:tcW w:type="dxa" w:w="2668"/>
+            <w:shd w:fill="EDE7D3" w:val="clear"/>
+            <w:tcMar>
+              <w:top w:type="dxa" w:w="60"/>
+              <w:left w:type="dxa" w:w="80"/>
+              <w:bottom w:type="dxa" w:w="60"/>
+              <w:right w:type="dxa" w:w="80"/>
+            </w:tcMar>
+            <w:vAlign w:val="center"/>
+          </w:tcPr>
+          <w:p>
+            <w:pPr>
+              <w:jc w:val="center"/>
+            </w:pPr>
+            <w:r>
+              <w:rPr>
+                <w:rFonts w:ascii="맑은 고딕" w:cs="맑은 고딕" w:eastAsia="맑은 고딕" w:hAnsi="맑은 고딕"/>
+                <w:b/>
+                <w:bCs/>
+                <w:color w:val="000000"/>
+                <w:sz w:val="18"/>
+                <w:szCs w:val="18"/>
+              </w:rPr>
+              <w:t xml:space="preserve">3. 이름표 실험</w:t>
+            </w:r>
+          </w:p>
+        </w:tc>
+      </w:tr>
+      <w:tr>
+        <w:tc>
+          <w:tcPr>
+            <w:tcW w:type="dxa" w:w="1900"/>
+            <w:tcMar>
+              <w:top w:type="dxa" w:w="60"/>
+              <w:left w:type="dxa" w:w="80"/>
+              <w:bottom w:type="dxa" w:w="60"/>
+              <w:right w:type="dxa" w:w="80"/>
+            </w:tcMar>
+            <w:vAlign w:val="center"/>
+          </w:tcPr>
+          <w:p>
+            <w:pPr>
+              <w:jc w:val="left"/>
+            </w:pPr>
+            <w:r>
+              <w:rPr>
+                <w:rFonts w:ascii="맑은 고딕" w:cs="맑은 고딕" w:eastAsia="맑은 고딕" w:hAnsi="맑은 고딕"/>
+                <w:b/>
+                <w:bCs/>
+                <w:color w:val="000000"/>
+                <w:sz w:val="18"/>
+                <w:szCs w:val="18"/>
+              </w:rPr>
+              <w:t xml:space="preserve">주제 분류</w:t>
+            </w:r>
+          </w:p>
+        </w:tc>
+        <w:tc>
+          <w:tcPr>
+            <w:tcW w:type="dxa" w:w="2669"/>
+            <w:tcMar>
+              <w:top w:type="dxa" w:w="60"/>
+              <w:left w:type="dxa" w:w="80"/>
+              <w:bottom w:type="dxa" w:w="60"/>
+              <w:right w:type="dxa" w:w="80"/>
+            </w:tcMar>
+            <w:vAlign w:val="center"/>
+          </w:tcPr>
+          <w:p>
+            <w:pPr>
+              <w:jc w:val="left"/>
+            </w:pPr>
+            <w:r>
+              <w:rPr>
+                <w:rFonts w:ascii="맑은 고딕" w:cs="맑은 고딕" w:eastAsia="맑은 고딕" w:hAnsi="맑은 고딕"/>
+                <w:b w:val="false"/>
+                <w:bCs w:val="false"/>
+                <w:color w:val="000000"/>
+                <w:sz w:val="18"/>
+                <w:szCs w:val="18"/>
+              </w:rPr>
+              <w:t xml:space="preserve">과학</w:t>
+            </w:r>
+          </w:p>
+        </w:tc>
+        <w:tc>
+          <w:tcPr>
+            <w:tcW w:type="dxa" w:w="2669"/>
+            <w:tcMar>
+              <w:top w:type="dxa" w:w="60"/>
+              <w:left w:type="dxa" w:w="80"/>
+              <w:bottom w:type="dxa" w:w="60"/>
+              <w:right w:type="dxa" w:w="80"/>
+            </w:tcMar>
+            <w:vAlign w:val="center"/>
+          </w:tcPr>
+          <w:p>
+            <w:pPr>
+              <w:jc w:val="left"/>
+            </w:pPr>
+            <w:r>
+              <w:rPr>
+                <w:rFonts w:ascii="맑은 고딕" w:cs="맑은 고딕" w:eastAsia="맑은 고딕" w:hAnsi="맑은 고딕"/>
+                <w:b w:val="false"/>
+                <w:bCs w:val="false"/>
+                <w:color w:val="000000"/>
+                <w:sz w:val="18"/>
+                <w:szCs w:val="18"/>
+              </w:rPr>
+              <w:t xml:space="preserve">환경</w:t>
+            </w:r>
+          </w:p>
+        </w:tc>
+        <w:tc>
+          <w:tcPr>
+            <w:tcW w:type="dxa" w:w="2668"/>
+            <w:tcMar>
+              <w:top w:type="dxa" w:w="60"/>
+              <w:left w:type="dxa" w:w="80"/>
+              <w:bottom w:type="dxa" w:w="60"/>
+              <w:right w:type="dxa" w:w="80"/>
+            </w:tcMar>
+            <w:vAlign w:val="center"/>
+          </w:tcPr>
+          <w:p>
+            <w:pPr>
+              <w:jc w:val="left"/>
+            </w:pPr>
+            <w:r>
+              <w:rPr>
+                <w:rFonts w:ascii="맑은 고딕" w:cs="맑은 고딕" w:eastAsia="맑은 고딕" w:hAnsi="맑은 고딕"/>
+                <w:b w:val="false"/>
+                <w:bCs w:val="false"/>
+                <w:color w:val="000000"/>
+                <w:sz w:val="18"/>
+                <w:szCs w:val="18"/>
+              </w:rPr>
+              <w:t xml:space="preserve">인공지능</w:t>
+            </w:r>
+          </w:p>
+        </w:tc>
+      </w:tr>
+      <w:tr>
+        <w:tc>
+          <w:tcPr>
+            <w:tcW w:type="dxa" w:w="1900"/>
+            <w:tcMar>
+              <w:top w:type="dxa" w:w="60"/>
+              <w:left w:type="dxa" w:w="80"/>
+              <w:bottom w:type="dxa" w:w="60"/>
+              <w:right w:type="dxa" w:w="80"/>
+            </w:tcMar>
+            <w:vAlign w:val="center"/>
+          </w:tcPr>
+          <w:p>
+            <w:pPr>
+              <w:jc w:val="left"/>
+            </w:pPr>
+            <w:r>
+              <w:rPr>
+                <w:rFonts w:ascii="맑은 고딕" w:cs="맑은 고딕" w:eastAsia="맑은 고딕" w:hAnsi="맑은 고딕"/>
+                <w:b/>
+                <w:bCs/>
+                <w:color w:val="000000"/>
+                <w:sz w:val="18"/>
+                <w:szCs w:val="18"/>
+              </w:rPr>
+              <w:t xml:space="preserve">촬영 장소</w:t>
+            </w:r>
+          </w:p>
+        </w:tc>
+        <w:tc>
+          <w:tcPr>
+            <w:tcW w:type="dxa" w:w="2669"/>
+            <w:tcMar>
+              <w:top w:type="dxa" w:w="60"/>
+              <w:left w:type="dxa" w:w="80"/>
+              <w:bottom w:type="dxa" w:w="60"/>
+              <w:right w:type="dxa" w:w="80"/>
+            </w:tcMar>
+            <w:vAlign w:val="center"/>
+          </w:tcPr>
+          <w:p>
+            <w:pPr>
+              <w:jc w:val="left"/>
+            </w:pPr>
+            <w:r>
+              <w:rPr>
+                <w:rFonts w:ascii="맑은 고딕" w:cs="맑은 고딕" w:eastAsia="맑은 고딕" w:hAnsi="맑은 고딕"/>
+                <w:b w:val="false"/>
+                <w:bCs w:val="false"/>
+                <w:color w:val="000000"/>
+                <w:sz w:val="18"/>
+                <w:szCs w:val="18"/>
+              </w:rPr>
+              <w:t xml:space="preserve">동네 놀이터 한 곳</w:t>
+            </w:r>
+          </w:p>
+        </w:tc>
+        <w:tc>
+          <w:tcPr>
+            <w:tcW w:type="dxa" w:w="2669"/>
+            <w:tcMar>
+              <w:top w:type="dxa" w:w="60"/>
+              <w:left w:type="dxa" w:w="80"/>
+              <w:bottom w:type="dxa" w:w="60"/>
+              <w:right w:type="dxa" w:w="80"/>
+            </w:tcMar>
+            <w:vAlign w:val="center"/>
+          </w:tcPr>
+          <w:p>
+            <w:pPr>
+              <w:jc w:val="left"/>
+            </w:pPr>
+            <w:r>
+              <w:rPr>
+                <w:rFonts w:ascii="맑은 고딕" w:cs="맑은 고딕" w:eastAsia="맑은 고딕" w:hAnsi="맑은 고딕"/>
+                <w:b w:val="false"/>
+                <w:bCs w:val="false"/>
+                <w:color w:val="000000"/>
+                <w:sz w:val="18"/>
+                <w:szCs w:val="18"/>
+              </w:rPr>
+              <w:t xml:space="preserve">동네 골목과 학교 주변</w:t>
+            </w:r>
+          </w:p>
+        </w:tc>
+        <w:tc>
+          <w:tcPr>
+            <w:tcW w:type="dxa" w:w="2668"/>
+            <w:tcMar>
+              <w:top w:type="dxa" w:w="60"/>
+              <w:left w:type="dxa" w:w="80"/>
+              <w:bottom w:type="dxa" w:w="60"/>
+              <w:right w:type="dxa" w:w="80"/>
+            </w:tcMar>
+            <w:vAlign w:val="center"/>
+          </w:tcPr>
+          <w:p>
+            <w:pPr>
+              <w:jc w:val="left"/>
+            </w:pPr>
+            <w:r>
+              <w:rPr>
+                <w:rFonts w:ascii="맑은 고딕" w:cs="맑은 고딕" w:eastAsia="맑은 고딕" w:hAnsi="맑은 고딕"/>
+                <w:b w:val="false"/>
+                <w:bCs w:val="false"/>
+                <w:color w:val="000000"/>
+                <w:sz w:val="18"/>
+                <w:szCs w:val="18"/>
+              </w:rPr>
+              <w:t xml:space="preserve">교실</w:t>
+            </w:r>
+          </w:p>
+        </w:tc>
+      </w:tr>
+      <w:tr>
+        <w:tc>
+          <w:tcPr>
+            <w:tcW w:type="dxa" w:w="1900"/>
+            <w:tcMar>
+              <w:top w:type="dxa" w:w="60"/>
+              <w:left w:type="dxa" w:w="80"/>
+              <w:bottom w:type="dxa" w:w="60"/>
+              <w:right w:type="dxa" w:w="80"/>
+            </w:tcMar>
+            <w:vAlign w:val="center"/>
+          </w:tcPr>
+          <w:p>
+            <w:pPr>
+              <w:jc w:val="left"/>
+            </w:pPr>
+            <w:r>
+              <w:rPr>
+                <w:rFonts w:ascii="맑은 고딕" w:cs="맑은 고딕" w:eastAsia="맑은 고딕" w:hAnsi="맑은 고딕"/>
+                <w:b/>
+                <w:bCs/>
+                <w:color w:val="000000"/>
+                <w:sz w:val="18"/>
+                <w:szCs w:val="18"/>
+              </w:rPr>
+              <w:t xml:space="preserve">촬영 시간</w:t>
+            </w:r>
+          </w:p>
+        </w:tc>
+        <w:tc>
+          <w:tcPr>
+            <w:tcW w:type="dxa" w:w="2669"/>
+            <w:tcMar>
+              <w:top w:type="dxa" w:w="60"/>
+              <w:left w:type="dxa" w:w="80"/>
+              <w:bottom w:type="dxa" w:w="60"/>
+              <w:right w:type="dxa" w:w="80"/>
+            </w:tcMar>
+            <w:vAlign w:val="center"/>
+          </w:tcPr>
+          <w:p>
+            <w:pPr>
+              <w:jc w:val="left"/>
+            </w:pPr>
+            <w:r>
+              <w:rPr>
+                <w:rFonts w:ascii="맑은 고딕" w:cs="맑은 고딕" w:eastAsia="맑은 고딕" w:hAnsi="맑은 고딕"/>
+                <w:b w:val="false"/>
+                <w:bCs w:val="false"/>
+                <w:color w:val="000000"/>
+                <w:sz w:val="18"/>
+                <w:szCs w:val="18"/>
+              </w:rPr>
+              <w:t xml:space="preserve">평일 오전 세 시간, 하루</w:t>
+            </w:r>
+          </w:p>
+        </w:tc>
+        <w:tc>
+          <w:tcPr>
+            <w:tcW w:type="dxa" w:w="2669"/>
+            <w:tcMar>
+              <w:top w:type="dxa" w:w="60"/>
+              <w:left w:type="dxa" w:w="80"/>
+              <w:bottom w:type="dxa" w:w="60"/>
+              <w:right w:type="dxa" w:w="80"/>
+            </w:tcMar>
+            <w:vAlign w:val="center"/>
+          </w:tcPr>
+          <w:p>
+            <w:pPr>
+              <w:jc w:val="left"/>
+            </w:pPr>
+            <w:r>
+              <w:rPr>
+                <w:rFonts w:ascii="맑은 고딕" w:cs="맑은 고딕" w:eastAsia="맑은 고딕" w:hAnsi="맑은 고딕"/>
+                <w:b w:val="false"/>
+                <w:bCs w:val="false"/>
+                <w:color w:val="000000"/>
+                <w:sz w:val="18"/>
+                <w:szCs w:val="18"/>
+              </w:rPr>
+              <w:t xml:space="preserve">맑은 날 오후 두 시간, 하루</w:t>
+            </w:r>
+          </w:p>
+        </w:tc>
+        <w:tc>
+          <w:tcPr>
+            <w:tcW w:type="dxa" w:w="2668"/>
+            <w:tcMar>
+              <w:top w:type="dxa" w:w="60"/>
+              <w:left w:type="dxa" w:w="80"/>
+              <w:bottom w:type="dxa" w:w="60"/>
+              <w:right w:type="dxa" w:w="80"/>
+            </w:tcMar>
+            <w:vAlign w:val="center"/>
+          </w:tcPr>
+          <w:p>
+            <w:pPr>
+              <w:jc w:val="left"/>
+            </w:pPr>
+            <w:r>
+              <w:rPr>
+                <w:rFonts w:ascii="맑은 고딕" w:cs="맑은 고딕" w:eastAsia="맑은 고딕" w:hAnsi="맑은 고딕"/>
+                <w:b w:val="false"/>
+                <w:bCs w:val="false"/>
+                <w:color w:val="000000"/>
+                <w:sz w:val="18"/>
+                <w:szCs w:val="18"/>
+              </w:rPr>
+              <w:t xml:space="preserve">쉬는 시간 세 번, 이틀</w:t>
+            </w:r>
+          </w:p>
+        </w:tc>
+      </w:tr>
+      <w:tr>
+        <w:tc>
+          <w:tcPr>
+            <w:tcW w:type="dxa" w:w="1900"/>
+            <w:tcMar>
+              <w:top w:type="dxa" w:w="60"/>
+              <w:left w:type="dxa" w:w="80"/>
+              <w:bottom w:type="dxa" w:w="60"/>
+              <w:right w:type="dxa" w:w="80"/>
+            </w:tcMar>
+            <w:vAlign w:val="center"/>
+          </w:tcPr>
+          <w:p>
+            <w:pPr>
+              <w:jc w:val="left"/>
+            </w:pPr>
+            <w:r>
+              <w:rPr>
+                <w:rFonts w:ascii="맑은 고딕" w:cs="맑은 고딕" w:eastAsia="맑은 고딕" w:hAnsi="맑은 고딕"/>
+                <w:b/>
+                <w:bCs/>
+                <w:color w:val="000000"/>
+                <w:sz w:val="18"/>
+                <w:szCs w:val="18"/>
+              </w:rPr>
+              <w:t xml:space="preserve">새로 드는 돈</w:t>
+            </w:r>
+          </w:p>
+        </w:tc>
+        <w:tc>
+          <w:tcPr>
+            <w:tcW w:type="dxa" w:w="2669"/>
+            <w:tcMar>
+              <w:top w:type="dxa" w:w="60"/>
+              <w:left w:type="dxa" w:w="80"/>
+              <w:bottom w:type="dxa" w:w="60"/>
+              <w:right w:type="dxa" w:w="80"/>
+            </w:tcMar>
+            <w:vAlign w:val="center"/>
+          </w:tcPr>
+          <w:p>
+            <w:pPr>
+              <w:jc w:val="left"/>
+            </w:pPr>
+            <w:r>
+              <w:rPr>
+                <w:rFonts w:ascii="맑은 고딕" w:cs="맑은 고딕" w:eastAsia="맑은 고딕" w:hAnsi="맑은 고딕"/>
+                <w:b w:val="false"/>
+                <w:bCs w:val="false"/>
+                <w:color w:val="000000"/>
+                <w:sz w:val="18"/>
+                <w:szCs w:val="18"/>
+              </w:rPr>
+              <w:t xml:space="preserve">줄자 값 정도</w:t>
+            </w:r>
+          </w:p>
+        </w:tc>
+        <w:tc>
+          <w:tcPr>
+            <w:tcW w:type="dxa" w:w="2669"/>
+            <w:tcMar>
+              <w:top w:type="dxa" w:w="60"/>
+              <w:left w:type="dxa" w:w="80"/>
+              <w:bottom w:type="dxa" w:w="60"/>
+              <w:right w:type="dxa" w:w="80"/>
+            </w:tcMar>
+            <w:vAlign w:val="center"/>
+          </w:tcPr>
+          <w:p>
+            <w:pPr>
+              <w:jc w:val="left"/>
+            </w:pPr>
+            <w:r>
+              <w:rPr>
+                <w:rFonts w:ascii="맑은 고딕" w:cs="맑은 고딕" w:eastAsia="맑은 고딕" w:hAnsi="맑은 고딕"/>
+                <w:b w:val="false"/>
+                <w:bCs w:val="false"/>
+                <w:color w:val="000000"/>
+                <w:sz w:val="18"/>
+                <w:szCs w:val="18"/>
+              </w:rPr>
+              <w:t xml:space="preserve">적외선 온도계 2~4만 원</w:t>
+            </w:r>
+          </w:p>
+        </w:tc>
+        <w:tc>
+          <w:tcPr>
+            <w:tcW w:type="dxa" w:w="2668"/>
+            <w:tcMar>
+              <w:top w:type="dxa" w:w="60"/>
+              <w:left w:type="dxa" w:w="80"/>
+              <w:bottom w:type="dxa" w:w="60"/>
+              <w:right w:type="dxa" w:w="80"/>
+            </w:tcMar>
+            <w:vAlign w:val="center"/>
+          </w:tcPr>
+          <w:p>
+            <w:pPr>
+              <w:jc w:val="left"/>
+            </w:pPr>
+            <w:r>
+              <w:rPr>
+                <w:rFonts w:ascii="맑은 고딕" w:cs="맑은 고딕" w:eastAsia="맑은 고딕" w:hAnsi="맑은 고딕"/>
+                <w:b w:val="false"/>
+                <w:bCs w:val="false"/>
+                <w:color w:val="000000"/>
+                <w:sz w:val="18"/>
+                <w:szCs w:val="18"/>
+              </w:rPr>
+              <w:t xml:space="preserve">없음</w:t>
+            </w:r>
+          </w:p>
+        </w:tc>
+      </w:tr>
+      <w:tr>
+        <w:tc>
+          <w:tcPr>
+            <w:tcW w:type="dxa" w:w="1900"/>
+            <w:tcMar>
+              <w:top w:type="dxa" w:w="60"/>
+              <w:left w:type="dxa" w:w="80"/>
+              <w:bottom w:type="dxa" w:w="60"/>
+              <w:right w:type="dxa" w:w="80"/>
+            </w:tcMar>
+            <w:vAlign w:val="center"/>
+          </w:tcPr>
+          <w:p>
+            <w:pPr>
+              <w:jc w:val="left"/>
+            </w:pPr>
+            <w:r>
+              <w:rPr>
+                <w:rFonts w:ascii="맑은 고딕" w:cs="맑은 고딕" w:eastAsia="맑은 고딕" w:hAnsi="맑은 고딕"/>
+                <w:b/>
+                <w:bCs/>
+                <w:color w:val="000000"/>
+                <w:sz w:val="18"/>
+                <w:szCs w:val="18"/>
+              </w:rPr>
+              <w:t xml:space="preserve">날씨 · 계절</w:t>
+            </w:r>
+          </w:p>
+        </w:tc>
+        <w:tc>
+          <w:tcPr>
+            <w:tcW w:type="dxa" w:w="2669"/>
+            <w:tcMar>
+              <w:top w:type="dxa" w:w="60"/>
+              <w:left w:type="dxa" w:w="80"/>
+              <w:bottom w:type="dxa" w:w="60"/>
+              <w:right w:type="dxa" w:w="80"/>
+            </w:tcMar>
+            <w:vAlign w:val="center"/>
+          </w:tcPr>
+          <w:p>
+            <w:pPr>
+              <w:jc w:val="left"/>
+            </w:pPr>
+            <w:r>
+              <w:rPr>
+                <w:rFonts w:ascii="맑은 고딕" w:cs="맑은 고딕" w:eastAsia="맑은 고딕" w:hAnsi="맑은 고딕"/>
+                <w:b w:val="false"/>
+                <w:bCs w:val="false"/>
+                <w:color w:val="000000"/>
+                <w:sz w:val="18"/>
+                <w:szCs w:val="18"/>
+              </w:rPr>
+              <w:t xml:space="preserve">상관없음</w:t>
+            </w:r>
+          </w:p>
+        </w:tc>
+        <w:tc>
+          <w:tcPr>
+            <w:tcW w:type="dxa" w:w="2669"/>
+            <w:tcMar>
+              <w:top w:type="dxa" w:w="60"/>
+              <w:left w:type="dxa" w:w="80"/>
+              <w:bottom w:type="dxa" w:w="60"/>
+              <w:right w:type="dxa" w:w="80"/>
+            </w:tcMar>
+            <w:vAlign w:val="center"/>
+          </w:tcPr>
+          <w:p>
+            <w:pPr>
+              <w:jc w:val="left"/>
+            </w:pPr>
+            <w:r>
+              <w:rPr>
+                <w:rFonts w:ascii="맑은 고딕" w:cs="맑은 고딕" w:eastAsia="맑은 고딕" w:hAnsi="맑은 고딕"/>
+                <w:b w:val="false"/>
+                <w:bCs w:val="false"/>
+                <w:color w:val="000000"/>
+                <w:sz w:val="18"/>
+                <w:szCs w:val="18"/>
+              </w:rPr>
+              <w:t xml:space="preserve">한여름 맑은 날이라야 함</w:t>
+            </w:r>
+          </w:p>
+        </w:tc>
+        <w:tc>
+          <w:tcPr>
+            <w:tcW w:type="dxa" w:w="2668"/>
+            <w:tcMar>
+              <w:top w:type="dxa" w:w="60"/>
+              <w:left w:type="dxa" w:w="80"/>
+              <w:bottom w:type="dxa" w:w="60"/>
+              <w:right w:type="dxa" w:w="80"/>
+            </w:tcMar>
+            <w:vAlign w:val="center"/>
+          </w:tcPr>
+          <w:p>
+            <w:pPr>
+              <w:jc w:val="left"/>
+            </w:pPr>
+            <w:r>
+              <w:rPr>
+                <w:rFonts w:ascii="맑은 고딕" w:cs="맑은 고딕" w:eastAsia="맑은 고딕" w:hAnsi="맑은 고딕"/>
+                <w:b w:val="false"/>
+                <w:bCs w:val="false"/>
+                <w:color w:val="000000"/>
+                <w:sz w:val="18"/>
+                <w:szCs w:val="18"/>
+              </w:rPr>
+              <w:t xml:space="preserve">상관없음</w:t>
+            </w:r>
+          </w:p>
+        </w:tc>
+      </w:tr>
+      <w:tr>
+        <w:tc>
+          <w:tcPr>
+            <w:tcW w:type="dxa" w:w="1900"/>
+            <w:tcMar>
+              <w:top w:type="dxa" w:w="60"/>
+              <w:left w:type="dxa" w:w="80"/>
+              <w:bottom w:type="dxa" w:w="60"/>
+              <w:right w:type="dxa" w:w="80"/>
+            </w:tcMar>
+            <w:vAlign w:val="center"/>
+          </w:tcPr>
+          <w:p>
+            <w:pPr>
+              <w:jc w:val="left"/>
+            </w:pPr>
+            <w:r>
+              <w:rPr>
+                <w:rFonts w:ascii="맑은 고딕" w:cs="맑은 고딕" w:eastAsia="맑은 고딕" w:hAnsi="맑은 고딕"/>
+                <w:b/>
+                <w:bCs/>
+                <w:color w:val="000000"/>
+                <w:sz w:val="18"/>
+                <w:szCs w:val="18"/>
+              </w:rPr>
+              <w:t xml:space="preserve">다른 사람 협조</w:t>
+            </w:r>
+          </w:p>
+        </w:tc>
+        <w:tc>
+          <w:tcPr>
+            <w:tcW w:type="dxa" w:w="2669"/>
+            <w:tcMar>
+              <w:top w:type="dxa" w:w="60"/>
+              <w:left w:type="dxa" w:w="80"/>
+              <w:bottom w:type="dxa" w:w="60"/>
+              <w:right w:type="dxa" w:w="80"/>
+            </w:tcMar>
+            <w:vAlign w:val="center"/>
+          </w:tcPr>
+          <w:p>
+            <w:pPr>
+              <w:jc w:val="left"/>
+            </w:pPr>
+            <w:r>
+              <w:rPr>
+                <w:rFonts w:ascii="맑은 고딕" w:cs="맑은 고딕" w:eastAsia="맑은 고딕" w:hAnsi="맑은 고딕"/>
+                <w:b w:val="false"/>
+                <w:bCs w:val="false"/>
+                <w:color w:val="000000"/>
+                <w:sz w:val="18"/>
+                <w:szCs w:val="18"/>
+              </w:rPr>
+              <w:t xml:space="preserve">가족 한 명</w:t>
+            </w:r>
+          </w:p>
+        </w:tc>
+        <w:tc>
+          <w:tcPr>
+            <w:tcW w:type="dxa" w:w="2669"/>
+            <w:tcMar>
+              <w:top w:type="dxa" w:w="60"/>
+              <w:left w:type="dxa" w:w="80"/>
+              <w:bottom w:type="dxa" w:w="60"/>
+              <w:right w:type="dxa" w:w="80"/>
+            </w:tcMar>
+            <w:vAlign w:val="center"/>
+          </w:tcPr>
+          <w:p>
+            <w:pPr>
+              <w:jc w:val="left"/>
+            </w:pPr>
+            <w:r>
+              <w:rPr>
+                <w:rFonts w:ascii="맑은 고딕" w:cs="맑은 고딕" w:eastAsia="맑은 고딕" w:hAnsi="맑은 고딕"/>
+                <w:b w:val="false"/>
+                <w:bCs w:val="false"/>
+                <w:color w:val="000000"/>
+                <w:sz w:val="18"/>
+                <w:szCs w:val="18"/>
+              </w:rPr>
+              <w:t xml:space="preserve">없음</w:t>
+            </w:r>
+          </w:p>
+        </w:tc>
+        <w:tc>
+          <w:tcPr>
+            <w:tcW w:type="dxa" w:w="2668"/>
+            <w:tcMar>
+              <w:top w:type="dxa" w:w="60"/>
+              <w:left w:type="dxa" w:w="80"/>
+              <w:bottom w:type="dxa" w:w="60"/>
+              <w:right w:type="dxa" w:w="80"/>
+            </w:tcMar>
+            <w:vAlign w:val="center"/>
+          </w:tcPr>
+          <w:p>
+            <w:pPr>
+              <w:jc w:val="left"/>
+            </w:pPr>
+            <w:r>
+              <w:rPr>
+                <w:rFonts w:ascii="맑은 고딕" w:cs="맑은 고딕" w:eastAsia="맑은 고딕" w:hAnsi="맑은 고딕"/>
+                <w:b w:val="false"/>
+                <w:bCs w:val="false"/>
+                <w:color w:val="000000"/>
+                <w:sz w:val="18"/>
+                <w:szCs w:val="18"/>
+              </w:rPr>
+              <w:t xml:space="preserve">두 반 마흔 명, 담임 허락</w:t>
+            </w:r>
+          </w:p>
+        </w:tc>
+      </w:tr>
+      <w:tr>
+        <w:tc>
+          <w:tcPr>
+            <w:tcW w:type="dxa" w:w="1900"/>
+            <w:tcMar>
+              <w:top w:type="dxa" w:w="60"/>
+              <w:left w:type="dxa" w:w="80"/>
+              <w:bottom w:type="dxa" w:w="60"/>
+              <w:right w:type="dxa" w:w="80"/>
+            </w:tcMar>
+            <w:vAlign w:val="center"/>
+          </w:tcPr>
+          <w:p>
+            <w:pPr>
+              <w:jc w:val="left"/>
+            </w:pPr>
+            <w:r>
+              <w:rPr>
+                <w:rFonts w:ascii="맑은 고딕" w:cs="맑은 고딕" w:eastAsia="맑은 고딕" w:hAnsi="맑은 고딕"/>
+                <w:b/>
+                <w:bCs/>
+                <w:color w:val="000000"/>
+                <w:sz w:val="18"/>
+                <w:szCs w:val="18"/>
+              </w:rPr>
+              <w:t xml:space="preserve">정확성이 걸리는 곳</w:t>
+            </w:r>
+          </w:p>
+        </w:tc>
+        <w:tc>
+          <w:tcPr>
+            <w:tcW w:type="dxa" w:w="2669"/>
+            <w:tcMar>
+              <w:top w:type="dxa" w:w="60"/>
+              <w:left w:type="dxa" w:w="80"/>
+              <w:bottom w:type="dxa" w:w="60"/>
+              <w:right w:type="dxa" w:w="80"/>
+            </w:tcMar>
+            <w:vAlign w:val="center"/>
+          </w:tcPr>
+          <w:p>
+            <w:pPr>
+              <w:jc w:val="left"/>
+            </w:pPr>
+            <w:r>
+              <w:rPr>
+                <w:rFonts w:ascii="맑은 고딕" w:cs="맑은 고딕" w:eastAsia="맑은 고딕" w:hAnsi="맑은 고딕"/>
+                <w:b w:val="false"/>
+                <w:bCs w:val="false"/>
+                <w:color w:val="000000"/>
+                <w:sz w:val="18"/>
+                <w:szCs w:val="18"/>
+              </w:rPr>
+              <w:t xml:space="preserve">공식 검증에서 역산까지 닫힘</w:t>
+            </w:r>
+          </w:p>
+        </w:tc>
+        <w:tc>
+          <w:tcPr>
+            <w:tcW w:type="dxa" w:w="2669"/>
+            <w:tcMar>
+              <w:top w:type="dxa" w:w="60"/>
+              <w:left w:type="dxa" w:w="80"/>
+              <w:bottom w:type="dxa" w:w="60"/>
+              <w:right w:type="dxa" w:w="80"/>
+            </w:tcMar>
+            <w:vAlign w:val="center"/>
+          </w:tcPr>
+          <w:p>
+            <w:pPr>
+              <w:jc w:val="left"/>
+            </w:pPr>
+            <w:r>
+              <w:rPr>
+                <w:rFonts w:ascii="맑은 고딕" w:cs="맑은 고딕" w:eastAsia="맑은 고딕" w:hAnsi="맑은 고딕"/>
+                <w:b w:val="false"/>
+                <w:bCs w:val="false"/>
+                <w:color w:val="000000"/>
+                <w:sz w:val="18"/>
+                <w:szCs w:val="18"/>
+              </w:rPr>
+              <w:t xml:space="preserve">기온과 표면 온도 구분</w:t>
+            </w:r>
+          </w:p>
+        </w:tc>
+        <w:tc>
+          <w:tcPr>
+            <w:tcW w:type="dxa" w:w="2668"/>
+            <w:tcMar>
+              <w:top w:type="dxa" w:w="60"/>
+              <w:left w:type="dxa" w:w="80"/>
+              <w:bottom w:type="dxa" w:w="60"/>
+              <w:right w:type="dxa" w:w="80"/>
+            </w:tcMar>
+            <w:vAlign w:val="center"/>
+          </w:tcPr>
+          <w:p>
+            <w:pPr>
+              <w:jc w:val="left"/>
+            </w:pPr>
+            <w:r>
+              <w:rPr>
+                <w:rFonts w:ascii="맑은 고딕" w:cs="맑은 고딕" w:eastAsia="맑은 고딕" w:hAnsi="맑은 고딕"/>
+                <w:b w:val="false"/>
+                <w:bCs w:val="false"/>
+                <w:color w:val="000000"/>
+                <w:sz w:val="18"/>
+                <w:szCs w:val="18"/>
+              </w:rPr>
+              <w:t xml:space="preserve">이름표만 바꾼 대조군</w:t>
+            </w:r>
+          </w:p>
+        </w:tc>
+      </w:tr>
+      <w:tr>
+        <w:tc>
+          <w:tcPr>
+            <w:tcW w:type="dxa" w:w="1900"/>
+            <w:tcMar>
+              <w:top w:type="dxa" w:w="60"/>
+              <w:left w:type="dxa" w:w="80"/>
+              <w:bottom w:type="dxa" w:w="60"/>
+              <w:right w:type="dxa" w:w="80"/>
+            </w:tcMar>
+            <w:vAlign w:val="center"/>
+          </w:tcPr>
+          <w:p>
+            <w:pPr>
+              <w:jc w:val="left"/>
+            </w:pPr>
+            <w:r>
+              <w:rPr>
+                <w:rFonts w:ascii="맑은 고딕" w:cs="맑은 고딕" w:eastAsia="맑은 고딕" w:hAnsi="맑은 고딕"/>
+                <w:b/>
+                <w:bCs/>
+                <w:color w:val="000000"/>
+                <w:sz w:val="18"/>
+                <w:szCs w:val="18"/>
+              </w:rPr>
+              <w:t xml:space="preserve">창의성이 걸리는 곳</w:t>
+            </w:r>
+          </w:p>
+        </w:tc>
+        <w:tc>
+          <w:tcPr>
+            <w:tcW w:type="dxa" w:w="2669"/>
+            <w:tcMar>
+              <w:top w:type="dxa" w:w="60"/>
+              <w:left w:type="dxa" w:w="80"/>
+              <w:bottom w:type="dxa" w:w="60"/>
+              <w:right w:type="dxa" w:w="80"/>
+            </w:tcMar>
+            <w:vAlign w:val="center"/>
+          </w:tcPr>
+          <w:p>
+            <w:pPr>
+              <w:jc w:val="left"/>
+            </w:pPr>
+            <w:r>
+              <w:rPr>
+                <w:rFonts w:ascii="맑은 고딕" w:cs="맑은 고딕" w:eastAsia="맑은 고딕" w:hAnsi="맑은 고딕"/>
+                <w:b w:val="false"/>
+                <w:bCs w:val="false"/>
+                <w:color w:val="000000"/>
+                <w:sz w:val="18"/>
+                <w:szCs w:val="18"/>
+              </w:rPr>
+              <w:t xml:space="preserve">실험실 장비 없이 놀이터에서</w:t>
+            </w:r>
+          </w:p>
+        </w:tc>
+        <w:tc>
+          <w:tcPr>
+            <w:tcW w:type="dxa" w:w="2669"/>
+            <w:tcMar>
+              <w:top w:type="dxa" w:w="60"/>
+              <w:left w:type="dxa" w:w="80"/>
+              <w:bottom w:type="dxa" w:w="60"/>
+              <w:right w:type="dxa" w:w="80"/>
+            </w:tcMar>
+            <w:vAlign w:val="center"/>
+          </w:tcPr>
+          <w:p>
+            <w:pPr>
+              <w:jc w:val="left"/>
+            </w:pPr>
+            <w:r>
+              <w:rPr>
+                <w:rFonts w:ascii="맑은 고딕" w:cs="맑은 고딕" w:eastAsia="맑은 고딕" w:hAnsi="맑은 고딕"/>
+                <w:b w:val="false"/>
+                <w:bCs w:val="false"/>
+                <w:color w:val="000000"/>
+                <w:sz w:val="18"/>
+                <w:szCs w:val="18"/>
+              </w:rPr>
+              <w:t xml:space="preserve">결과가 지도 한 장으로 남음</w:t>
+            </w:r>
+          </w:p>
+        </w:tc>
+        <w:tc>
+          <w:tcPr>
+            <w:tcW w:type="dxa" w:w="2668"/>
+            <w:tcMar>
+              <w:top w:type="dxa" w:w="60"/>
+              <w:left w:type="dxa" w:w="80"/>
+              <w:bottom w:type="dxa" w:w="60"/>
+              <w:right w:type="dxa" w:w="80"/>
+            </w:tcMar>
+            <w:vAlign w:val="center"/>
+          </w:tcPr>
+          <w:p>
+            <w:pPr>
+              <w:jc w:val="left"/>
+            </w:pPr>
+            <w:r>
+              <w:rPr>
+                <w:rFonts w:ascii="맑은 고딕" w:cs="맑은 고딕" w:eastAsia="맑은 고딕" w:hAnsi="맑은 고딕"/>
+                <w:b w:val="false"/>
+                <w:bCs w:val="false"/>
+                <w:color w:val="000000"/>
+                <w:sz w:val="18"/>
+                <w:szCs w:val="18"/>
+              </w:rPr>
+              <w:t xml:space="preserve">반 전체가 참여</w:t>
+            </w:r>
+          </w:p>
+        </w:tc>
+      </w:tr>
+      <w:tr>
+        <w:tc>
+          <w:tcPr>
+            <w:tcW w:type="dxa" w:w="1900"/>
+            <w:tcMar>
+              <w:top w:type="dxa" w:w="60"/>
+              <w:left w:type="dxa" w:w="80"/>
+              <w:bottom w:type="dxa" w:w="60"/>
+              <w:right w:type="dxa" w:w="80"/>
+            </w:tcMar>
+            <w:vAlign w:val="center"/>
+          </w:tcPr>
+          <w:p>
+            <w:pPr>
+              <w:jc w:val="left"/>
+            </w:pPr>
+            <w:r>
+              <w:rPr>
+                <w:rFonts w:ascii="맑은 고딕" w:cs="맑은 고딕" w:eastAsia="맑은 고딕" w:hAnsi="맑은 고딕"/>
+                <w:b/>
+                <w:bCs/>
+                <w:color w:val="000000"/>
+                <w:sz w:val="18"/>
+                <w:szCs w:val="18"/>
+              </w:rPr>
+              <w:t xml:space="preserve">가장 큰 위험</w:t>
+            </w:r>
+          </w:p>
+        </w:tc>
+        <w:tc>
+          <w:tcPr>
+            <w:tcW w:type="dxa" w:w="2669"/>
+            <w:tcMar>
+              <w:top w:type="dxa" w:w="60"/>
+              <w:left w:type="dxa" w:w="80"/>
+              <w:bottom w:type="dxa" w:w="60"/>
+              <w:right w:type="dxa" w:w="80"/>
+            </w:tcMar>
+            <w:vAlign w:val="center"/>
+          </w:tcPr>
+          <w:p>
+            <w:pPr>
+              <w:jc w:val="left"/>
+            </w:pPr>
+            <w:r>
+              <w:rPr>
+                <w:rFonts w:ascii="맑은 고딕" w:cs="맑은 고딕" w:eastAsia="맑은 고딕" w:hAnsi="맑은 고딕"/>
+                <w:b w:val="false"/>
+                <w:bCs w:val="false"/>
+                <w:color w:val="000000"/>
+                <w:sz w:val="18"/>
+                <w:szCs w:val="18"/>
+              </w:rPr>
+              <w:t xml:space="preserve">값이 흔들리기 쉬움</w:t>
+            </w:r>
+          </w:p>
+        </w:tc>
+        <w:tc>
+          <w:tcPr>
+            <w:tcW w:type="dxa" w:w="2669"/>
+            <w:tcMar>
+              <w:top w:type="dxa" w:w="60"/>
+              <w:left w:type="dxa" w:w="80"/>
+              <w:bottom w:type="dxa" w:w="60"/>
+              <w:right w:type="dxa" w:w="80"/>
+            </w:tcMar>
+            <w:vAlign w:val="center"/>
+          </w:tcPr>
+          <w:p>
+            <w:pPr>
+              <w:jc w:val="left"/>
+            </w:pPr>
+            <w:r>
+              <w:rPr>
+                <w:rFonts w:ascii="맑은 고딕" w:cs="맑은 고딕" w:eastAsia="맑은 고딕" w:hAnsi="맑은 고딕"/>
+                <w:b w:val="false"/>
+                <w:bCs w:val="false"/>
+                <w:color w:val="000000"/>
+                <w:sz w:val="18"/>
+                <w:szCs w:val="18"/>
+              </w:rPr>
+              <w:t xml:space="preserve">흐리면 촬영 자체가 무산</w:t>
+            </w:r>
+          </w:p>
+        </w:tc>
+        <w:tc>
+          <w:tcPr>
+            <w:tcW w:type="dxa" w:w="2668"/>
+            <w:tcMar>
+              <w:top w:type="dxa" w:w="60"/>
+              <w:left w:type="dxa" w:w="80"/>
+              <w:bottom w:type="dxa" w:w="60"/>
+              <w:right w:type="dxa" w:w="80"/>
+            </w:tcMar>
+            <w:vAlign w:val="center"/>
+          </w:tcPr>
+          <w:p>
+            <w:pPr>
+              <w:jc w:val="left"/>
+            </w:pPr>
+            <w:r>
+              <w:rPr>
+                <w:rFonts w:ascii="맑은 고딕" w:cs="맑은 고딕" w:eastAsia="맑은 고딕" w:hAnsi="맑은 고딕"/>
+                <w:b w:val="false"/>
+                <w:bCs w:val="false"/>
+                <w:color w:val="000000"/>
+                <w:sz w:val="18"/>
+                <w:szCs w:val="18"/>
+              </w:rPr>
+              <w:t xml:space="preserve">동의와 일정 조율</w:t>
+            </w:r>
+          </w:p>
+        </w:tc>
+      </w:tr>
+    </w:tbl>
+    <w:p>
+      <w:pPr>
+        <w:spacing w:after="60" w:before="200"/>
+      </w:pPr>
+      <w:r>
+        <w:rPr>
+          <w:rFonts w:ascii="맑은 고딕" w:cs="맑은 고딕" w:eastAsia="맑은 고딕" w:hAnsi="맑은 고딕"/>
+          <w:b/>
+          <w:bCs/>
+          <w:color w:val="000000"/>
+          <w:sz w:val="21"/>
+          <w:szCs w:val="21"/>
+        </w:rPr>
+        <w:t xml:space="preserve">어느 것을 고를지</w:t>
+      </w:r>
+    </w:p>
+    <w:p>
+      <w:pPr>
+        <w:spacing w:after="60"/>
+        <w:ind w:left="140" w:hanging="0"/>
+      </w:pPr>
+      <w:r>
+        <w:rPr>
+          <w:rFonts w:ascii="맑은 고딕" w:cs="맑은 고딕" w:eastAsia="맑은 고딕" w:hAnsi="맑은 고딕"/>
+          <w:b/>
+          <w:bCs/>
+          <w:color w:val="000000"/>
+          <w:sz w:val="20"/>
+          <w:szCs w:val="20"/>
+        </w:rPr>
+        <w:t xml:space="preserve"> 먼저 권하는 안: </w:t>
+      </w:r>
+      <w:r>
+        <w:rPr>
+          <w:rFonts w:ascii="맑은 고딕" w:cs="맑은 고딕" w:eastAsia="맑은 고딕" w:hAnsi="맑은 고딕"/>
+          <w:b w:val="false"/>
+          <w:bCs w:val="false"/>
+          <w:color w:val="000000"/>
+          <w:sz w:val="20"/>
+          <w:szCs w:val="20"/>
+        </w:rPr>
+        <w:t xml:space="preserve">1번 그네 진자를 권합니다. 배점이 가장 큰 정확성 50점에서, 공식을 세우고 재고 다시 공식을 뒤집어 중력가속도까지 구하는 고리가 닫힙니다. 날씨나 다른 사람 사정에 걸리는 부분이 없어서 촬영이 무산될 위험도 가장 낮습니다. 중학교 과학 교육과정과도 바로 이어집니다.</w:t>
+      </w:r>
+    </w:p>
+    <w:p>
+      <w:pPr>
+        <w:spacing w:after="60"/>
+        <w:ind w:left="140" w:hanging="0"/>
+      </w:pPr>
+      <w:r>
+        <w:rPr>
+          <w:rFonts w:ascii="맑은 고딕" w:cs="맑은 고딕" w:eastAsia="맑은 고딕" w:hAnsi="맑은 고딕"/>
+          <w:b/>
+          <w:bCs/>
+          <w:color w:val="000000"/>
+          <w:sz w:val="20"/>
+          <w:szCs w:val="20"/>
+        </w:rPr>
+        <w:t xml:space="preserve"> 시기를 놓치면 안 되는 안: </w:t>
+      </w:r>
+      <w:r>
+        <w:rPr>
+          <w:rFonts w:ascii="맑은 고딕" w:cs="맑은 고딕" w:eastAsia="맑은 고딕" w:hAnsi="맑은 고딕"/>
+          <w:b w:val="false"/>
+          <w:bCs w:val="false"/>
+          <w:color w:val="000000"/>
+          <w:sz w:val="20"/>
+          <w:szCs w:val="20"/>
+        </w:rPr>
+        <w:t xml:space="preserve">2번 온도 지도는 한여름 맑은 날이 아니면 온도 차이가 벌어지지 않아 촬영이 성립하지 않습니다. 이 안을 고르실 생각이면 더위가 남아 있는 동안 촬영부터 해 두시는 편이 좋습니다.</w:t>
+      </w:r>
+    </w:p>
+    <w:p>
+      <w:pPr>
+        <w:spacing w:after="60"/>
+        <w:ind w:left="140" w:hanging="0"/>
+      </w:pPr>
+      <w:r>
+        <w:rPr>
+          <w:rFonts w:ascii="맑은 고딕" w:cs="맑은 고딕" w:eastAsia="맑은 고딕" w:hAnsi="맑은 고딕"/>
+          <w:b/>
+          <w:bCs/>
+          <w:color w:val="000000"/>
+          <w:sz w:val="20"/>
+          <w:szCs w:val="20"/>
+        </w:rPr>
+        <w:t xml:space="preserve"> 가장 인상이 강한 안: </w:t>
+      </w:r>
+      <w:r>
+        <w:rPr>
+          <w:rFonts w:ascii="맑은 고딕" w:cs="맑은 고딕" w:eastAsia="맑은 고딕" w:hAnsi="맑은 고딕"/>
+          <w:b w:val="false"/>
+          <w:bCs w:val="false"/>
+          <w:color w:val="000000"/>
+          <w:sz w:val="20"/>
+          <w:szCs w:val="20"/>
+        </w:rPr>
+        <w:t xml:space="preserve">3번 이름표 실험은 결과가 나오는 순간이 가장 인상적이고, 전달성 항목에서 유리합니다. 다만 두 반의 협조와 담임 선생님 허락이 먼저라 준비 기간이 가장 깁니다.</w:t>
+      </w:r>
+    </w:p>
+    <w:p>
+      <w:pPr>
+        <w:spacing w:after="60" w:before="200"/>
+      </w:pPr>
+      <w:r>
+        <w:rPr>
+          <w:rFonts w:ascii="맑은 고딕" w:cs="맑은 고딕" w:eastAsia="맑은 고딕" w:hAnsi="맑은 고딕"/>
+          <w:b/>
+          <w:bCs/>
+          <w:color w:val="000000"/>
+          <w:sz w:val="21"/>
+          <w:szCs w:val="21"/>
+        </w:rPr>
+        <w:t xml:space="preserve">세 안 공통 — 공모 요강 준수 사항</w:t>
+      </w:r>
+    </w:p>
+    <w:p>
+      <w:pPr>
+        <w:spacing w:after="60"/>
+        <w:ind w:left="140" w:hanging="0"/>
+      </w:pPr>
+      <w:r>
+        <w:rPr>
+          <w:rFonts w:ascii="맑은 고딕" w:cs="맑은 고딕" w:eastAsia="맑은 고딕" w:hAnsi="맑은 고딕"/>
+          <w:b/>
+          <w:bCs/>
+          <w:color w:val="000000"/>
+          <w:sz w:val="20"/>
+          <w:szCs w:val="20"/>
+        </w:rPr>
+        <w:t xml:space="preserve"> 첫 화면: </w:t>
+      </w:r>
+      <w:r>
+        <w:rPr>
+          <w:rFonts w:ascii="맑은 고딕" w:cs="맑은 고딕" w:eastAsia="맑은 고딕" w:hAnsi="맑은 고딕"/>
+          <w:b w:val="false"/>
+          <w:bCs w:val="false"/>
+          <w:color w:val="000000"/>
+          <w:sz w:val="20"/>
+          <w:szCs w:val="20"/>
+        </w:rPr>
+        <w:t xml:space="preserve">제목과 학교명을 넣습니다. 세 안 모두 첫 10초를 이 화면으로 잡아 두었습니다.</w:t>
+      </w:r>
+    </w:p>
+    <w:p>
+      <w:pPr>
+        <w:spacing w:after="60"/>
+        <w:ind w:left="140" w:hanging="0"/>
+      </w:pPr>
+      <w:r>
+        <w:rPr>
+          <w:rFonts w:ascii="맑은 고딕" w:cs="맑은 고딕" w:eastAsia="맑은 고딕" w:hAnsi="맑은 고딕"/>
+          <w:b/>
+          <w:bCs/>
+          <w:color w:val="000000"/>
+          <w:sz w:val="20"/>
+          <w:szCs w:val="20"/>
+        </w:rPr>
+        <w:t xml:space="preserve"> 길이: </w:t>
+      </w:r>
+      <w:r>
+        <w:rPr>
+          <w:rFonts w:ascii="맑은 고딕" w:cs="맑은 고딕" w:eastAsia="맑은 고딕" w:hAnsi="맑은 고딕"/>
+          <w:b w:val="false"/>
+          <w:bCs w:val="false"/>
+          <w:color w:val="000000"/>
+          <w:sz w:val="20"/>
+          <w:szCs w:val="20"/>
+        </w:rPr>
+        <w:t xml:space="preserve">2분 50초를 목표로 합니다. 3분을 넘는 부분은 심사에서 빠지므로 여유를 10초 둡니다.</w:t>
+      </w:r>
+    </w:p>
+    <w:p>
+      <w:pPr>
+        <w:spacing w:after="60"/>
+        <w:ind w:left="140" w:hanging="0"/>
+      </w:pPr>
+      <w:r>
+        <w:rPr>
+          <w:rFonts w:ascii="맑은 고딕" w:cs="맑은 고딕" w:eastAsia="맑은 고딕" w:hAnsi="맑은 고딕"/>
+          <w:b/>
+          <w:bCs/>
+          <w:color w:val="000000"/>
+          <w:sz w:val="20"/>
+          <w:szCs w:val="20"/>
+        </w:rPr>
+        <w:t xml:space="preserve"> 파일: </w:t>
+      </w:r>
+      <w:r>
+        <w:rPr>
+          <w:rFonts w:ascii="맑은 고딕" w:cs="맑은 고딕" w:eastAsia="맑은 고딕" w:hAnsi="맑은 고딕"/>
+          <w:b w:val="false"/>
+          <w:bCs w:val="false"/>
+          <w:color w:val="000000"/>
+          <w:sz w:val="20"/>
+          <w:szCs w:val="20"/>
+        </w:rPr>
+        <w:t xml:space="preserve">mp4로 저장하고 전체 용량이 300MB를 넘지 않게 합니다. FHD 화질을 넉넉히 잡아도 3분이면 200MB 안쪽입니다.</w:t>
+      </w:r>
+    </w:p>
+    <w:p>
+      <w:pPr>
+        <w:spacing w:after="60"/>
+        <w:ind w:left="140" w:hanging="0"/>
+      </w:pPr>
+      <w:r>
+        <w:rPr>
+          <w:rFonts w:ascii="맑은 고딕" w:cs="맑은 고딕" w:eastAsia="맑은 고딕" w:hAnsi="맑은 고딕"/>
+          <w:b/>
+          <w:bCs/>
+          <w:color w:val="000000"/>
+          <w:sz w:val="20"/>
+          <w:szCs w:val="20"/>
+        </w:rPr>
+        <w:t xml:space="preserve"> 파일명: </w:t>
+      </w:r>
+      <w:r>
+        <w:rPr>
+          <w:rFonts w:ascii="맑은 고딕" w:cs="맑은 고딕" w:eastAsia="맑은 고딕" w:hAnsi="맑은 고딕"/>
+          <w:b w:val="false"/>
+          <w:bCs w:val="false"/>
+          <w:color w:val="000000"/>
+          <w:sz w:val="20"/>
+          <w:szCs w:val="20"/>
+        </w:rPr>
+        <w:t xml:space="preserve">학교명-제목-대표 학생 학번과 이름.mp4 형식으로 저장합니다.</w:t>
+      </w:r>
+    </w:p>
+    <w:p>
+      <w:pPr>
+        <w:spacing w:after="60"/>
+        <w:ind w:left="140" w:hanging="0"/>
+      </w:pPr>
+      <w:r>
+        <w:rPr>
+          <w:rFonts w:ascii="맑은 고딕" w:cs="맑은 고딕" w:eastAsia="맑은 고딕" w:hAnsi="맑은 고딕"/>
+          <w:b/>
+          <w:bCs/>
+          <w:color w:val="000000"/>
+          <w:sz w:val="20"/>
+          <w:szCs w:val="20"/>
+        </w:rPr>
+        <w:t xml:space="preserve"> 자막: </w:t>
+      </w:r>
+      <w:r>
+        <w:rPr>
+          <w:rFonts w:ascii="맑은 고딕" w:cs="맑은 고딕" w:eastAsia="맑은 고딕" w:hAnsi="맑은 고딕"/>
+          <w:b w:val="false"/>
+          <w:bCs w:val="false"/>
+          <w:color w:val="000000"/>
+          <w:sz w:val="20"/>
+          <w:szCs w:val="20"/>
+        </w:rPr>
+        <w:t xml:space="preserve">한 화면에 열 자 안으로 끊습니다. 콘티의 자막란에 실제 문구를 미리 적어 두었습니다. 위치와 크기는 처음부터 끝까지 같게 둡니다.</w:t>
+      </w:r>
+    </w:p>
+    <w:p>
+      <w:pPr>
+        <w:spacing w:after="60"/>
+        <w:ind w:left="140" w:hanging="0"/>
+      </w:pPr>
+      <w:r>
+        <w:rPr>
+          <w:rFonts w:ascii="맑은 고딕" w:cs="맑은 고딕" w:eastAsia="맑은 고딕" w:hAnsi="맑은 고딕"/>
+          <w:b/>
+          <w:bCs/>
+          <w:color w:val="000000"/>
+          <w:sz w:val="20"/>
+          <w:szCs w:val="20"/>
+        </w:rPr>
+        <w:t xml:space="preserve"> 자막 글꼴: </w:t>
+      </w:r>
+      <w:r>
+        <w:rPr>
+          <w:rFonts w:ascii="맑은 고딕" w:cs="맑은 고딕" w:eastAsia="맑은 고딕" w:hAnsi="맑은 고딕"/>
+          <w:b w:val="false"/>
+          <w:bCs w:val="false"/>
+          <w:color w:val="000000"/>
+          <w:sz w:val="20"/>
+          <w:szCs w:val="20"/>
+        </w:rPr>
+        <w:t xml:space="preserve">굴림, 고딕, 명조체만 씁니다. 다른 글꼴은 쓸 수 없습니다.</w:t>
+      </w:r>
+    </w:p>
+    <w:p>
+      <w:pPr>
+        <w:spacing w:after="60"/>
+        <w:ind w:left="140" w:hanging="0"/>
+      </w:pPr>
+      <w:r>
+        <w:rPr>
+          <w:rFonts w:ascii="맑은 고딕" w:cs="맑은 고딕" w:eastAsia="맑은 고딕" w:hAnsi="맑은 고딕"/>
+          <w:b/>
+          <w:bCs/>
+          <w:color w:val="000000"/>
+          <w:sz w:val="20"/>
+          <w:szCs w:val="20"/>
+        </w:rPr>
+        <w:t xml:space="preserve"> 사진: </w:t>
+      </w:r>
+      <w:r>
+        <w:rPr>
+          <w:rFonts w:ascii="맑은 고딕" w:cs="맑은 고딕" w:eastAsia="맑은 고딕" w:hAnsi="맑은 고딕"/>
+          <w:b w:val="false"/>
+          <w:bCs w:val="false"/>
+          <w:color w:val="000000"/>
+          <w:sz w:val="20"/>
+          <w:szCs w:val="20"/>
+        </w:rPr>
+        <w:t xml:space="preserve">사진을 쓸 경우 한 화면에 7초 내외로 두고 전체 20장 내외로 맞춥니다. 세 안 모두 직접 찍은 동영상이 중심이라 사진은 거의 쓰지 않습니다.</w:t>
+      </w:r>
+    </w:p>
+    <w:p>
+      <w:pPr>
+        <w:spacing w:after="60"/>
+        <w:ind w:left="140" w:hanging="0"/>
+      </w:pPr>
+      <w:r>
+        <w:rPr>
+          <w:rFonts w:ascii="맑은 고딕" w:cs="맑은 고딕" w:eastAsia="맑은 고딕" w:hAnsi="맑은 고딕"/>
+          <w:b/>
+          <w:bCs/>
+          <w:color w:val="000000"/>
+          <w:sz w:val="20"/>
+          <w:szCs w:val="20"/>
+        </w:rPr>
+        <w:t xml:space="preserve"> 저작권: </w:t>
+      </w:r>
+      <w:r>
+        <w:rPr>
+          <w:rFonts w:ascii="맑은 고딕" w:cs="맑은 고딕" w:eastAsia="맑은 고딕" w:hAnsi="맑은 고딕"/>
+          <w:b w:val="false"/>
+          <w:bCs w:val="false"/>
+          <w:color w:val="000000"/>
+          <w:sz w:val="20"/>
+          <w:szCs w:val="20"/>
+        </w:rPr>
+        <w:t xml:space="preserve">모든 사진과 영상은 직접 촬영한 것만 씁니다. 지도와 그래프도 직접 그립니다. 웹에서 가져온 사진을 쓸 경우 출처를 사진과 함께 화면에 밝힙니다.</w:t>
+      </w:r>
+    </w:p>
+    <w:p>
+      <w:pPr>
+        <w:spacing w:after="60"/>
+        <w:ind w:left="140" w:hanging="0"/>
+      </w:pPr>
+      <w:r>
+        <w:rPr>
+          <w:rFonts w:ascii="맑은 고딕" w:cs="맑은 고딕" w:eastAsia="맑은 고딕" w:hAnsi="맑은 고딕"/>
+          <w:b/>
+          <w:bCs/>
+          <w:color w:val="000000"/>
+          <w:sz w:val="20"/>
+          <w:szCs w:val="20"/>
+        </w:rPr>
+        <w:t xml:space="preserve"> 초상권: </w:t>
+      </w:r>
+      <w:r>
+        <w:rPr>
+          <w:rFonts w:ascii="맑은 고딕" w:cs="맑은 고딕" w:eastAsia="맑은 고딕" w:hAnsi="맑은 고딕"/>
+          <w:b w:val="false"/>
+          <w:bCs w:val="false"/>
+          <w:color w:val="000000"/>
+          <w:sz w:val="20"/>
+          <w:szCs w:val="20"/>
+        </w:rPr>
+        <w:t xml:space="preserve">사람이 나오는 장면은 촬영 동의를 미리 받습니다. 3번 안은 동의서를 따로 준비합니다.</w:t>
+      </w:r>
+    </w:p>
+    <w:p>
+      <w:pPr>
+        <w:spacing w:after="60"/>
+        <w:ind w:left="140" w:hanging="0"/>
+      </w:pPr>
+      <w:r>
+        <w:rPr>
+          <w:rFonts w:ascii="맑은 고딕" w:cs="맑은 고딕" w:eastAsia="맑은 고딕" w:hAnsi="맑은 고딕"/>
+          <w:b/>
+          <w:bCs/>
+          <w:color w:val="000000"/>
+          <w:sz w:val="20"/>
+          <w:szCs w:val="20"/>
+        </w:rPr>
+        <w:t xml:space="preserve"> 직접 출연: </w:t>
+      </w:r>
+      <w:r>
+        <w:rPr>
+          <w:rFonts w:ascii="맑은 고딕" w:cs="맑은 고딕" w:eastAsia="맑은 고딕" w:hAnsi="맑은 고딕"/>
+          <w:b w:val="false"/>
+          <w:bCs w:val="false"/>
+          <w:color w:val="000000"/>
+          <w:sz w:val="20"/>
+          <w:szCs w:val="20"/>
+        </w:rPr>
+        <w:t xml:space="preserve">제작자가 직접 출연하면 창의성 영역에 추가점이 있습니다. 세 안 모두 학생이 재고 묻고 계산하는 모습이 화면에 계속 남도록 구성했습니다.</w:t>
       </w:r>
     </w:p>
     <w:sectPr>

--- a/proposal/과학영상_공모전_기획안_3편.docx
+++ b/proposal/과학영상_공모전_기획안_3편.docx
@@ -2621,7 +2621,7 @@
           <w:sz w:val="21"/>
           <w:szCs w:val="21"/>
         </w:rPr>
-        <w:t xml:space="preserve">이름표만 바꿔 달았더니 점수가 달라졌다 — 사람과 AI를 가리고 물어본 교실 실험</w:t>
+        <w:t xml:space="preserve">물을 뿌리니 25도가 9도가 됐다 — 우리 학교에서 가장 미끄러운 곳 찾기</w:t>
       </w:r>
     </w:p>
     <w:p>
@@ -2638,7 +2638,7 @@
           <w:sz w:val="18"/>
           <w:szCs w:val="18"/>
         </w:rPr>
-        <w:t xml:space="preserve">주제 분류: 인공지능 (인간 vs AI: 창의성과 협업의 세계 / AI 윤리)</w:t>
+        <w:t xml:space="preserve">주제 분류: 안전</w:t>
       </w:r>
     </w:p>
     <w:p>
@@ -2682,7 +2682,7 @@
           <w:sz w:val="20"/>
           <w:szCs w:val="20"/>
         </w:rPr>
-        <w:t xml:space="preserve">AI에게 무언가를 시키면 사람보다 빠르고 많이 내놓습니다. 그래서 앞으로는 AI가 다 하게 될 거라는 말을 자주 듣습니다. 그런데 우리가 정말 결과물을 보고 판단하는 것인지, 아니면 AI가 만들었다는 사실을 보고 판단하는 것인지는 확인해본 적이 없습니다.</w:t>
+        <w:t xml:space="preserve">비가 온 날 학교 현관에서 발이 쭉 밀린 적이 있습니다. 넘어지지는 않았지만 그날부터 그 자리를 조심해서 걷게 됐습니다. 바닥이 문제인지 신발이 문제인지, 아니면 물이 문제인지는 알 수 없었습니다. 셋 중 무엇이 얼마나 영향을 주는지는 하나씩 바꿔가며 재보면 알 수 있습니다.</w:t>
       </w:r>
     </w:p>
     <w:p>
@@ -2710,7 +2710,7 @@
           <w:sz w:val="20"/>
           <w:szCs w:val="20"/>
         </w:rPr>
-        <w:t xml:space="preserve">저는 사람들이 결과물만 보고 고를 것이라고 생각했습니다. 좋은 아이디어면 누가 냈든 좋다고 할 테니까요. 이 예상이 맞는지 확인하려면 내용은 그대로 두고 이름표만 바꿔서 물어보면 됩니다. 점수가 달라진다면 우리는 내용이 아니라 이름표를 보고 있었던 것입니다.</w:t>
+        <w:t xml:space="preserve">찍기 전에 한 줄을 적어 두었습니다. 물이 묻으면 어떤 신발이든 비슷한 정도로 나빠질 것이다. 물은 신발을 가리지 않을 테니까요. 이 예상은 틀렸고, 틀린 자리에서 다음 실험이 나옵니다.</w:t>
       </w:r>
     </w:p>
     <w:p>
@@ -2738,7 +2738,7 @@
           <w:sz w:val="20"/>
           <w:szCs w:val="20"/>
         </w:rPr>
-        <w:t xml:space="preserve">AI에 대한 이야기는 대부분 느낌과 예감으로 오갑니다. 이 영상은 반 친구들에게 직접 물어 모은 표를 근거로 삼습니다. 결론이 어느 쪽으로 나올지는 촬영 전에는 알 수 없고, 나온 대로 싣습니다.</w:t>
+        <w:t xml:space="preserve">미끄럽다는 말은 느낌입니다. 이 영상은 그 느낌을 각도라는 숫자로 바꿉니다. 숫자가 되면 신발끼리 비교할 수 있고, 학교 안에서 어디가 가장 위험한지도 짚을 수 있습니다. 안전 수칙을 외우게 하는 대신 왜 그 수칙이 있는지를 재서 보여주는 것이 목적입니다.</w:t>
       </w:r>
     </w:p>
     <w:p>
@@ -2771,130 +2771,158 @@
           <w:sz w:val="20"/>
           <w:szCs w:val="20"/>
         </w:rPr>
-        <w:t xml:space="preserve"> 눈가림 평가: </w:t>
-      </w:r>
-      <w:r>
-        <w:rPr>
-          <w:rFonts w:ascii="맑은 고딕" w:cs="맑은 고딕" w:eastAsia="맑은 고딕" w:hAnsi="맑은 고딕"/>
-          <w:b w:val="false"/>
-          <w:bCs w:val="false"/>
-          <w:color w:val="000000"/>
-          <w:sz w:val="20"/>
-          <w:szCs w:val="20"/>
-        </w:rPr>
-        <w:t xml:space="preserve">누가 만들었는지 알면 평가가 흔들립니다. 사람이 만들었다고 하면 후하게 보고 AI가 만들었다고 하면 깎아 보는 일이 생깁니다. 그래서 출처를 가리고 결과만 보여주는 방법을 씁니다. 새 약의 효과를 시험할 때 쓰는 눈가림 방법과 같은 생각입니다.</w:t>
-      </w:r>
-    </w:p>
-    <w:p>
-      <w:pPr>
-        <w:spacing w:after="60"/>
-        <w:ind w:left="140" w:hanging="0"/>
-      </w:pPr>
-      <w:r>
-        <w:rPr>
-          <w:rFonts w:ascii="맑은 고딕" w:cs="맑은 고딕" w:eastAsia="맑은 고딕" w:hAnsi="맑은 고딕"/>
-          <w:b/>
-          <w:bCs/>
-          <w:color w:val="000000"/>
-          <w:sz w:val="20"/>
-          <w:szCs w:val="20"/>
-        </w:rPr>
-        <w:t xml:space="preserve"> 대조군을 두는 실험: </w:t>
-      </w:r>
-      <w:r>
-        <w:rPr>
-          <w:rFonts w:ascii="맑은 고딕" w:cs="맑은 고딕" w:eastAsia="맑은 고딕" w:hAnsi="맑은 고딕"/>
-          <w:b w:val="false"/>
-          <w:bCs w:val="false"/>
-          <w:color w:val="000000"/>
-          <w:sz w:val="20"/>
-          <w:szCs w:val="20"/>
-        </w:rPr>
-        <w:t xml:space="preserve">눈가림만으로는 어느 쪽이 더 좋은지만 알 수 있고, 사람들이 편견을 갖는지는 알 수 없습니다. 그래서 두 번째 실험을 붙입니다. 완전히 같은 아이디어 목록 하나를 두 반에 나눠 주되, 한 반에는 사람이 만든 것이라고 하고 다른 반에는 AI가 만든 것이라고 합니다. 내용은 같고 이름표만 다르므로, 두 반의 점수 차이는 순전히 이름표 때문에 생긴 것입니다. 바꾸는 것은 이름표 하나, 재는 것은 평균 점수입니다.</w:t>
-      </w:r>
-    </w:p>
-    <w:p>
-      <w:pPr>
-        <w:spacing w:after="60"/>
-        <w:ind w:left="140" w:hanging="0"/>
-      </w:pPr>
-      <w:r>
-        <w:rPr>
-          <w:rFonts w:ascii="맑은 고딕" w:cs="맑은 고딕" w:eastAsia="맑은 고딕" w:hAnsi="맑은 고딕"/>
-          <w:b/>
-          <w:bCs/>
-          <w:color w:val="000000"/>
-          <w:sz w:val="20"/>
-          <w:szCs w:val="20"/>
-        </w:rPr>
-        <w:t xml:space="preserve"> 평가 기준을 미리 정하기: </w:t>
-      </w:r>
-      <w:r>
-        <w:rPr>
-          <w:rFonts w:ascii="맑은 고딕" w:cs="맑은 고딕" w:eastAsia="맑은 고딕" w:hAnsi="맑은 고딕"/>
-          <w:b w:val="false"/>
-          <w:bCs w:val="false"/>
-          <w:color w:val="000000"/>
-          <w:sz w:val="20"/>
-          <w:szCs w:val="20"/>
-        </w:rPr>
-        <w:t xml:space="preserve">좋다, 나쁘다로만 물으면 답이 흐려집니다. 개수, 새로움, 해볼 만한지 세 가지로 나누어 각각 5점 만점으로 매기게 합니다. 기준을 먼저 정해 두는 것이 결과를 나중에 유리하게 해석하는 일을 막아 줍니다.</w:t>
-      </w:r>
-    </w:p>
-    <w:p>
-      <w:pPr>
-        <w:spacing w:after="60"/>
-        <w:ind w:left="140" w:hanging="0"/>
-      </w:pPr>
-      <w:r>
-        <w:rPr>
-          <w:rFonts w:ascii="맑은 고딕" w:cs="맑은 고딕" w:eastAsia="맑은 고딕" w:hAnsi="맑은 고딕"/>
-          <w:b/>
-          <w:bCs/>
-          <w:color w:val="000000"/>
-          <w:sz w:val="20"/>
-          <w:szCs w:val="20"/>
-        </w:rPr>
-        <w:t xml:space="preserve"> 표본의 한계: </w:t>
-      </w:r>
-      <w:r>
-        <w:rPr>
-          <w:rFonts w:ascii="맑은 고딕" w:cs="맑은 고딕" w:eastAsia="맑은 고딕" w:hAnsi="맑은 고딕"/>
-          <w:b w:val="false"/>
-          <w:bCs w:val="false"/>
-          <w:color w:val="000000"/>
-          <w:sz w:val="20"/>
-          <w:szCs w:val="20"/>
-        </w:rPr>
-        <w:t xml:space="preserve">두 반 마흔 명은 통계로 보면 적은 수입니다. 결과가 나와도 이것이 모든 사람의 생각이라고 말할 수는 없습니다. 영상 안에서 이 점을 분명히 밝힙니다. 아는 것과 모르는 것을 구분해서 말하는 것도 과학의 일부입니다.</w:t>
-      </w:r>
-    </w:p>
-    <w:p>
-      <w:pPr>
-        <w:spacing w:after="60"/>
-        <w:ind w:left="140" w:hanging="0"/>
-      </w:pPr>
-      <w:r>
-        <w:rPr>
-          <w:rFonts w:ascii="맑은 고딕" w:cs="맑은 고딕" w:eastAsia="맑은 고딕" w:hAnsi="맑은 고딕"/>
-          <w:b/>
-          <w:bCs/>
-          <w:color w:val="000000"/>
-          <w:sz w:val="20"/>
-          <w:szCs w:val="20"/>
-        </w:rPr>
-        <w:t xml:space="preserve"> 실험 윤리: </w:t>
-      </w:r>
-      <w:r>
-        <w:rPr>
-          <w:rFonts w:ascii="맑은 고딕" w:cs="맑은 고딕" w:eastAsia="맑은 고딕" w:hAnsi="맑은 고딕"/>
-          <w:b w:val="false"/>
-          <w:bCs w:val="false"/>
-          <w:color w:val="000000"/>
-          <w:sz w:val="20"/>
-          <w:szCs w:val="20"/>
-        </w:rPr>
-        <w:t xml:space="preserve">이름표를 바꾸는 실험은 참가자에게 잠깐 사실과 다른 정보를 줍니다. 그래서 투표가 끝나는 즉시 어떤 실험이었는지 알려 주고, 영상에 실어도 되는지 다시 묻습니다. 이 과정도 영상에 넣습니다. AI 윤리를 다루는 영상이 사람에게 무례하면 앞뒤가 맞지 않습니다.</w:t>
+        <w:t xml:space="preserve"> 정지마찰과 마찰계수: </w:t>
+      </w:r>
+      <w:r>
+        <w:rPr>
+          <w:rFonts w:ascii="맑은 고딕" w:cs="맑은 고딕" w:eastAsia="맑은 고딕" w:hAnsi="맑은 고딕"/>
+          <w:b w:val="false"/>
+          <w:bCs w:val="false"/>
+          <w:color w:val="000000"/>
+          <w:sz w:val="20"/>
+          <w:szCs w:val="20"/>
+        </w:rPr>
+        <w:t xml:space="preserve">경사면에 물건을 올려놓고 천천히 기울이면 어느 각도에서 미끄러지기 시작합니다. 그 각도를 θ라고 하면 마찰계수 μ는 tan θ 입니다. 사면 방향으로 미는 힘은 mg sin θ, 최대 정지마찰력은 μmg cos θ 이고, 미끄러지기 직전에는 이 둘이 같습니다. 양변에서 mg 가 지워지므로 μ = tan θ 가 됩니다.</w:t>
+      </w:r>
+    </w:p>
+    <w:p>
+      <w:pPr>
+        <w:spacing w:after="60"/>
+        <w:ind w:left="140" w:hanging="0"/>
+      </w:pPr>
+      <w:r>
+        <w:rPr>
+          <w:rFonts w:ascii="맑은 고딕" w:cs="맑은 고딕" w:eastAsia="맑은 고딕" w:hAnsi="맑은 고딕"/>
+          <w:b/>
+          <w:bCs/>
+          <w:color w:val="000000"/>
+          <w:sz w:val="20"/>
+          <w:szCs w:val="20"/>
+        </w:rPr>
+        <w:t xml:space="preserve"> 무게가 지워진다는 뜻: </w:t>
+      </w:r>
+      <w:r>
+        <w:rPr>
+          <w:rFonts w:ascii="맑은 고딕" w:cs="맑은 고딕" w:eastAsia="맑은 고딕" w:hAnsi="맑은 고딕"/>
+          <w:b w:val="false"/>
+          <w:bCs w:val="false"/>
+          <w:color w:val="000000"/>
+          <w:sz w:val="20"/>
+          <w:szCs w:val="20"/>
+        </w:rPr>
+        <w:t xml:space="preserve">식에서 질량이 사라지므로, 신발 안에 책을 넣어 무겁게 해도 미끄러지기 시작하는 각도는 같습니다. 각도 하나만 재면 무게를 재지 않고도 마찰계수를 알 수 있다는 뜻입니다. 저울 없이 마찰을 잴 수 있는 이유가 여기에 있습니다.</w:t>
+      </w:r>
+    </w:p>
+    <w:p>
+      <w:pPr>
+        <w:spacing w:after="60"/>
+        <w:ind w:left="140" w:hanging="0"/>
+      </w:pPr>
+      <w:r>
+        <w:rPr>
+          <w:rFonts w:ascii="맑은 고딕" w:cs="맑은 고딕" w:eastAsia="맑은 고딕" w:hAnsi="맑은 고딕"/>
+          <w:b/>
+          <w:bCs/>
+          <w:color w:val="000000"/>
+          <w:sz w:val="20"/>
+          <w:szCs w:val="20"/>
+        </w:rPr>
+        <w:t xml:space="preserve"> 물이 하는 일: </w:t>
+      </w:r>
+      <w:r>
+        <w:rPr>
+          <w:rFonts w:ascii="맑은 고딕" w:cs="맑은 고딕" w:eastAsia="맑은 고딕" w:hAnsi="맑은 고딕"/>
+          <w:b w:val="false"/>
+          <w:bCs w:val="false"/>
+          <w:color w:val="000000"/>
+          <w:sz w:val="20"/>
+          <w:szCs w:val="20"/>
+        </w:rPr>
+        <w:t xml:space="preserve">바닥과 신발 사이에 물이 들어가면 두 면이 직접 닿지 못합니다. 얇은 물층이 생겨 서로 미끄러지기 쉬워집니다. 마찰계수가 내려가고, 그만큼 미끄러지기 시작하는 각도도 내려갑니다.</w:t>
+      </w:r>
+    </w:p>
+    <w:p>
+      <w:pPr>
+        <w:spacing w:after="60"/>
+        <w:ind w:left="140" w:hanging="0"/>
+      </w:pPr>
+      <w:r>
+        <w:rPr>
+          <w:rFonts w:ascii="맑은 고딕" w:cs="맑은 고딕" w:eastAsia="맑은 고딕" w:hAnsi="맑은 고딕"/>
+          <w:b/>
+          <w:bCs/>
+          <w:color w:val="000000"/>
+          <w:sz w:val="20"/>
+          <w:szCs w:val="20"/>
+        </w:rPr>
+        <w:t xml:space="preserve"> 신발 바닥 홈의 역할: </w:t>
+      </w:r>
+      <w:r>
+        <w:rPr>
+          <w:rFonts w:ascii="맑은 고딕" w:cs="맑은 고딕" w:eastAsia="맑은 고딕" w:hAnsi="맑은 고딕"/>
+          <w:b w:val="false"/>
+          <w:bCs w:val="false"/>
+          <w:color w:val="000000"/>
+          <w:sz w:val="20"/>
+          <w:szCs w:val="20"/>
+        </w:rPr>
+        <w:t xml:space="preserve">운동화 바닥에는 홈이 파여 있습니다. 밟을 때 물이 그 홈으로 빠져나가 신발과 바닥이 닿을 자리를 만듭니다. 슬리퍼처럼 바닥이 평평하면 물이 빠질 곳이 없어 물층이 그대로 남습니다. 그래서 젖었을 때 나빠지는 폭이 신발마다 다릅니다. 오래 신어 홈이 닳은 운동화를 함께 재면 이 설명을 확인할 수 있습니다. 홈이 얕아진 만큼 새 운동화와 슬리퍼 사이의 값이 나와야 합니다. 그렇게 나오는지가 이 설명이 맞는지를 가릅니다.</w:t>
+      </w:r>
+    </w:p>
+    <w:p>
+      <w:pPr>
+        <w:spacing w:after="60"/>
+        <w:ind w:left="140" w:hanging="0"/>
+      </w:pPr>
+      <w:r>
+        <w:rPr>
+          <w:rFonts w:ascii="맑은 고딕" w:cs="맑은 고딕" w:eastAsia="맑은 고딕" w:hAnsi="맑은 고딕"/>
+          <w:b/>
+          <w:bCs/>
+          <w:color w:val="000000"/>
+          <w:sz w:val="20"/>
+          <w:szCs w:val="20"/>
+        </w:rPr>
+        <w:t xml:space="preserve"> 변인 통제: </w:t>
+      </w:r>
+      <w:r>
+        <w:rPr>
+          <w:rFonts w:ascii="맑은 고딕" w:cs="맑은 고딕" w:eastAsia="맑은 고딕" w:hAnsi="맑은 고딕"/>
+          <w:b w:val="false"/>
+          <w:bCs w:val="false"/>
+          <w:color w:val="000000"/>
+          <w:sz w:val="20"/>
+          <w:szCs w:val="20"/>
+        </w:rPr>
+        <w:t xml:space="preserve">바꾸는 것은 한 번에 하나입니다. 먼저 신발만 바꾸고 바닥과 물기는 고정합니다. 다음에는 신발을 고정하고 마른 상태와 젖은 상태만 바꿉니다. 마지막에는 같은 신발에서 바닥 홈만 테이프로 막아 그 몫을 떼어냅니다. 재는 것은 미끄러지기 시작한 각도이고, 조건마다 세 번씩 재서 평균을 씁니다.</w:t>
+      </w:r>
+    </w:p>
+    <w:p>
+      <w:pPr>
+        <w:spacing w:after="60"/>
+        <w:ind w:left="140" w:hanging="0"/>
+      </w:pPr>
+      <w:r>
+        <w:rPr>
+          <w:rFonts w:ascii="맑은 고딕" w:cs="맑은 고딕" w:eastAsia="맑은 고딕" w:hAnsi="맑은 고딕"/>
+          <w:b/>
+          <w:bCs/>
+          <w:color w:val="000000"/>
+          <w:sz w:val="20"/>
+          <w:szCs w:val="20"/>
+        </w:rPr>
+        <w:t xml:space="preserve"> 두 가지 방법으로 각도 재기: </w:t>
+      </w:r>
+      <w:r>
+        <w:rPr>
+          <w:rFonts w:ascii="맑은 고딕" w:cs="맑은 고딕" w:eastAsia="맑은 고딕" w:hAnsi="맑은 고딕"/>
+          <w:b w:val="false"/>
+          <w:bCs w:val="false"/>
+          <w:color w:val="000000"/>
+          <w:sz w:val="20"/>
+          <w:szCs w:val="20"/>
+        </w:rPr>
+        <w:t xml:space="preserve">각도는 판 옆에 세워 둔 종이 각도기로 읽습니다. 여기에 더해 미끄러진 순간 판을 멈추고 들어 올린 높이 h와 판 길이 L을 줄자로 재서 sin θ = h / L 로 다시 구합니다. 판 길이 50센티미터에서 25도면 높이가 21센티미터쯤 나옵니다. 두 방법이 몇 도 안에서 맞는지 확인하는 장면을 넣습니다. 방법 하나로 나온 값보다 방법 둘이 맞아떨어진 값이 믿을 만합니다.</w:t>
       </w:r>
     </w:p>
     <w:p>
@@ -2938,7 +2966,7 @@
           <w:sz w:val="20"/>
           <w:szCs w:val="20"/>
         </w:rPr>
-        <w:t xml:space="preserve">교실 현장 촬영을 중심으로 하고, 투표 결과를 정리할 때 막대그래프를 넣습니다. FHD 1920x1080, mp4, 2분 50초를 목표로 만듭니다.</w:t>
+        <w:t xml:space="preserve">집과 학교에서 찍는 실험 다큐멘터리 형식입니다. 측정값을 정리할 때만 표와 막대그래프를 얹습니다. FHD 1920x1080, mp4, 2분 50초를 목표로 만듭니다.</w:t>
       </w:r>
     </w:p>
     <w:p>
@@ -2966,35 +2994,35 @@
           <w:sz w:val="20"/>
           <w:szCs w:val="20"/>
         </w:rPr>
-        <w:t xml:space="preserve">학생이 직접 출연해 과제를 풉니다. 화면을 좌우로 나누어 왼쪽에 학생, 오른쪽에 AI 화면을 둡니다. 투표 장면은 손과 종이 위주로 찍어 얼굴이 꼭 필요하지 않게 구성합니다.</w:t>
-      </w:r>
-    </w:p>
-    <w:p>
-      <w:pPr>
-        <w:spacing w:after="60"/>
-        <w:ind w:left="140" w:hanging="0"/>
-      </w:pPr>
-      <w:r>
-        <w:rPr>
-          <w:rFonts w:ascii="맑은 고딕" w:cs="맑은 고딕" w:eastAsia="맑은 고딕" w:hAnsi="맑은 고딕"/>
-          <w:b/>
-          <w:bCs/>
-          <w:color w:val="000000"/>
-          <w:sz w:val="20"/>
-          <w:szCs w:val="20"/>
-        </w:rPr>
-        <w:t xml:space="preserve"> 초상권 처리: </w:t>
-      </w:r>
-      <w:r>
-        <w:rPr>
-          <w:rFonts w:ascii="맑은 고딕" w:cs="맑은 고딕" w:eastAsia="맑은 고딕" w:hAnsi="맑은 고딕"/>
-          <w:b w:val="false"/>
-          <w:bCs w:val="false"/>
-          <w:color w:val="000000"/>
-          <w:sz w:val="20"/>
-          <w:szCs w:val="20"/>
-        </w:rPr>
-        <w:t xml:space="preserve">반 친구들의 얼굴이 나오는 장면은 촬영 동의를 미리 받고, 동의하지 않은 사람은 화면에 담지 않습니다. 동의서는 종이 한 장으로 만들어 받아 두고, 담임 선생님께 촬영 사실을 먼저 알립니다.</w:t>
+        <w:t xml:space="preserve">혼자 촬영할 수 있게 짰습니다. 스마트폰을 책이나 상자 위에 올려 고정하고, 판 옆면과 종이 각도기가 한 화면에 들어오게 잡습니다. 학생은 판을 들어 올리기만 하면 됩니다. 미끄러지는 순간은 나중에 영상을 되감아 찾습니다.</w:t>
+      </w:r>
+    </w:p>
+    <w:p>
+      <w:pPr>
+        <w:spacing w:after="60"/>
+        <w:ind w:left="140" w:hanging="0"/>
+      </w:pPr>
+      <w:r>
+        <w:rPr>
+          <w:rFonts w:ascii="맑은 고딕" w:cs="맑은 고딕" w:eastAsia="맑은 고딕" w:hAnsi="맑은 고딕"/>
+          <w:b/>
+          <w:bCs/>
+          <w:color w:val="000000"/>
+          <w:sz w:val="20"/>
+          <w:szCs w:val="20"/>
+        </w:rPr>
+        <w:t xml:space="preserve"> 한 화면에 비교가 들어가게: </w:t>
+      </w:r>
+      <w:r>
+        <w:rPr>
+          <w:rFonts w:ascii="맑은 고딕" w:cs="맑은 고딕" w:eastAsia="맑은 고딕" w:hAnsi="맑은 고딕"/>
+          <w:b w:val="false"/>
+          <w:bCs w:val="false"/>
+          <w:color w:val="000000"/>
+          <w:sz w:val="20"/>
+          <w:szCs w:val="20"/>
+        </w:rPr>
+        <w:t xml:space="preserve">신발 네 켤레를 같은 판에 나란히 올리고 한 번에 들어 올립니다. 각도가 올라가면서 미끄러운 것부터 차례로 밀려 내려갑니다. 순서가 한 컷에 그대로 담기기 때문에 설명하지 않아도 결과가 보입니다.</w:t>
       </w:r>
     </w:p>
     <w:p>
@@ -3022,7 +3050,7 @@
           <w:sz w:val="20"/>
           <w:szCs w:val="20"/>
         </w:rPr>
-        <w:t xml:space="preserve">3분 제한 시간을 화면 위쪽에 표시합니다. 두 반의 점수를 나란히 공개하는 순간에는 소리를 잠깐 비워 긴장을 만듭니다. 자막은 한 화면에 열 자 안으로 끊고 고딕체를 씁니다.</w:t>
+        <w:t xml:space="preserve">신발이 미끄러지는 순간마다 각도를 큰 숫자로 띄우고 짧은 효과음을 넣습니다. 물을 뿌린 뒤 같은 장면을 다시 보여줄 때는 앞의 숫자를 화면 한쪽에 남겨 둡니다. 자막은 한 화면에 열 자 안으로 끊고 고딕체를 씁니다.</w:t>
       </w:r>
     </w:p>
     <w:p>
@@ -3050,35 +3078,35 @@
           <w:sz w:val="20"/>
           <w:szCs w:val="20"/>
         </w:rPr>
-        <w:t xml:space="preserve">스마트폰, 노트북, 투표용지 마흔 장, 동의서. 새로 드는 돈은 없습니다. 촬영은 쉬는 시간 세 번, 이틀에 나눠 하면 됩니다. 두 반의 협조와 담임 선생님 허락을 먼저 받아 두어야 합니다.</w:t>
-      </w:r>
-    </w:p>
-    <w:p>
-      <w:pPr>
-        <w:spacing w:after="60"/>
-        <w:ind w:left="140" w:hanging="0"/>
-      </w:pPr>
-      <w:r>
-        <w:rPr>
-          <w:rFonts w:ascii="맑은 고딕" w:cs="맑은 고딕" w:eastAsia="맑은 고딕" w:hAnsi="맑은 고딕"/>
-          <w:b/>
-          <w:bCs/>
-          <w:color w:val="000000"/>
-          <w:sz w:val="20"/>
-          <w:szCs w:val="20"/>
-        </w:rPr>
-        <w:t xml:space="preserve"> 결과가 예상과 다를 경우: </w:t>
-      </w:r>
-      <w:r>
-        <w:rPr>
-          <w:rFonts w:ascii="맑은 고딕" w:cs="맑은 고딕" w:eastAsia="맑은 고딕" w:hAnsi="맑은 고딕"/>
-          <w:b w:val="false"/>
-          <w:bCs w:val="false"/>
-          <w:color w:val="000000"/>
-          <w:sz w:val="20"/>
-          <w:szCs w:val="20"/>
-        </w:rPr>
-        <w:t xml:space="preserve">두 반의 점수가 거의 같게 나올 수도 있습니다. 그때는 편견이 없었다는 결과를 그대로 싣습니다. 예상이 빗나간 것을 감추면 실험이 아니라 연출이 됩니다. 콘티에 적은 점수 차이는 예시로 넣어 둔 값입니다. 투표를 마친 뒤 실제로 나온 값으로 바꿔 넣습니다.</w:t>
+        <w:t xml:space="preserve">길이 50센티미터쯤 되는 평평한 판 하나, 신발 네 켤레, 분무기, 줄자, 마스킹테이프, 걸레, 스마트폰. 판은 집에 있는 도마나 책장 선반으로 대신할 수 있고, 사더라도 만 원을 넘지 않습니다. 각도기는 종이에 직접 그립니다. 촬영은 실내에서 두 시간이면 끝나고 날씨를 가리지 않습니다. 도와줄 사람은 필요하지 않습니다.</w:t>
+      </w:r>
+    </w:p>
+    <w:p>
+      <w:pPr>
+        <w:spacing w:after="60"/>
+        <w:ind w:left="140" w:hanging="0"/>
+      </w:pPr>
+      <w:r>
+        <w:rPr>
+          <w:rFonts w:ascii="맑은 고딕" w:cs="맑은 고딕" w:eastAsia="맑은 고딕" w:hAnsi="맑은 고딕"/>
+          <w:b/>
+          <w:bCs/>
+          <w:color w:val="000000"/>
+          <w:sz w:val="20"/>
+          <w:szCs w:val="20"/>
+        </w:rPr>
+        <w:t xml:space="preserve"> 예상과 다르게 나올 경우: </w:t>
+      </w:r>
+      <w:r>
+        <w:rPr>
+          <w:rFonts w:ascii="맑은 고딕" w:cs="맑은 고딕" w:eastAsia="맑은 고딕" w:hAnsi="맑은 고딕"/>
+          <w:b w:val="false"/>
+          <w:bCs w:val="false"/>
+          <w:color w:val="000000"/>
+          <w:sz w:val="20"/>
+          <w:szCs w:val="20"/>
+        </w:rPr>
+        <w:t xml:space="preserve">홈을 막았는데 각도가 별로 안 내려갈 수도 있습니다. 그러면 홈이 아니라 고무 재질이 원인이라는 뜻이므로, 그 결과를 그대로 싣고 다음 실험을 제안하는 것으로 맺습니다. 콘티에 적은 각도는 미리 잡아 둔 예상값입니다. 촬영한 뒤 실제로 잰 값으로 바꿔 넣습니다.</w:t>
       </w:r>
     </w:p>
     <w:p>
@@ -3138,7 +3166,7 @@
           <w:sz w:val="20"/>
           <w:szCs w:val="20"/>
         </w:rPr>
-        <w:t xml:space="preserve">빈 교실 책상 위에 종이 두 장이 놓여 있습니다. 그 위에 제목과 학교명이 뜹니다.</w:t>
+        <w:t xml:space="preserve">비 온 뒤 학교 현관 바닥에 물기가 번들거리는 장면. 그 위에 제목과 학교명이 뜹니다.</w:t>
       </w:r>
     </w:p>
     <w:p>
@@ -3210,7 +3238,7 @@
           <w:sz w:val="20"/>
           <w:szCs w:val="20"/>
         </w:rPr>
-        <w:t xml:space="preserve">[00:10 ~ 00:32] 도입부 (대결 선언: 22초)</w:t>
+        <w:t xml:space="preserve">[00:10 ~ 00:32] 도입부 (문제와 예상: 22초)</w:t>
       </w:r>
     </w:p>
     <w:p>
@@ -3238,7 +3266,7 @@
           <w:sz w:val="20"/>
           <w:szCs w:val="20"/>
         </w:rPr>
-        <w:t xml:space="preserve">책상 앞에 앉은 학생. 옆에 노트북 화면이 켜집니다. 화면이 좌우로 나뉘고 위쪽에 타이머가 돕니다.</w:t>
+        <w:t xml:space="preserve">비 오는 날 현관에서 발이 밀리는 순간을 느리게 보여줍니다. 이어서 신발 네 켤레를 바닥에 나란히 놓고, 종이에 적어 둔 예상 한 줄을 비춥니다.</w:t>
       </w:r>
     </w:p>
     <w:p>
@@ -3266,7 +3294,7 @@
           <w:sz w:val="20"/>
           <w:szCs w:val="20"/>
         </w:rPr>
-        <w:t xml:space="preserve">"같은 문제를 저와 AI에게 냈습니다. 페트병을 다시 쓰는 방법, 시간은 3분입니다. 그런데 진짜 궁금한 건 누가 이기느냐가 아니었습니다."</w:t>
+        <w:t xml:space="preserve">"지난주에 여기서 넘어질 뻔했습니다. 바닥이 문제인지 신발이 문제인지 알 수 없었습니다. 찍기 전에 이렇게 적었습니다. 물이 묻으면 어떤 신발이든 비슷하게 나빠질 것이다."</w:t>
       </w:r>
     </w:p>
     <w:p>
@@ -3294,7 +3322,7 @@
           <w:sz w:val="20"/>
           <w:szCs w:val="20"/>
         </w:rPr>
-        <w:t xml:space="preserve">같은 문제, 3분 / 누가 이길까 / 궁금한 건 따로 있다</w:t>
+        <w:t xml:space="preserve">여기서 넘어질 뻔 / 바닥일까 신발일까 / 예상을 적었다</w:t>
       </w:r>
     </w:p>
     <w:p>
@@ -3310,7 +3338,7 @@
           <w:sz w:val="20"/>
           <w:szCs w:val="20"/>
         </w:rPr>
-        <w:t xml:space="preserve">[00:32 ~ 00:55] 전개부 (각자 3분: 23초)</w:t>
+        <w:t xml:space="preserve">[00:32 ~ 00:58] 전개부 1 (마른 바닥에서 재기: 26초)</w:t>
       </w:r>
     </w:p>
     <w:p>
@@ -3338,7 +3366,7 @@
           <w:sz w:val="20"/>
           <w:szCs w:val="20"/>
         </w:rPr>
-        <w:t xml:space="preserve">좌우 화면에서 동시에 작업이 진행됩니다. 시간을 압축해 보여줍니다. 학생은 종이에 손으로 적고 AI 화면에는 목록이 빠르게 채워집니다.</w:t>
+        <w:t xml:space="preserve">판 위에 새 운동화, 오래 신어 홈이 닳은 운동화, 학교 실내화, 고무 슬리퍼 네 켤레를 나란히 올리고 한쪽 끝을 천천히 듭니다. 판 옆에는 직접 그린 종이 각도기가 세워져 있습니다. 미끄러지는 순서가 한 컷에 담깁니다.</w:t>
       </w:r>
     </w:p>
     <w:p>
@@ -3366,7 +3394,7 @@
           <w:sz w:val="20"/>
           <w:szCs w:val="20"/>
         </w:rPr>
-        <w:t xml:space="preserve">"AI는 3분 동안 열두 가지를 냈습니다. 저는 다섯 가지였습니다. 개수만 보면 이미 진 것 같았습니다."</w:t>
+        <w:t xml:space="preserve">"판을 천천히 들어 올리면 어느 각도에서 미끄러집니다. 그 각도의 탄젠트가 바로 마찰계수입니다. 슬리퍼가 25도에서 가장 먼저 밀렸고, 실내화는 29도, 새 운동화는 39도까지 버텼습니다."</w:t>
       </w:r>
     </w:p>
     <w:p>
@@ -3394,7 +3422,7 @@
           <w:sz w:val="20"/>
           <w:szCs w:val="20"/>
         </w:rPr>
-        <w:t xml:space="preserve">AI 12개 / 나 5개</w:t>
+        <w:t xml:space="preserve">판을 천천히 든다 / 탄젠트가 마찰계수 / 슬리퍼 25도 / 운동화 39도</w:t>
       </w:r>
     </w:p>
     <w:p>
@@ -3410,7 +3438,7 @@
           <w:sz w:val="20"/>
           <w:szCs w:val="20"/>
         </w:rPr>
-        <w:t xml:space="preserve">[00:55 ~ 01:25] 첫 번째 실험 (눈가림 평가: 30초)</w:t>
+        <w:t xml:space="preserve">[00:58 ~ 01:22] 전개부 2 (물을 뿌린다: 24초)</w:t>
       </w:r>
     </w:p>
     <w:p>
@@ -3438,7 +3466,7 @@
           <w:sz w:val="20"/>
           <w:szCs w:val="20"/>
         </w:rPr>
-        <w:t xml:space="preserve">두 결과에서 이름을 지우고 A와 B로만 표시한 종이를 반 친구들에게 나눠 줍니다. 세 가지 기준으로 각각 점수를 매기고 개표하는 장면을 담습니다.</w:t>
+        <w:t xml:space="preserve">분무기로 판에 물을 고르게 뿌리고 같은 실험을 반복합니다. 앞에서 나온 각도를 화면 한쪽에 남겨 두어 비교되게 합니다.</w:t>
       </w:r>
     </w:p>
     <w:p>
@@ -3466,7 +3494,7 @@
           <w:sz w:val="20"/>
           <w:szCs w:val="20"/>
         </w:rPr>
-        <w:t xml:space="preserve">"누가 냈는지는 알려주지 않았습니다. 개수에서는 B가 앞섰습니다. 그런데 해볼 만한지를 묻자 표가 갈렸습니다. 여기까지는 예상한 대로였습니다."</w:t>
+        <w:t xml:space="preserve">"이번에는 물을 뿌렸습니다. 슬리퍼는 9도, 실내화는 14도, 운동화는 27도. 전부 내려갔습니다. 여기까지는 예상대로였습니다."</w:t>
       </w:r>
     </w:p>
     <w:p>
@@ -3494,7 +3522,7 @@
           <w:sz w:val="20"/>
           <w:szCs w:val="20"/>
         </w:rPr>
-        <w:t xml:space="preserve">누가 냈는지 가림 / 개수는 B가 앞 / 해볼 만한 건 반반</w:t>
+        <w:t xml:space="preserve">물을 뿌렸다 / 슬리퍼 9도 / 운동화 27도 / 전부 내려갔다</w:t>
       </w:r>
     </w:p>
     <w:p>
@@ -3510,7 +3538,7 @@
           <w:sz w:val="20"/>
           <w:szCs w:val="20"/>
         </w:rPr>
-        <w:t xml:space="preserve">[01:25 ~ 02:05] 두 번째 실험 (이름표만 바꾼다: 40초)</w:t>
+        <w:t xml:space="preserve">[01:22 ~ 01:45] 전개부 3 (예상 밖의 값: 23초)</w:t>
       </w:r>
     </w:p>
     <w:p>
@@ -3538,7 +3566,7 @@
           <w:sz w:val="20"/>
           <w:szCs w:val="20"/>
         </w:rPr>
-        <w:t xml:space="preserve">같은 목록을 두 뭉치로 복사합니다. 한 뭉치 위에는 사람이 만든 것, 다른 뭉치 위에는 AI가 만든 것이라고 적습니다. 두 반에 각각 나눠 주는 장면을 찍고, 개표를 나란히 놓습니다.</w:t>
+        <w:t xml:space="preserve">마른 값과 젖은 값을 표로 나란히 놓고, 내려간 폭만 따로 막대그래프로 뽑습니다. 막대 길이가 눈에 띄게 다릅니다.</w:t>
       </w:r>
     </w:p>
     <w:p>
@@ -3566,7 +3594,7 @@
           <w:sz w:val="20"/>
           <w:szCs w:val="20"/>
         </w:rPr>
-        <w:t xml:space="preserve">"여기서부터가 진짜 실험입니다. 완전히 같은 목록을 두 반에 나눠 줬습니다. 한 반에는 사람이 만든 것이라고 했고, 다른 반에는 AI가 만든 것이라고 했습니다. 내용은 한 글자도 다르지 않습니다. 그런데 평균 점수가 갈렸습니다."</w:t>
+        <w:t xml:space="preserve">"그런데 내려간 폭이 달랐습니다. 운동화는 12도, 슬리퍼는 16도. 원래 잘 버티던 신발이 물에서도 덜 나빠졌습니다. 물은 신발을 가리지 않을 거라던 예상이 틀렸습니다. 무엇이 이 차이를 만들었을까요."</w:t>
       </w:r>
     </w:p>
     <w:p>
@@ -3594,7 +3622,7 @@
           <w:sz w:val="20"/>
           <w:szCs w:val="20"/>
         </w:rPr>
-        <w:t xml:space="preserve">같은 목록 두 장 / 이름표만 바꿨다 / 내용은 똑같다 / 점수가 갈렸다</w:t>
+        <w:t xml:space="preserve">내려간 폭이 다르다 / 운동화 12도 / 슬리퍼 16도 / 예상이 틀렸다</w:t>
       </w:r>
     </w:p>
     <w:p>
@@ -3610,7 +3638,7 @@
           <w:sz w:val="20"/>
           <w:szCs w:val="20"/>
         </w:rPr>
-        <w:t xml:space="preserve">[02:05 ~ 02:32] 결과 정리 (27초)</w:t>
+        <w:t xml:space="preserve">[01:45 ~ 02:15] 심화부 (원인을 확인하는 실험: 30초)</w:t>
       </w:r>
     </w:p>
     <w:p>
@@ -3638,7 +3666,7 @@
           <w:sz w:val="20"/>
           <w:szCs w:val="20"/>
         </w:rPr>
-        <w:t xml:space="preserve">두 반의 평균 점수를 막대그래프로 나란히 세웁니다. 이어서 투표가 끝난 뒤 친구들에게 실험 내용을 설명하고 반응을 담습니다.</w:t>
+        <w:t xml:space="preserve">두 신발 바닥을 가까이 비춥니다. 운동화에는 홈이 깊고 슬리퍼는 거의 평평합니다. 운동화 홈을 마스킹테이프로 메우고 젖은 판에서 다시 잽니다. 마지막에 네 값을 한 줄로 세웁니다. 새 운동화 27도, 홈이 닳은 운동화 19도, 테이프로 막은 운동화 15도, 슬리퍼 9도. 일부러 막은 것과 저절로 닳은 것이 같은 방향으로 놓이는 것이 화면에 남습니다.</w:t>
       </w:r>
     </w:p>
     <w:p>
@@ -3666,7 +3694,7 @@
           <w:sz w:val="20"/>
           <w:szCs w:val="20"/>
         </w:rPr>
-        <w:t xml:space="preserve">"차이는 0.6점이었습니다. 같은 글인데 AI가 썼다고 하면 그만큼 깎였습니다. 우리는 내용이 아니라 이름표를 보고 있었습니다. 투표가 끝나고 사실을 알려 줬더니, 속았다며 웃는 친구도 있었고 자기도 몰랐다고 하는 친구도 있었습니다."</w:t>
+        <w:t xml:space="preserve">"바닥을 봤더니 운동화에는 홈이 깊었고 슬리퍼는 거의 평평했습니다. 홈이 물을 빼내는 게 아닐까 싶어서 운동화 홈을 테이프로 메우고 다시 쟀습니다. 27도였던 것이 15도가 됐습니다. 신발도 바닥도 그대로고 홈만 막았는데 12도가 사라졌습니다."</w:t>
       </w:r>
     </w:p>
     <w:p>
@@ -3694,7 +3722,7 @@
           <w:sz w:val="20"/>
           <w:szCs w:val="20"/>
         </w:rPr>
-        <w:t xml:space="preserve">0.6점 차이 / 이름표를 봤다 / 끝나고 알려 줬다</w:t>
+        <w:t xml:space="preserve">홈이 깊다 / 테이프로 메웠다 / 27도가 15도로 / 홈만 막았는데</w:t>
       </w:r>
     </w:p>
     <w:p>
@@ -3710,7 +3738,7 @@
           <w:sz w:val="20"/>
           <w:szCs w:val="20"/>
         </w:rPr>
-        <w:t xml:space="preserve">[02:32 ~ 02:50] 결론 및 제언 (18초)</w:t>
+        <w:t xml:space="preserve">[02:15 ~ 02:40] 학교에서 가장 미끄러운 곳 찾기 (25초)</w:t>
       </w:r>
     </w:p>
     <w:p>
@@ -3738,7 +3766,7 @@
           <w:sz w:val="20"/>
           <w:szCs w:val="20"/>
         </w:rPr>
-        <w:t xml:space="preserve">두 결과를 합쳐 만든 세 번째 목록을 펼칩니다. 마지막에 이름표 두 장을 나란히 놓고 화면이 어두워집니다.</w:t>
+        <w:t xml:space="preserve">잰 값을 표로 정리한 뒤, 학교 안에서 물이 묻는 자리들의 기울기를 줄자로 재는 장면을 이어 붙입니다. 현관 앞 경사, 후문 경사로, 계단 앞 매트 자리를 차례로 잽니다.</w:t>
       </w:r>
     </w:p>
     <w:p>
@@ -3766,7 +3794,7 @@
           <w:sz w:val="20"/>
           <w:szCs w:val="20"/>
         </w:rPr>
-        <w:t xml:space="preserve">"마흔 명에게 물은 결과라 모두의 생각이라고 할 수는 없습니다. 그래도 저희 반에서는 그랬습니다. AI를 어떻게 볼 것인가를 정하기 전에, 우리가 무엇을 보고 판단하는지부터 알아야 할 것 같습니다."</w:t>
+        <w:t xml:space="preserve">"젖은 슬리퍼가 버티는 한계는 9도였습니다. 그래서 학교에서 물이 묻는 자리들의 기울기를 재봤습니다. 현관 앞이 6도로 가장 가팔랐습니다. 한계까지 3도밖에 남지 않습니다. 경사로를 12분의 1, 각도로 4.8도 아래로 만들라는 기준이 왜 그렇게 낮게 잡혀 있는지 알 것 같았습니다."</w:t>
       </w:r>
     </w:p>
     <w:p>
@@ -3794,7 +3822,107 @@
           <w:sz w:val="20"/>
           <w:szCs w:val="20"/>
         </w:rPr>
-        <w:t xml:space="preserve">마흔 명뿐이다 / 그래도 우리 반은 / 무엇을 보고 판단하나</w:t>
+        <w:t xml:space="preserve">슬리퍼 한계 9도 / 현관 경사 6도 / 3도밖에 안 남는다 / 기준은 4.8도</w:t>
+      </w:r>
+    </w:p>
+    <w:p>
+      <w:pPr>
+        <w:spacing w:after="40" w:before="100"/>
+      </w:pPr>
+      <w:r>
+        <w:rPr>
+          <w:rFonts w:ascii="맑은 고딕" w:cs="맑은 고딕" w:eastAsia="맑은 고딕" w:hAnsi="맑은 고딕"/>
+          <w:b/>
+          <w:bCs/>
+          <w:color w:val="000000"/>
+          <w:sz w:val="20"/>
+          <w:szCs w:val="20"/>
+        </w:rPr>
+        <w:t xml:space="preserve">[02:40 ~ 02:50] 결론 및 제언 (10초)</w:t>
+      </w:r>
+    </w:p>
+    <w:p>
+      <w:pPr>
+        <w:spacing w:after="30"/>
+        <w:ind w:left="200"/>
+      </w:pPr>
+      <w:r>
+        <w:rPr>
+          <w:rFonts w:ascii="맑은 고딕" w:cs="맑은 고딕" w:eastAsia="맑은 고딕" w:hAnsi="맑은 고딕"/>
+          <w:b/>
+          <w:bCs/>
+          <w:color w:val="000000"/>
+          <w:sz w:val="20"/>
+          <w:szCs w:val="20"/>
+        </w:rPr>
+        <w:t xml:space="preserve">-영상: </w:t>
+      </w:r>
+      <w:r>
+        <w:rPr>
+          <w:rFonts w:ascii="맑은 고딕" w:cs="맑은 고딕" w:eastAsia="맑은 고딕" w:hAnsi="맑은 고딕"/>
+          <w:b w:val="false"/>
+          <w:bCs w:val="false"/>
+          <w:color w:val="000000"/>
+          <w:sz w:val="20"/>
+          <w:szCs w:val="20"/>
+        </w:rPr>
+        <w:t xml:space="preserve">비 오는 날 현관 매트 위에 슬리퍼와 운동화를 나란히 놓습니다. 마지막에 판 위에서 두 신발이 미끄러지던 장면이 짧게 겹칩니다.</w:t>
+      </w:r>
+    </w:p>
+    <w:p>
+      <w:pPr>
+        <w:spacing w:after="30"/>
+        <w:ind w:left="200"/>
+      </w:pPr>
+      <w:r>
+        <w:rPr>
+          <w:rFonts w:ascii="맑은 고딕" w:cs="맑은 고딕" w:eastAsia="맑은 고딕" w:hAnsi="맑은 고딕"/>
+          <w:b/>
+          <w:bCs/>
+          <w:color w:val="000000"/>
+          <w:sz w:val="20"/>
+          <w:szCs w:val="20"/>
+        </w:rPr>
+        <w:t xml:space="preserve">-나레이션: </w:t>
+      </w:r>
+      <w:r>
+        <w:rPr>
+          <w:rFonts w:ascii="맑은 고딕" w:cs="맑은 고딕" w:eastAsia="맑은 고딕" w:hAnsi="맑은 고딕"/>
+          <w:b w:val="false"/>
+          <w:bCs w:val="false"/>
+          <w:color w:val="000000"/>
+          <w:sz w:val="20"/>
+          <w:szCs w:val="20"/>
+        </w:rPr>
+        <w:t xml:space="preserve">"바닥을 고치는 것보다 신발을 바꾸는 쪽이 빠릅니다. 비 오는 날 슬리퍼 대신 홈이 살아 있는 운동화를 신는 것만으로 9도가 27도가 됩니다."</w:t>
+      </w:r>
+    </w:p>
+    <w:p>
+      <w:pPr>
+        <w:spacing w:after="30"/>
+        <w:ind w:left="200"/>
+      </w:pPr>
+      <w:r>
+        <w:rPr>
+          <w:rFonts w:ascii="맑은 고딕" w:cs="맑은 고딕" w:eastAsia="맑은 고딕" w:hAnsi="맑은 고딕"/>
+          <w:b/>
+          <w:bCs/>
+          <w:color w:val="000000"/>
+          <w:sz w:val="20"/>
+          <w:szCs w:val="20"/>
+        </w:rPr>
+        <w:t xml:space="preserve">-자막(10자 내외): </w:t>
+      </w:r>
+      <w:r>
+        <w:rPr>
+          <w:rFonts w:ascii="맑은 고딕" w:cs="맑은 고딕" w:eastAsia="맑은 고딕" w:hAnsi="맑은 고딕"/>
+          <w:b w:val="false"/>
+          <w:bCs w:val="false"/>
+          <w:color w:val="000000"/>
+          <w:sz w:val="20"/>
+          <w:szCs w:val="20"/>
+        </w:rPr>
+        <w:t xml:space="preserve">신발이 더 빠르다 / 9도가 27도로</w:t>
       </w:r>
     </w:p>
     <w:p>
@@ -3827,18 +3955,18 @@
           <w:sz w:val="20"/>
           <w:szCs w:val="20"/>
         </w:rPr>
-        <w:t xml:space="preserve"> 인상 대신 숫자로 말하기: </w:t>
-      </w:r>
-      <w:r>
-        <w:rPr>
-          <w:rFonts w:ascii="맑은 고딕" w:cs="맑은 고딕" w:eastAsia="맑은 고딕" w:hAnsi="맑은 고딕"/>
-          <w:b w:val="false"/>
-          <w:bCs w:val="false"/>
-          <w:color w:val="000000"/>
-          <w:sz w:val="20"/>
-          <w:szCs w:val="20"/>
-        </w:rPr>
-        <w:t xml:space="preserve">AI에 대한 이야기는 대개 인상과 예감으로 오갑니다. 이 영상은 작더라도 직접 모은 표를 근거로 삼고, 표본이 작다는 사실도 함께 밝힙니다.</w:t>
+        <w:t xml:space="preserve"> 집에 있는 것으로 하는 실험: </w:t>
+      </w:r>
+      <w:r>
+        <w:rPr>
+          <w:rFonts w:ascii="맑은 고딕" w:cs="맑은 고딕" w:eastAsia="맑은 고딕" w:hAnsi="맑은 고딕"/>
+          <w:b w:val="false"/>
+          <w:bCs w:val="false"/>
+          <w:color w:val="000000"/>
+          <w:sz w:val="20"/>
+          <w:szCs w:val="20"/>
+        </w:rPr>
+        <w:t xml:space="preserve">마찰 실험은 보통 실험실에서 마찰력 측정기로 합니다. 이 영상은 도마 한 장과 신발 네 켤레, 분무기만으로 같은 값을 구합니다. 도와줄 사람도 필요 없고 날씨도 가리지 않아, 마음먹은 날 바로 찍을 수 있습니다.</w:t>
       </w:r>
     </w:p>
     <w:p>
@@ -3866,35 +3994,35 @@
           <w:sz w:val="20"/>
           <w:szCs w:val="20"/>
         </w:rPr>
-        <w:t xml:space="preserve">이 주제는 자칫 감상문이 되기 쉬운데, 두 번째 실험이 그것을 막아 줍니다. 내용은 고정하고 이름표만 바꾸는 구조는 대조군을 둔 실험 그대로여서 정확성 항목의 탐구 과정에 정면으로 맞습니다. 창의성은 반 전체가 참여한다는 점과 제작자가 직접 출연한다는 점에서 채웁니다.</w:t>
-      </w:r>
-    </w:p>
-    <w:p>
-      <w:pPr>
-        <w:spacing w:after="60"/>
-        <w:ind w:left="140" w:hanging="0"/>
-      </w:pPr>
-      <w:r>
-        <w:rPr>
-          <w:rFonts w:ascii="맑은 고딕" w:cs="맑은 고딕" w:eastAsia="맑은 고딕" w:hAnsi="맑은 고딕"/>
-          <w:b/>
-          <w:bCs/>
-          <w:color w:val="000000"/>
-          <w:sz w:val="20"/>
-          <w:szCs w:val="20"/>
-        </w:rPr>
-        <w:t xml:space="preserve"> 방법을 함께 전달하기: </w:t>
-      </w:r>
-      <w:r>
-        <w:rPr>
-          <w:rFonts w:ascii="맑은 고딕" w:cs="맑은 고딕" w:eastAsia="맑은 고딕" w:hAnsi="맑은 고딕"/>
-          <w:b w:val="false"/>
-          <w:bCs w:val="false"/>
-          <w:color w:val="000000"/>
-          <w:sz w:val="20"/>
-          <w:szCs w:val="20"/>
-        </w:rPr>
-        <w:t xml:space="preserve">출처를 가리고 평가하는 방식은 다른 주제에도 그대로 쓸 수 있습니다. 결론보다 방법이 남는 영상을 목표로 합니다.</w:t>
+        <w:t xml:space="preserve">정확성 항목에는 예상, 측정, 어긋난 값, 원인을 확인하는 추가 실험까지 네 단계가 순서대로 들어갑니다. 특히 홈만 테이프로 막아 다시 재는 장면은 변인 하나만 바꾼 실험 그대로입니다. 각도를 종이 각도기와 줄자 두 가지 방법으로 구해 맞춰 보는 것도 정확성에 그대로 걸립니다. 창의성은 신발 네 켤레가 한 화면에서 차례로 미끄러지는 장면이, 전달성은 학교 안에서 위험한 자리를 실제로 짚어 주는 결말이 맡습니다.</w:t>
+      </w:r>
+    </w:p>
+    <w:p>
+      <w:pPr>
+        <w:spacing w:after="60"/>
+        <w:ind w:left="140" w:hanging="0"/>
+      </w:pPr>
+      <w:r>
+        <w:rPr>
+          <w:rFonts w:ascii="맑은 고딕" w:cs="맑은 고딕" w:eastAsia="맑은 고딕" w:hAnsi="맑은 고딕"/>
+          <w:b/>
+          <w:bCs/>
+          <w:color w:val="000000"/>
+          <w:sz w:val="20"/>
+          <w:szCs w:val="20"/>
+        </w:rPr>
+        <w:t xml:space="preserve"> 기준의 뜻을 알게 된다: </w:t>
+      </w:r>
+      <w:r>
+        <w:rPr>
+          <w:rFonts w:ascii="맑은 고딕" w:cs="맑은 고딕" w:eastAsia="맑은 고딕" w:hAnsi="맑은 고딕"/>
+          <w:b w:val="false"/>
+          <w:bCs w:val="false"/>
+          <w:color w:val="000000"/>
+          <w:sz w:val="20"/>
+          <w:szCs w:val="20"/>
+        </w:rPr>
+        <w:t xml:space="preserve">경사로를 12분의 1 아래로 만들라는 규정은 외워야 할 숫자로만 보입니다. 이 영상을 보고 나면 그 숫자가 젖은 신발이 버티는 한계에서 여유를 두고 정해진 값이라는 것을 알게 됩니다. 안전 규칙 뒤에 이유가 있다는 것을 재서 확인하는 구성입니다.</w:t>
       </w:r>
     </w:p>
     <w:p>
@@ -3938,7 +4066,7 @@
           <w:sz w:val="20"/>
           <w:szCs w:val="20"/>
         </w:rPr>
-        <w:t xml:space="preserve">세 편 모두 3분 안에 들어가도록 짰고, 공모 요강의 제작 안내를 그대로 반영했습니다. 어느 것을 고를지 정할 때 아래 표를 참고하시면 됩니다.</w:t>
+        <w:t xml:space="preserve">세 편 모두 3분 안에 들어가도록 짰고, 공모 요강의 제작 안내를 그대로 반영했습니다. 세 편 다 예상을 먼저 적고 재본 다음 어긋난 값의 원인을 따지는 순서로 짰습니다. 심사 기준에서 정확성이 50점이고 그 안에 과학적 탐구 과정이 드러나는가가 들어 있기 때문입니다. 어느 것을 고를지 정할 때 아래 표를 참고하시면 됩니다.</w:t>
       </w:r>
     </w:p>
     <w:tbl>
@@ -4075,7 +4203,7 @@
                 <w:sz w:val="18"/>
                 <w:szCs w:val="18"/>
               </w:rPr>
-              <w:t xml:space="preserve">3. 이름표 실험</w:t>
+              <w:t xml:space="preserve">3. 미끄럼 각도</w:t>
             </w:r>
           </w:p>
         </w:tc>
@@ -4189,7 +4317,7 @@
                 <w:sz w:val="18"/>
                 <w:szCs w:val="18"/>
               </w:rPr>
-              <w:t xml:space="preserve">인공지능</w:t>
+              <w:t xml:space="preserve">안전</w:t>
             </w:r>
           </w:p>
         </w:tc>
@@ -4303,7 +4431,7 @@
                 <w:sz w:val="18"/>
                 <w:szCs w:val="18"/>
               </w:rPr>
-              <w:t xml:space="preserve">교실</w:t>
+              <w:t xml:space="preserve">집 현관과 학교</w:t>
             </w:r>
           </w:p>
         </w:tc>
@@ -4417,7 +4545,7 @@
                 <w:sz w:val="18"/>
                 <w:szCs w:val="18"/>
               </w:rPr>
-              <w:t xml:space="preserve">쉬는 시간 세 번, 이틀</w:t>
+              <w:t xml:space="preserve">실내 두 시간, 하루</w:t>
             </w:r>
           </w:p>
         </w:tc>
@@ -4531,7 +4659,7 @@
                 <w:sz w:val="18"/>
                 <w:szCs w:val="18"/>
               </w:rPr>
-              <w:t xml:space="preserve">없음</w:t>
+              <w:t xml:space="preserve">판 한 장, 도마로 대체 가능</w:t>
             </w:r>
           </w:p>
         </w:tc>
@@ -4645,7 +4773,7 @@
                 <w:sz w:val="18"/>
                 <w:szCs w:val="18"/>
               </w:rPr>
-              <w:t xml:space="preserve">상관없음</w:t>
+              <w:t xml:space="preserve">상관없음 (실내)</w:t>
             </w:r>
           </w:p>
         </w:tc>
@@ -4759,7 +4887,7 @@
                 <w:sz w:val="18"/>
                 <w:szCs w:val="18"/>
               </w:rPr>
-              <w:t xml:space="preserve">두 반 마흔 명, 담임 허락</w:t>
+              <w:t xml:space="preserve">없음, 혼자 가능</w:t>
             </w:r>
           </w:p>
         </w:tc>
@@ -4873,7 +5001,7 @@
                 <w:sz w:val="18"/>
                 <w:szCs w:val="18"/>
               </w:rPr>
-              <w:t xml:space="preserve">이름표만 바꾼 대조군</w:t>
+              <w:t xml:space="preserve">각도를 두 방법으로 교차 확인</w:t>
             </w:r>
           </w:p>
         </w:tc>
@@ -4987,7 +5115,7 @@
                 <w:sz w:val="18"/>
                 <w:szCs w:val="18"/>
               </w:rPr>
-              <w:t xml:space="preserve">반 전체가 참여</w:t>
+              <w:t xml:space="preserve">네 켤레가 한 화면에서 차례로</w:t>
             </w:r>
           </w:p>
         </w:tc>
@@ -5101,7 +5229,7 @@
                 <w:sz w:val="18"/>
                 <w:szCs w:val="18"/>
               </w:rPr>
-              <w:t xml:space="preserve">동의와 일정 조율</w:t>
+              <w:t xml:space="preserve">판이 짧으면 각도 오차가 커짐</w:t>
             </w:r>
           </w:p>
         </w:tc>
@@ -5148,7 +5276,35 @@
           <w:sz w:val="20"/>
           <w:szCs w:val="20"/>
         </w:rPr>
-        <w:t xml:space="preserve">1번 그네 진자를 권합니다. 배점이 가장 큰 정확성 50점에서, 공식을 세우고 재고 다시 공식을 뒤집어 중력가속도까지 구하는 고리가 닫힙니다. 날씨나 다른 사람 사정에 걸리는 부분이 없어서 촬영이 무산될 위험도 가장 낮습니다. 중학교 과학 교육과정과도 바로 이어집니다.</w:t>
+        <w:t xml:space="preserve">3번 미끄럼 각도를 권합니다. 실내에서 혼자 두 시간이면 찍을 수 있어 촬영이 무산될 일이 사실상 없고, 준비물도 집에 있는 것으로 됩니다. 그러면서 배점이 가장 큰 정확성 50점에서 예상, 측정, 어긋난 값, 원인을 확인하는 추가 실험까지 네 단계가 다 들어갑니다. 홈만 테이프로 막아 다시 재는 장면이 변인 하나만 바꾼 실험 그대로여서, 탐구 과정이 드러나는가라는 항목에 정면으로 걸립니다.</w:t>
+      </w:r>
+    </w:p>
+    <w:p>
+      <w:pPr>
+        <w:spacing w:after="60"/>
+        <w:ind w:left="140" w:hanging="0"/>
+      </w:pPr>
+      <w:r>
+        <w:rPr>
+          <w:rFonts w:ascii="맑은 고딕" w:cs="맑은 고딕" w:eastAsia="맑은 고딕" w:hAnsi="맑은 고딕"/>
+          <w:b/>
+          <w:bCs/>
+          <w:color w:val="000000"/>
+          <w:sz w:val="20"/>
+          <w:szCs w:val="20"/>
+        </w:rPr>
+        <w:t xml:space="preserve"> 다음으로 권하는 안: </w:t>
+      </w:r>
+      <w:r>
+        <w:rPr>
+          <w:rFonts w:ascii="맑은 고딕" w:cs="맑은 고딕" w:eastAsia="맑은 고딕" w:hAnsi="맑은 고딕"/>
+          <w:b w:val="false"/>
+          <w:bCs w:val="false"/>
+          <w:color w:val="000000"/>
+          <w:sz w:val="20"/>
+          <w:szCs w:val="20"/>
+        </w:rPr>
+        <w:t xml:space="preserve">1번 그네 진자입니다. 공식을 세우고 재고 다시 뒤집어 중력가속도까지 구하는 고리가 닫혀서 정확성에서는 3번과 대등합니다. 다만 그네를 함께 탈 가족 한 명이 필요하고 놀이터에 사람이 없는 시간을 잡아야 해서, 촬영 준비가 3번보다 한 단계 더 듭니다.</w:t>
       </w:r>
     </w:p>
     <w:p>
@@ -5176,35 +5332,7 @@
           <w:sz w:val="20"/>
           <w:szCs w:val="20"/>
         </w:rPr>
-        <w:t xml:space="preserve">2번 온도 지도는 한여름 맑은 날이 아니면 온도 차이가 벌어지지 않아 촬영이 성립하지 않습니다. 이 안을 고르실 생각이면 더위가 남아 있는 동안 촬영부터 해 두시는 편이 좋습니다.</w:t>
-      </w:r>
-    </w:p>
-    <w:p>
-      <w:pPr>
-        <w:spacing w:after="60"/>
-        <w:ind w:left="140" w:hanging="0"/>
-      </w:pPr>
-      <w:r>
-        <w:rPr>
-          <w:rFonts w:ascii="맑은 고딕" w:cs="맑은 고딕" w:eastAsia="맑은 고딕" w:hAnsi="맑은 고딕"/>
-          <w:b/>
-          <w:bCs/>
-          <w:color w:val="000000"/>
-          <w:sz w:val="20"/>
-          <w:szCs w:val="20"/>
-        </w:rPr>
-        <w:t xml:space="preserve"> 가장 인상이 강한 안: </w:t>
-      </w:r>
-      <w:r>
-        <w:rPr>
-          <w:rFonts w:ascii="맑은 고딕" w:cs="맑은 고딕" w:eastAsia="맑은 고딕" w:hAnsi="맑은 고딕"/>
-          <w:b w:val="false"/>
-          <w:bCs w:val="false"/>
-          <w:color w:val="000000"/>
-          <w:sz w:val="20"/>
-          <w:szCs w:val="20"/>
-        </w:rPr>
-        <w:t xml:space="preserve">3번 이름표 실험은 결과가 나오는 순간이 가장 인상적이고, 전달성 항목에서 유리합니다. 다만 두 반의 협조와 담임 선생님 허락이 먼저라 준비 기간이 가장 깁니다.</w:t>
+        <w:t xml:space="preserve">2번 온도 지도는 한여름 맑은 날이 아니면 온도 차이가 벌어지지 않아 촬영이 성립하지 않습니다. 이 안을 고르실 생각이면 더위가 남아 있는 동안 촬영부터 해 두시는 편이 좋습니다. 세 안 가운데 결과물이 눈에 가장 잘 들어오는 것은 이 안입니다.</w:t>
       </w:r>
     </w:p>
     <w:p>

--- a/proposal/과학영상_공모전_기획안_3편.docx
+++ b/proposal/과학영상_공모전_기획안_3편.docx
@@ -110,7 +110,7 @@
           <w:sz w:val="20"/>
           <w:szCs w:val="20"/>
         </w:rPr>
-        <w:t xml:space="preserve">찍기 전에 두 가지를 종이에 적어 두었습니다. 하나, 무거운 사람이 타면 한 번 왕복하는 시간이 길어질 것이다. 둘, 세게 밀수록 그 시간이 길어질 것이다. 첫 번째는 틀리고 두 번째는 조건에 따라 맞습니다. 예상을 먼저 밝히고 시작해야 재는 장면이 결과를 확인하는 장면이 됩니다.</w:t>
+        <w:t xml:space="preserve">찍기 전에 두 가지를 종이에 적어 두었습니다. 하나, 무거운 사람이 타면 한 번 왕복하는 시간이 길어질 것이다. 둘, 세게 밀수록 그 시간이 길어질 것이다. 첫 번째는 틀렸고 두 번째는 조건에 따라 맞았습니다. 적어 둔 종이를 영상 앞부분에 그대로 보여주고 시작합니다.</w:t>
       </w:r>
     </w:p>
     <w:p>
@@ -182,7 +182,7 @@
           <w:sz w:val="20"/>
           <w:szCs w:val="20"/>
         </w:rPr>
-        <w:t xml:space="preserve">실 끝에 추를 매달아 흔들면 한 번 왕복하는 데 걸리는 시간이 일정합니다. 이 시간을 주기라고 합니다. 주기는 실의 길이와 중력가속도로만 정해지고 추의 무게나 흔드는 폭과는 관계가 없습니다. 그네는 사람이 추 노릇을 하는 진자로 볼 수 있습니다. 다만 사람은 한 점이 아니어서, 실제로 진자 노릇을 하는 길이는 사슬 길이가 아니라 매단 곳에서 앉은 사람의 무게중심까지의 거리입니다. 좌판보다 조금 위로 잡아야 합니다.</w:t>
+        <w:t xml:space="preserve">실 끝에 추를 매달아 흔들면 한 번 왕복하는 데 걸리는 시간이 일정합니다. 이 시간을 주기라고 합니다. 주기는 실의 길이와 중력가속도로만 정해지고 추의 무게나 흔드는 폭과는 관계가 없습니다. 그네는 사람이 추 노릇을 하는 진자로 볼 수 있습니다. 다만 그네에 앉으면 몸이 좌판보다 위로 올라오기 때문에, 실제로 흔들리는 길이는 사슬 길이보다 조금 짧습니다. 사슬을 맨 곳부터 앉은 사람의 배 높이까지를 재서 씁니다.</w:t>
       </w:r>
     </w:p>
     <w:p>
@@ -210,7 +210,7 @@
           <w:sz w:val="20"/>
           <w:szCs w:val="20"/>
         </w:rPr>
-        <w:t xml:space="preserve">주기 T는 T = 2π√(L/g) 로 구합니다. L은 유효 길이, g는 중력가속도입니다. 이 식을 g에 대해 정리하면 g = 4π²L / T² 가 됩니다. 길이와 시간만 재면 중력가속도를 놀이터에서 직접 구할 수 있다는 뜻입니다. 유효 길이 2.0미터, 열 번 왕복에 28.4초로 계산하면 9.79가 나옵니다. 교과서에 실린 9.8과 소수점 둘째 자리에서만 다릅니다.</w:t>
+        <w:t xml:space="preserve">주기 T는 T = 2π√(L/g) 로 구합니다. L은 흔들리는 길이, g는 중력가속도입니다. 이 식은 중학교 과정에는 나오지 않으므로, 유도하지 않고 자료에서 찾아 확인한 뒤 실제로 재서 맞는지 검증하는 방식으로 다룹니다. 이 식을 g만 남게 정리하면 g = 4π²L / T² 가 됩니다. 길이와 시간만 재면 중력가속도를 놀이터에서 직접 구할 수 있다는 뜻입니다. 흔들리는 길이 2.0미터, 열 번 왕복에 28.4초로 계산하면 9.79가 나옵니다. 교과서에 실린 9.8과 소수점 둘째 자리에서만 다릅니다.</w:t>
       </w:r>
     </w:p>
     <w:p>
@@ -238,7 +238,7 @@
           <w:sz w:val="20"/>
           <w:szCs w:val="20"/>
         </w:rPr>
-        <w:t xml:space="preserve">공식에는 흔드는 폭이 들어 있지 않지만, 폭이 커지면 실제 주기는 조금 길어집니다. 15도까지는 차이가 0.5퍼센트도 되지 않아 재도 잘 모릅니다. 45도까지 크게 밀면 4퍼센트 가까이 길어져서, 열 번 왕복 기준으로 1.1초가 벌어집니다. 스톱워치로 잡히는 크기입니다. 교과서 공식이 틀린 것이 아니라 작게 흔들 때만 쓰는 식이라는 사실이 이 지점에서 드러납니다. 이 영상에서 가장 중요한 장면입니다.</w:t>
+        <w:t xml:space="preserve">공식에는 흔드는 폭이 들어 있지 않지만, 폭이 커지면 실제 주기는 조금 길어집니다. 15도까지는 차이가 0.5퍼센트도 되지 않아 재도 잘 모릅니다. 45도까지 크게 밀면 4퍼센트 가까이 길어져서, 열 번 왕복 기준으로 1.1초가 벌어집니다. 스톱워치로 잡히는 크기입니다. 공식이 틀린 것이 아니라 작게 흔들 때만 쓰는 식이었다는 것을 여기서 알게 됩니다. 이 영상에서 가장 중요한 장면입니다.</w:t>
       </w:r>
     </w:p>
     <w:p>
@@ -294,7 +294,7 @@
           <w:sz w:val="20"/>
           <w:szCs w:val="20"/>
         </w:rPr>
-        <w:t xml:space="preserve">스톱워치를 사람이 누르면 0.2초쯤 늦거나 빨라집니다. 한 번 왕복만 재면 이 오차가 7퍼센트를 차지하지만, 열 번을 이어서 재고 나누면 0.7퍼센트로 줄어듭니다. 열 번씩 세는 이유를 영상 안에서 직접 말합니다. 왜 그렇게 재는지를 밝히는 것이 잰 값을 대는 것보다 중요합니다.</w:t>
+        <w:t xml:space="preserve">스톱워치를 사람이 누르면 0.2초쯤 늦거나 빨라집니다. 한 번 왕복만 재면 이 오차가 7퍼센트를 차지하지만, 열 번을 이어서 재고 나누면 0.7퍼센트로 줄어듭니다. 열 번씩 세는 이유를 영상 안에서 학생이 직접 말합니다.</w:t>
       </w:r>
     </w:p>
     <w:p>
@@ -766,7 +766,7 @@
           <w:sz w:val="20"/>
           <w:szCs w:val="20"/>
         </w:rPr>
-        <w:t xml:space="preserve">"먼저 사람만 바꿨습니다. 28.4초, 그리고 28.5초. 20킬로그램 차이가 0.1초를 만들었습니다. 이건 스톱워치를 누르는 손이 흔들린 만큼입니다. 첫 번째 예상은 틀렸습니다."</w:t>
+        <w:t xml:space="preserve">"먼저 사람만 바꿨습니다. 28.4초, 그리고 28.5초. 20킬로그램 차이가 0.1초를 만들었습니다. 0.1초는 제가 스톱워치를 누르는 게 늦은 정도입니다. 첫 번째 예상은 틀렸습니다."</w:t>
       </w:r>
     </w:p>
     <w:p>
@@ -938,7 +938,7 @@
           <w:sz w:val="20"/>
           <w:szCs w:val="20"/>
         </w:rPr>
-        <w:t xml:space="preserve">사슬을 손으로 짧게 쥐고 탑니다. 줄자로 매단 곳부터 무게중심까지를 재는 장면을 먼저 넣고, 다시 열 번 왕복을 잽니다.</w:t>
+        <w:t xml:space="preserve">사슬을 손으로 짧게 쥐고 탑니다. 줄자로 매단 곳부터 앉은 사람의 배 높이까지를 재는 장면을 먼저 넣고, 다시 열 번 왕복을 잽니다.</w:t>
       </w:r>
     </w:p>
     <w:p>
@@ -1066,7 +1066,7 @@
           <w:sz w:val="20"/>
           <w:szCs w:val="20"/>
         </w:rPr>
-        <w:t xml:space="preserve">"주기를 정하는 것은 줄 길이 하나였습니다. 그러면 식을 뒤집을 수 있습니다. 중력가속도는 4파이제곱 곱하기 길이를 주기의 제곱으로 나눈 값입니다. 우리가 잰 2.0미터와 2.84초를 넣으면 9.79가 나옵니다. 교과서에 적힌 9.8입니다. 놀이터에서 줄자와 스톱워치만으로 나온 숫자입니다."</w:t>
+        <w:t xml:space="preserve">"주기를 정하는 것은 줄 길이 하나였습니다. 그러면 이 식을 거꾸로 쓸 수 있습니다. 줄 길이와 주기를 넣으면 중력가속도가 나옵니다. 우리가 잰 2.0미터와 2.84초를 넣었더니 9.79가 나왔습니다. 교과서에 적힌 9.8입니다. 놀이터에서 줄자와 스톱워치만으로 나온 숫자입니다."</w:t>
       </w:r>
     </w:p>
     <w:p>
@@ -1094,7 +1094,7 @@
           <w:sz w:val="20"/>
           <w:szCs w:val="20"/>
         </w:rPr>
-        <w:t xml:space="preserve">줄 길이만 남았다 / 식을 뒤집는다 / g = 9.79 / 교과서는 9.8</w:t>
+        <w:t xml:space="preserve">줄 길이만 남았다 / 식을 거꾸로 쓴다 / g = 9.79 / 교과서는 9.8</w:t>
       </w:r>
     </w:p>
     <w:p>
@@ -2166,7 +2166,7 @@
           <w:sz w:val="20"/>
           <w:szCs w:val="20"/>
         </w:rPr>
-        <w:t xml:space="preserve">"그늘이면 다 같을 줄 알았는데 아니었습니다. 같은 보도블록인데 건물 그림자는 37도, 나무 그늘은 33도였습니다. 둘 다 햇빛은 막혔습니다. 그러면 남은 4도는 그늘로는 설명이 안 되는 몫, 나무만 따로 하고 있는 일입니다. 나무는 잎에서 물을 내보내는데, 물이 마르면서 열을 가져갑니다."</w:t>
+        <w:t xml:space="preserve">"그늘이면 다 같을 줄 알았는데 아니었습니다. 같은 보도블록인데 건물 그림자는 37도, 나무 그늘은 33도였습니다. 둘 다 햇빛은 막혔습니다. 그러면 남은 4도는 그늘 때문이 아닙니다. 나무만 따로 하고 있는 일입니다. 나무는 잎에서 물을 내보내는데, 물이 마르면서 열을 가져갑니다."</w:t>
       </w:r>
     </w:p>
     <w:p>
@@ -2782,7 +2782,7 @@
           <w:sz w:val="20"/>
           <w:szCs w:val="20"/>
         </w:rPr>
-        <w:t xml:space="preserve">경사면에 물건을 올려놓고 천천히 기울이면 어느 각도에서 미끄러지기 시작합니다. 그 각도를 θ라고 하면 마찰계수 μ는 tan θ 입니다. 사면 방향으로 미는 힘은 mg sin θ, 최대 정지마찰력은 μmg cos θ 이고, 미끄러지기 직전에는 이 둘이 같습니다. 양변에서 mg 가 지워지므로 μ = tan θ 가 됩니다.</w:t>
+        <w:t xml:space="preserve">경사면에 물건을 올려놓고 천천히 기울이면 어느 각도에서 미끄러지기 시작합니다. 그 각도를 θ라고 하면 마찰계수는 tan θ 입니다. tan 은 중학교 3학년 수학에서 배우는 삼각비여서, 각도만 알면 표나 계산기로 바로 값을 구할 수 있습니다. 왜 이런 관계가 나오는지는 고등학교 물리에서 경사면의 힘을 나누어 계산하며 배웁니다. 이 영상에서는 유도까지 다루지 않고, 각도를 재서 마찰계수를 구하는 데까지만 씁니다.</w:t>
       </w:r>
     </w:p>
     <w:p>
@@ -2922,7 +2922,7 @@
           <w:sz w:val="20"/>
           <w:szCs w:val="20"/>
         </w:rPr>
-        <w:t xml:space="preserve">각도는 판 옆에 세워 둔 종이 각도기로 읽습니다. 여기에 더해 미끄러진 순간 판을 멈추고 들어 올린 높이 h와 판 길이 L을 줄자로 재서 sin θ = h / L 로 다시 구합니다. 판 길이 50센티미터에서 25도면 높이가 21센티미터쯤 나옵니다. 두 방법이 몇 도 안에서 맞는지 확인하는 장면을 넣습니다. 방법 하나로 나온 값보다 방법 둘이 맞아떨어진 값이 믿을 만합니다.</w:t>
+        <w:t xml:space="preserve">각도는 판 옆에 세워 둔 종이 각도기로 읽습니다. 여기에 더해 미끄러진 순간 판을 멈추고 들어 올린 높이 h와 판 길이 L을 줄자로 재서 sin θ = h / L 로 다시 구합니다. 판 길이 50센티미터에서 25도면 높이가 21센티미터쯤 나옵니다. 두 방법이 몇 도 안에서 맞는지 확인하는 장면을 넣습니다. 두 방법으로 구한 값이 서로 맞으면 각도를 잘못 읽지 않았다는 확인이 됩니다.</w:t>
       </w:r>
     </w:p>
     <w:p>
@@ -3394,7 +3394,7 @@
           <w:sz w:val="20"/>
           <w:szCs w:val="20"/>
         </w:rPr>
-        <w:t xml:space="preserve">"판을 천천히 들어 올리면 어느 각도에서 미끄러집니다. 그 각도의 탄젠트가 바로 마찰계수입니다. 슬리퍼가 25도에서 가장 먼저 밀렸고, 실내화는 29도, 새 운동화는 39도까지 버텼습니다."</w:t>
+        <w:t xml:space="preserve">"판을 천천히 들어 올리면 어느 각도에서 미끄러집니다. 그 각도의 tan 값이 마찰계수입니다. 중3 수학에서 배운 삼각비를 여기에 쓸 수 있었습니다. 슬리퍼가 25도에서 가장 먼저 밀렸고, 실내화는 29도, 새 운동화는 39도까지 버텼습니다."</w:t>
       </w:r>
     </w:p>
     <w:p>
@@ -3422,7 +3422,7 @@
           <w:sz w:val="20"/>
           <w:szCs w:val="20"/>
         </w:rPr>
-        <w:t xml:space="preserve">판을 천천히 든다 / 탄젠트가 마찰계수 / 슬리퍼 25도 / 운동화 39도</w:t>
+        <w:t xml:space="preserve">판을 천천히 든다 / tan 값이 마찰계수 / 슬리퍼 25도 / 운동화 39도</w:t>
       </w:r>
     </w:p>
     <w:p>
@@ -5348,6 +5348,134 @@
           <w:sz w:val="21"/>
           <w:szCs w:val="21"/>
         </w:rPr>
+        <w:t xml:space="preserve">교과 연계와 수준</w:t>
+      </w:r>
+    </w:p>
+    <w:p>
+      <w:pPr>
+        <w:spacing w:after="60"/>
+        <w:ind w:left="140" w:hanging="0"/>
+      </w:pPr>
+      <w:r>
+        <w:rPr>
+          <w:rFonts w:ascii="맑은 고딕" w:cs="맑은 고딕" w:eastAsia="맑은 고딕" w:hAnsi="맑은 고딕"/>
+          <w:b/>
+          <w:bCs/>
+          <w:color w:val="000000"/>
+          <w:sz w:val="20"/>
+          <w:szCs w:val="20"/>
+        </w:rPr>
+        <w:t xml:space="preserve"> 1번 그네 진자: </w:t>
+      </w:r>
+      <w:r>
+        <w:rPr>
+          <w:rFonts w:ascii="맑은 고딕" w:cs="맑은 고딕" w:eastAsia="맑은 고딕" w:hAnsi="맑은 고딕"/>
+          <w:b w:val="false"/>
+          <w:bCs w:val="false"/>
+          <w:color w:val="000000"/>
+          <w:sz w:val="20"/>
+          <w:szCs w:val="20"/>
+        </w:rPr>
+        <w:t xml:space="preserve">중학교 3학년 수학의 제곱근과 중학교 3학년 과학의 운동 단원에 걸칩니다. 진자의 주기 공식 자체는 고등학교 물리에서 배우는 내용이므로, 식을 유도하지 않고 자료에서 찾아 확인한 다음 직접 재서 맞는지 검증하는 방식으로 다룹니다. 학년을 넘는 내용을 아는 척하지 않고, 찾아서 확인하는 과정으로 처리하는 것이 이 안의 방식입니다.</w:t>
+      </w:r>
+    </w:p>
+    <w:p>
+      <w:pPr>
+        <w:spacing w:after="60"/>
+        <w:ind w:left="140" w:hanging="0"/>
+      </w:pPr>
+      <w:r>
+        <w:rPr>
+          <w:rFonts w:ascii="맑은 고딕" w:cs="맑은 고딕" w:eastAsia="맑은 고딕" w:hAnsi="맑은 고딕"/>
+          <w:b/>
+          <w:bCs/>
+          <w:color w:val="000000"/>
+          <w:sz w:val="20"/>
+          <w:szCs w:val="20"/>
+        </w:rPr>
+        <w:t xml:space="preserve"> 2번 온도 지도: </w:t>
+      </w:r>
+      <w:r>
+        <w:rPr>
+          <w:rFonts w:ascii="맑은 고딕" w:cs="맑은 고딕" w:eastAsia="맑은 고딕" w:hAnsi="맑은 고딕"/>
+          <w:b w:val="false"/>
+          <w:bCs w:val="false"/>
+          <w:color w:val="000000"/>
+          <w:sz w:val="20"/>
+          <w:szCs w:val="20"/>
+        </w:rPr>
+        <w:t xml:space="preserve">중학교 1학년 과학의 증산작용과 중학교 2학년 과학의 열의 이동에 걸칩니다. 고등학교 통합과학의 기후 변화 단원으로도 이어집니다. 세 안 가운데 학년 범위를 넘는 부분이 전혀 없는 유일한 안입니다.</w:t>
+      </w:r>
+    </w:p>
+    <w:p>
+      <w:pPr>
+        <w:spacing w:after="60"/>
+        <w:ind w:left="140" w:hanging="0"/>
+      </w:pPr>
+      <w:r>
+        <w:rPr>
+          <w:rFonts w:ascii="맑은 고딕" w:cs="맑은 고딕" w:eastAsia="맑은 고딕" w:hAnsi="맑은 고딕"/>
+          <w:b/>
+          <w:bCs/>
+          <w:color w:val="000000"/>
+          <w:sz w:val="20"/>
+          <w:szCs w:val="20"/>
+        </w:rPr>
+        <w:t xml:space="preserve"> 3번 미끄럼 각도: </w:t>
+      </w:r>
+      <w:r>
+        <w:rPr>
+          <w:rFonts w:ascii="맑은 고딕" w:cs="맑은 고딕" w:eastAsia="맑은 고딕" w:hAnsi="맑은 고딕"/>
+          <w:b w:val="false"/>
+          <w:bCs w:val="false"/>
+          <w:color w:val="000000"/>
+          <w:sz w:val="20"/>
+          <w:szCs w:val="20"/>
+        </w:rPr>
+        <w:t xml:space="preserve">중학교 3학년 수학의 삼각비와 중학교 1학년 과학의 마찰력에 걸칩니다. 각도의 tan 값이 마찰계수라는 관계를 쓰는 데까지가 중학교 3학년이 배운 것으로 가능한 범위입니다. 경사면에서 힘을 나누어 계산하는 것은 고등학교 물리에 나오므로 유도는 넣지 않았습니다.</w:t>
+      </w:r>
+    </w:p>
+    <w:p>
+      <w:pPr>
+        <w:spacing w:after="60"/>
+        <w:ind w:left="140" w:hanging="0"/>
+      </w:pPr>
+      <w:r>
+        <w:rPr>
+          <w:rFonts w:ascii="맑은 고딕" w:cs="맑은 고딕" w:eastAsia="맑은 고딕" w:hAnsi="맑은 고딕"/>
+          <w:b/>
+          <w:bCs/>
+          <w:color w:val="000000"/>
+          <w:sz w:val="20"/>
+          <w:szCs w:val="20"/>
+        </w:rPr>
+        <w:t xml:space="preserve"> 나레이션을 쓴 기준: </w:t>
+      </w:r>
+      <w:r>
+        <w:rPr>
+          <w:rFonts w:ascii="맑은 고딕" w:cs="맑은 고딕" w:eastAsia="맑은 고딕" w:hAnsi="맑은 고딕"/>
+          <w:b w:val="false"/>
+          <w:bCs w:val="false"/>
+          <w:color w:val="000000"/>
+          <w:sz w:val="20"/>
+          <w:szCs w:val="20"/>
+        </w:rPr>
+        <w:t xml:space="preserve">나레이션은 학생이 직접 말하는 문장으로 썼습니다. 한 문장을 짧게 끊고, 학교에서 배우지 않은 용어는 쓰지 않았습니다. 대신 배운 것을 어디에 썼는지는 학생 입으로 밝히게 했습니다. 3번의 삼각비, 1번의 제곱근이 그런 자리입니다. 어른이 대신 쓴 것처럼 들리지 않는 것이 이 학년대 영상에서는 중요합니다.</w:t>
+      </w:r>
+    </w:p>
+    <w:p>
+      <w:pPr>
+        <w:spacing w:after="60" w:before="200"/>
+      </w:pPr>
+      <w:r>
+        <w:rPr>
+          <w:rFonts w:ascii="맑은 고딕" w:cs="맑은 고딕" w:eastAsia="맑은 고딕" w:hAnsi="맑은 고딕"/>
+          <w:b/>
+          <w:bCs/>
+          <w:color w:val="000000"/>
+          <w:sz w:val="21"/>
+          <w:szCs w:val="21"/>
+        </w:rPr>
         <w:t xml:space="preserve">세 안 공통 — 공모 요강 준수 사항</w:t>
       </w:r>
     </w:p>
@@ -5600,7 +5728,7 @@
           <w:sz w:val="20"/>
           <w:szCs w:val="20"/>
         </w:rPr>
-        <w:t xml:space="preserve">사람이 나오는 장면은 촬영 동의를 미리 받습니다. 3번 안은 동의서를 따로 준비합니다.</w:t>
+        <w:t xml:space="preserve">사람이 나오는 장면은 촬영 동의를 미리 받습니다. 1번 안은 가족이 함께 나오므로 미리 이야기해 두면 됩니다. 2번과 3번은 학생 혼자만 나옵니다.</w:t>
       </w:r>
     </w:p>
     <w:p>

--- a/proposal/과학영상_공모전_기획안_3편.docx
+++ b/proposal/과학영상_공모전_기획안_3편.docx
@@ -210,7 +210,35 @@
           <w:sz w:val="20"/>
           <w:szCs w:val="20"/>
         </w:rPr>
-        <w:t xml:space="preserve">주기 T는 T = 2π√(L/g) 로 구합니다. L은 흔들리는 길이, g는 중력가속도입니다. 이 식은 중학교 과정에는 나오지 않으므로, 유도하지 않고 자료에서 찾아 확인한 뒤 실제로 재서 맞는지 검증하는 방식으로 다룹니다. 이 식을 g만 남게 정리하면 g = 4π²L / T² 가 됩니다. 길이와 시간만 재면 중력가속도를 놀이터에서 직접 구할 수 있다는 뜻입니다. 흔들리는 길이 2.0미터, 열 번 왕복에 28.4초로 계산하면 9.79가 나옵니다. 교과서에 실린 9.8과 소수점 둘째 자리에서만 다릅니다.</w:t>
+        <w:t xml:space="preserve">주기 T는 T = 2π√(L/g) 로 구합니다. L은 흔들리는 길이, g는 중력가속도입니다. 이 식을 g만 남게 정리하면 g = 4π²L / T² 가 됩니다. 길이와 시간만 재면 중력가속도를 놀이터에서 직접 구할 수 있다는 뜻입니다. 흔들리는 길이 2.0미터, 열 번 왕복에 28.4초로 계산하면 9.79가 나옵니다. 교과서에 실린 9.8과 소수점 둘째 자리에서만 다릅니다.</w:t>
+      </w:r>
+    </w:p>
+    <w:p>
+      <w:pPr>
+        <w:spacing w:after="60"/>
+        <w:ind w:left="140" w:hanging="0"/>
+      </w:pPr>
+      <w:r>
+        <w:rPr>
+          <w:rFonts w:ascii="맑은 고딕" w:cs="맑은 고딕" w:eastAsia="맑은 고딕" w:hAnsi="맑은 고딕"/>
+          <w:b/>
+          <w:bCs/>
+          <w:color w:val="000000"/>
+          <w:sz w:val="20"/>
+          <w:szCs w:val="20"/>
+        </w:rPr>
+        <w:t xml:space="preserve"> 제곱근 관계를 잰 값으로 확인하기: </w:t>
+      </w:r>
+      <w:r>
+        <w:rPr>
+          <w:rFonts w:ascii="맑은 고딕" w:cs="맑은 고딕" w:eastAsia="맑은 고딕" w:hAnsi="맑은 고딕"/>
+          <w:b w:val="false"/>
+          <w:bCs w:val="false"/>
+          <w:color w:val="000000"/>
+          <w:sz w:val="20"/>
+          <w:szCs w:val="20"/>
+        </w:rPr>
+        <w:t xml:space="preserve">이 공식을 세우는 과정에는 대학에서 배우는 수학이 필요해서 고등학교 교과서에도 결과만 실립니다. 그래서 유도하는 대신 식이 맞는지를 재서 확인합니다. 길이가 제곱근 안에 들어 있으므로, 길이를 2.0미터에서 1.2미터로 줄이면 주기는 길이 비의 제곱근만큼 줄어들어야 합니다. 2.0을 1.2로 나누면 1.67이고 제곱근을 씌우면 1.29입니다. 실제로 잰 시간은 28.4초와 22.0초여서 비가 1.29였습니다. 중학교 3학년 수학에서 배운 제곱근이 여기에 그대로 쓰입니다. 유도를 못 해도 공식이 맞는지는 이렇게 확인할 수 있습니다.</w:t>
       </w:r>
     </w:p>
     <w:p>
@@ -610,7 +638,7 @@
           <w:sz w:val="20"/>
           <w:szCs w:val="20"/>
         </w:rPr>
-        <w:t xml:space="preserve">[00:10 ~ 00:35] 도입부 (질문과 예상: 25초)</w:t>
+        <w:t xml:space="preserve">[00:10 ~ 00:33] 도입부 (질문과 예상: 23초)</w:t>
       </w:r>
     </w:p>
     <w:p>
@@ -710,7 +738,7 @@
           <w:sz w:val="20"/>
           <w:szCs w:val="20"/>
         </w:rPr>
-        <w:t xml:space="preserve">[00:35 ~ 01:05] 전개부 1 (타는 사람을 바꾼다: 30초)</w:t>
+        <w:t xml:space="preserve">[00:33 ~ 01:00] 전개부 1 (타는 사람을 바꾼다: 27초)</w:t>
       </w:r>
     </w:p>
     <w:p>
@@ -810,7 +838,7 @@
           <w:sz w:val="20"/>
           <w:szCs w:val="20"/>
         </w:rPr>
-        <w:t xml:space="preserve">[01:05 ~ 01:30] 전개부 2 (예상 밖의 값: 25초)</w:t>
+        <w:t xml:space="preserve">[01:00 ~ 01:24] 전개부 2 (예상 밖의 값: 24초)</w:t>
       </w:r>
     </w:p>
     <w:p>
@@ -910,7 +938,7 @@
           <w:sz w:val="20"/>
           <w:szCs w:val="20"/>
         </w:rPr>
-        <w:t xml:space="preserve">[01:30 ~ 02:00] 전개부 3 (줄 길이를 바꾼다: 30초)</w:t>
+        <w:t xml:space="preserve">[01:24 ~ 02:00] 전개부 3 (줄 길이를 바꾸고 제곱근으로 확인한다: 36초)</w:t>
       </w:r>
     </w:p>
     <w:p>
@@ -938,7 +966,7 @@
           <w:sz w:val="20"/>
           <w:szCs w:val="20"/>
         </w:rPr>
-        <w:t xml:space="preserve">사슬을 손으로 짧게 쥐고 탑니다. 줄자로 매단 곳부터 앉은 사람의 배 높이까지를 재는 장면을 먼저 넣고, 다시 열 번 왕복을 잽니다.</w:t>
+        <w:t xml:space="preserve">사슬을 손으로 짧게 쥐고 탑니다. 줄자로 매단 곳부터 앉은 사람의 배 높이까지를 재는 장면을 먼저 넣고, 다시 열 번 왕복을 잽니다. 이어서 길이 비와 시간 비를 나란히 계산하는 화면을 넣고, 두 값이 같아지는 순간을 크게 띄웁니다.</w:t>
       </w:r>
     </w:p>
     <w:p>
@@ -966,7 +994,7 @@
           <w:sz w:val="20"/>
           <w:szCs w:val="20"/>
         </w:rPr>
-        <w:t xml:space="preserve">"마지막으로 줄만 짧게 잡았습니다. 2.0미터에서 1.2미터로 줄였습니다. 22.0초. 6.4초가 줄었습니다. 세 가지 중에서 시간을 크게 움직인 것은 줄 길이 하나뿐이었습니다."</w:t>
+        <w:t xml:space="preserve">"마지막으로 줄만 짧게 잡았습니다. 2.0미터에서 1.2미터로 줄였습니다. 22.0초. 6.4초가 줄었습니다. 그런데 공식을 보면 길이가 제곱근 안에 들어 있습니다. 길이 비 2.0 나누기 1.2는 1.67, 제곱근을 씌우면 1.29입니다. 시간 비 28.4 나누기 22.0도 1.29였습니다. 제곱근 안에 있다는 게 이런 뜻이었습니다."</w:t>
       </w:r>
     </w:p>
     <w:p>
@@ -994,7 +1022,7 @@
           <w:sz w:val="20"/>
           <w:szCs w:val="20"/>
         </w:rPr>
-        <w:t xml:space="preserve">줄을 짧게 잡았다 / 22.0초 / 6.4초 줄었다</w:t>
+        <w:t xml:space="preserve">줄을 짧게 잡았다 / 22.0초 / 길이 비 1.67 / 제곱근은 1.29 / 시간 비도 1.29</w:t>
       </w:r>
     </w:p>
     <w:p>
@@ -1266,7 +1294,7 @@
           <w:sz w:val="20"/>
           <w:szCs w:val="20"/>
         </w:rPr>
-        <w:t xml:space="preserve">정확성 항목은 공식을 적어 두는 것으로는 채워지지 않고, 재고 계산하는 과정이 화면에 남을 때 채워집니다. 이 구성에는 예상, 측정, 어긋난 값, 그 이유, 다시 계산까지가 순서대로 들어갑니다. 특히 크게 밀었을 때 값이 달라진 장면은 탐구 과정을 그대로 보여주는 자리입니다. 창의성은 실험실 장비 없이 놀이터에서 해냈다는 점과 제작자가 직접 출연한다는 점으로 채웁니다.</w:t>
+        <w:t xml:space="preserve">정확성 항목은 공식을 적어 두는 것으로는 채워지지 않고, 재고 계산하는 과정이 화면에 남을 때 채워집니다. 이 구성에는 식이 세 번 나옵니다. 주기 공식으로 예상하고, 제곱근 관계로 그 공식이 맞는지 확인하고, 마지막에 식을 거꾸로 써서 중력가속도를 구합니다. 예상, 측정, 어긋난 값, 그 이유, 다시 계산까지가 순서대로 들어갑니다. 특히 크게 밀었을 때 값이 달라진 장면은 탐구 과정을 그대로 보여주는 자리입니다. 창의성은 실험실 장비 없이 놀이터에서 해냈다는 점과 제작자가 직접 출연한다는 점으로 채웁니다.</w:t>
       </w:r>
     </w:p>
     <w:p>
@@ -1555,6 +1583,34 @@
           <w:sz w:val="20"/>
           <w:szCs w:val="20"/>
         </w:rPr>
+        <w:t xml:space="preserve"> 흡수한 열을 계산하기: </w:t>
+      </w:r>
+      <w:r>
+        <w:rPr>
+          <w:rFonts w:ascii="맑은 고딕" w:cs="맑은 고딕" w:eastAsia="맑은 고딕" w:hAnsi="맑은 고딕"/>
+          <w:b w:val="false"/>
+          <w:bCs w:val="false"/>
+          <w:color w:val="000000"/>
+          <w:sz w:val="20"/>
+          <w:szCs w:val="20"/>
+        </w:rPr>
+        <w:t xml:space="preserve">온도만 재면 어디가 더 뜨거운지까지만 알 수 있습니다. 열이 얼마나 들어갔는지는 계산해야 나옵니다. 물체가 흡수한 열은 Q = cmΔT 로 구합니다. c는 비열, m은 질량, ΔT는 올라간 온도입니다. 물의 비열은 1그램을 1도 올리는 데 4.2줄입니다. 그래서 같은 컵에 수돗물을 500그램씩 담아 햇빛과 나무 그늘에 각각 놓아 두고, 일곱 지점을 다 돈 30분 뒤에 수온을 재면 두 자리에 들어온 열의 차이를 줄 단위로 구할 수 있습니다. 두 컵은 같은 물을 나눠 담아 시작 수온을 같게 맞춥니다. 적외선 온도계는 표면만 재기 때문에, 읽기 전에 숟가락으로 저어 위아래 물을 섞습니다. 중학교 2학년 과학의 비열 단원을 그대로 쓰는 계산입니다. 나온 값은 감으로 잡기 어려우므로, 몸무게 60킬로그램이 계단 한 층 3미터를 오를 때 드는 일 1760줄과 비교해 몇 층 분량인지로 바꿔 말합니다.</w:t>
+      </w:r>
+    </w:p>
+    <w:p>
+      <w:pPr>
+        <w:spacing w:after="60"/>
+        <w:ind w:left="140" w:hanging="0"/>
+      </w:pPr>
+      <w:r>
+        <w:rPr>
+          <w:rFonts w:ascii="맑은 고딕" w:cs="맑은 고딕" w:eastAsia="맑은 고딕" w:hAnsi="맑은 고딕"/>
+          <w:b/>
+          <w:bCs/>
+          <w:color w:val="000000"/>
+          <w:sz w:val="20"/>
+          <w:szCs w:val="20"/>
+        </w:rPr>
         <w:t xml:space="preserve"> 같은 재질에서 그늘만 바꾸기: </w:t>
       </w:r>
       <w:r>
@@ -1750,7 +1806,7 @@
           <w:sz w:val="20"/>
           <w:szCs w:val="20"/>
         </w:rPr>
-        <w:t xml:space="preserve">비접촉 적외선 온도계, 스마트폰, 종이와 색연필, 측정값을 적을 표. 온도계는 인터넷이나 생활용품점에서 2만 원에서 4만 원 사이에 구할 수 있습니다. 촬영은 맑은 날 오후 두 시 무렵 두 시간이면 됩니다.</w:t>
+        <w:t xml:space="preserve">비접촉 적외선 온도계, 스마트폰, 종이와 색연필, 측정값을 적을 표, 같은 컵 두 개와 숟가락. 온도계는 인터넷이나 생활용품점에서 2만 원에서 4만 원 사이에 구할 수 있습니다. 촬영은 맑은 날 오후 두 시 무렵 두 시간이면 됩니다.</w:t>
       </w:r>
     </w:p>
     <w:p>
@@ -1910,7 +1966,7 @@
           <w:sz w:val="20"/>
           <w:szCs w:val="20"/>
         </w:rPr>
-        <w:t xml:space="preserve">[00:10 ~ 00:35] 도입부 (문제 제기: 25초)</w:t>
+        <w:t xml:space="preserve">[00:10 ~ 00:32] 도입부 (문제 제기: 22초)</w:t>
       </w:r>
     </w:p>
     <w:p>
@@ -1938,7 +1994,7 @@
           <w:sz w:val="20"/>
           <w:szCs w:val="20"/>
         </w:rPr>
-        <w:t xml:space="preserve">한낮의 아스팔트 도로. 학생이 걷다가 나무 그늘로 들어섭니다. 표정이 풀리는 순간을 가까이 잡고, 걸음 수를 자막으로 셉니다.</w:t>
+        <w:t xml:space="preserve">한낮의 아스팔트 도로. 학생이 걷다가 나무 그늘로 들어섭니다. 표정이 풀리는 순간을 가까이 잡고, 걸음 수를 자막으로 셉니다. 걷기 전에 물 500그램을 담은 같은 컵 두 개를 햇빛과 나무 그늘에 각각 놓아 두는 장면을 먼저 넣습니다.</w:t>
       </w:r>
     </w:p>
     <w:p>
@@ -2010,7 +2066,7 @@
           <w:sz w:val="20"/>
           <w:szCs w:val="20"/>
         </w:rPr>
-        <w:t xml:space="preserve">[00:35 ~ 01:20] 전개부 (일곱 지점 측정: 45초)</w:t>
+        <w:t xml:space="preserve">[00:32 ~ 01:12] 전개부 (일곱 지점 측정: 40초)</w:t>
       </w:r>
     </w:p>
     <w:p>
@@ -2110,7 +2166,7 @@
           <w:sz w:val="20"/>
           <w:szCs w:val="20"/>
         </w:rPr>
-        <w:t xml:space="preserve">[01:20 ~ 01:50] 심화부 1 (그늘을 두 가지로 나눈다: 30초)</w:t>
+        <w:t xml:space="preserve">[01:12 ~ 01:40] 심화부 1 (그늘을 두 가지로 나눈다: 28초)</w:t>
       </w:r>
     </w:p>
     <w:p>
@@ -2210,7 +2266,7 @@
           <w:sz w:val="20"/>
           <w:szCs w:val="20"/>
         </w:rPr>
-        <w:t xml:space="preserve">[01:50 ~ 02:20] 심화부 2 (지도로 옮기기: 30초)</w:t>
+        <w:t xml:space="preserve">[01:40 ~ 02:05] 심화부 2 (들어온 열을 계산한다: 25초)</w:t>
       </w:r>
     </w:p>
     <w:p>
@@ -2238,6 +2294,106 @@
           <w:sz w:val="20"/>
           <w:szCs w:val="20"/>
         </w:rPr>
+        <w:t xml:space="preserve">촬영을 시작할 때 놓아 둔 물컵 두 개로 돌아옵니다. 숟가락으로 저어 물을 섞고 수온을 잰 뒤, 화면에 Q = cmΔT 와 값을 대입하는 과정을 한 줄씩 띄웁니다.</w:t>
+      </w:r>
+    </w:p>
+    <w:p>
+      <w:pPr>
+        <w:spacing w:after="30"/>
+        <w:ind w:left="200"/>
+      </w:pPr>
+      <w:r>
+        <w:rPr>
+          <w:rFonts w:ascii="맑은 고딕" w:cs="맑은 고딕" w:eastAsia="맑은 고딕" w:hAnsi="맑은 고딕"/>
+          <w:b/>
+          <w:bCs/>
+          <w:color w:val="000000"/>
+          <w:sz w:val="20"/>
+          <w:szCs w:val="20"/>
+        </w:rPr>
+        <w:t xml:space="preserve">-나레이션: </w:t>
+      </w:r>
+      <w:r>
+        <w:rPr>
+          <w:rFonts w:ascii="맑은 고딕" w:cs="맑은 고딕" w:eastAsia="맑은 고딕" w:hAnsi="맑은 고딕"/>
+          <w:b w:val="false"/>
+          <w:bCs w:val="false"/>
+          <w:color w:val="000000"/>
+          <w:sz w:val="20"/>
+          <w:szCs w:val="20"/>
+        </w:rPr>
+        <w:t xml:space="preserve">"찍기 시작할 때 같은 물을 500그램씩 나눠 담아 두 자리에 놓아 뒀습니다. 일곱 군데를 다 돌고 30분 뒤에 재보니 햇빛 쪽은 9도, 그늘 쪽은 3도 올랐습니다. 물의 비열 4.2를 넣어 계산하면 18900줄과 6300줄, 차이가 12600줄입니다. 계단 일곱 층을 오를 때 드는 일과 비슷한 열이 컵 하나에 더 들어온 겁니다."</w:t>
+      </w:r>
+    </w:p>
+    <w:p>
+      <w:pPr>
+        <w:spacing w:after="30"/>
+        <w:ind w:left="200"/>
+      </w:pPr>
+      <w:r>
+        <w:rPr>
+          <w:rFonts w:ascii="맑은 고딕" w:cs="맑은 고딕" w:eastAsia="맑은 고딕" w:hAnsi="맑은 고딕"/>
+          <w:b/>
+          <w:bCs/>
+          <w:color w:val="000000"/>
+          <w:sz w:val="20"/>
+          <w:szCs w:val="20"/>
+        </w:rPr>
+        <w:t xml:space="preserve">-자막(10자 내외): </w:t>
+      </w:r>
+      <w:r>
+        <w:rPr>
+          <w:rFonts w:ascii="맑은 고딕" w:cs="맑은 고딕" w:eastAsia="맑은 고딕" w:hAnsi="맑은 고딕"/>
+          <w:b w:val="false"/>
+          <w:bCs w:val="false"/>
+          <w:color w:val="000000"/>
+          <w:sz w:val="20"/>
+          <w:szCs w:val="20"/>
+        </w:rPr>
+        <w:t xml:space="preserve">같은 물 500g / 30분 뒤 / 햇빛 +9도 / 그늘 +3도 / 차이 12600줄 / 계단 일곱 층쯤</w:t>
+      </w:r>
+    </w:p>
+    <w:p>
+      <w:pPr>
+        <w:spacing w:after="40" w:before="100"/>
+      </w:pPr>
+      <w:r>
+        <w:rPr>
+          <w:rFonts w:ascii="맑은 고딕" w:cs="맑은 고딕" w:eastAsia="맑은 고딕" w:hAnsi="맑은 고딕"/>
+          <w:b/>
+          <w:bCs/>
+          <w:color w:val="000000"/>
+          <w:sz w:val="20"/>
+          <w:szCs w:val="20"/>
+        </w:rPr>
+        <w:t xml:space="preserve">[02:05 ~ 02:28] 심화부 3 (지도로 옮기기: 23초)</w:t>
+      </w:r>
+    </w:p>
+    <w:p>
+      <w:pPr>
+        <w:spacing w:after="30"/>
+        <w:ind w:left="200"/>
+      </w:pPr>
+      <w:r>
+        <w:rPr>
+          <w:rFonts w:ascii="맑은 고딕" w:cs="맑은 고딕" w:eastAsia="맑은 고딕" w:hAnsi="맑은 고딕"/>
+          <w:b/>
+          <w:bCs/>
+          <w:color w:val="000000"/>
+          <w:sz w:val="20"/>
+          <w:szCs w:val="20"/>
+        </w:rPr>
+        <w:t xml:space="preserve">-영상: </w:t>
+      </w:r>
+      <w:r>
+        <w:rPr>
+          <w:rFonts w:ascii="맑은 고딕" w:cs="맑은 고딕" w:eastAsia="맑은 고딕" w:hAnsi="맑은 고딕"/>
+          <w:b w:val="false"/>
+          <w:bCs w:val="false"/>
+          <w:color w:val="000000"/>
+          <w:sz w:val="20"/>
+          <w:szCs w:val="20"/>
+        </w:rPr>
         <w:t xml:space="preserve">직접 그린 동네 지도에 측정값을 색으로 칠합니다. 붉은색에서 푸른색으로 이어지는 열 지도가 완성되는 과정을 위에서 찍어 빠르게 돌립니다. 나레이션 없이 음악만 깝니다.</w:t>
       </w:r>
     </w:p>
@@ -2310,7 +2466,7 @@
           <w:sz w:val="20"/>
           <w:szCs w:val="20"/>
         </w:rPr>
-        <w:t xml:space="preserve">[02:20 ~ 02:40] 결론 (20초)</w:t>
+        <w:t xml:space="preserve">[02:28 ~ 02:42] 결론 (14초)</w:t>
       </w:r>
     </w:p>
     <w:p>
@@ -2410,7 +2566,7 @@
           <w:sz w:val="20"/>
           <w:szCs w:val="20"/>
         </w:rPr>
-        <w:t xml:space="preserve">[02:40 ~ 02:50] 제언 (10초)</w:t>
+        <w:t xml:space="preserve">[02:42 ~ 02:50] 제언 (8초)</w:t>
       </w:r>
     </w:p>
     <w:p>
@@ -2566,7 +2722,7 @@
           <w:sz w:val="20"/>
           <w:szCs w:val="20"/>
         </w:rPr>
-        <w:t xml:space="preserve">정확성 항목에서 가장 크게 걸리는 부분은 잰 숫자가 무엇을 뜻하는지입니다. 이 구성은 기온과 표면 온도를 구분하고, 같은 재질에서 그늘만 바꿔 재는 대조를 넣어 원인을 하나로 좁힙니다. 전달성은 완성된 지도 한 장이 맡습니다. 말로 설명하지 않아도 색만 보면 알 수 있습니다.</w:t>
+        <w:t xml:space="preserve">정확성 항목에서 가장 크게 걸리는 부분은 잰 숫자가 무엇을 뜻하는지입니다. 이 구성은 기온과 표면 온도를 구분하고, 같은 재질에서 그늘만 바꿔 재는 대조를 넣어 원인을 하나로 좁힙니다. 여기에 Q = cmΔT 로 들어온 열을 줄 단위로 계산하는 장면이 붙어서, 온도를 비교하는 데서 끝나지 않고 물리량을 구하는 데까지 갑니다. 전달성은 완성된 지도 한 장이 맡습니다. 말로 설명하지 않아도 색만 보면 알 수 있습니다.</w:t>
       </w:r>
     </w:p>
     <w:p>
@@ -2782,35 +2938,35 @@
           <w:sz w:val="20"/>
           <w:szCs w:val="20"/>
         </w:rPr>
-        <w:t xml:space="preserve">경사면에 물건을 올려놓고 천천히 기울이면 어느 각도에서 미끄러지기 시작합니다. 그 각도를 θ라고 하면 마찰계수는 tan θ 입니다. tan 은 중학교 3학년 수학에서 배우는 삼각비여서, 각도만 알면 표나 계산기로 바로 값을 구할 수 있습니다. 왜 이런 관계가 나오는지는 고등학교 물리에서 경사면의 힘을 나누어 계산하며 배웁니다. 이 영상에서는 유도까지 다루지 않고, 각도를 재서 마찰계수를 구하는 데까지만 씁니다.</w:t>
-      </w:r>
-    </w:p>
-    <w:p>
-      <w:pPr>
-        <w:spacing w:after="60"/>
-        <w:ind w:left="140" w:hanging="0"/>
-      </w:pPr>
-      <w:r>
-        <w:rPr>
-          <w:rFonts w:ascii="맑은 고딕" w:cs="맑은 고딕" w:eastAsia="맑은 고딕" w:hAnsi="맑은 고딕"/>
-          <w:b/>
-          <w:bCs/>
-          <w:color w:val="000000"/>
-          <w:sz w:val="20"/>
-          <w:szCs w:val="20"/>
-        </w:rPr>
-        <w:t xml:space="preserve"> 무게가 지워진다는 뜻: </w:t>
-      </w:r>
-      <w:r>
-        <w:rPr>
-          <w:rFonts w:ascii="맑은 고딕" w:cs="맑은 고딕" w:eastAsia="맑은 고딕" w:hAnsi="맑은 고딕"/>
-          <w:b w:val="false"/>
-          <w:bCs w:val="false"/>
-          <w:color w:val="000000"/>
-          <w:sz w:val="20"/>
-          <w:szCs w:val="20"/>
-        </w:rPr>
-        <w:t xml:space="preserve">식에서 질량이 사라지므로, 신발 안에 책을 넣어 무겁게 해도 미끄러지기 시작하는 각도는 같습니다. 각도 하나만 재면 무게를 재지 않고도 마찰계수를 알 수 있다는 뜻입니다. 저울 없이 마찰을 잴 수 있는 이유가 여기에 있습니다.</w:t>
+        <w:t xml:space="preserve">경사면에 물건을 올려놓고 천천히 기울이면 어느 각도에서 미끄러지기 시작합니다. 그 각도를 θ라고 하면 마찰계수 μ는 tan θ 입니다. 왜 그렇게 되는지는 힘을 두 방향으로 나누면 나옵니다. 물건을 사면 아래로 미는 힘은 mg sin θ, 사면이 물건을 받치는 힘은 mg cos θ 입니다. 최대 정지마찰력은 받치는 힘에 마찰계수를 곱한 μmg cos θ 이고, 미끄러지기 직전에는 이 둘이 같습니다. 양변에서 mg 를 지우면 sin θ = μ cos θ, 정리하면 μ = tan θ 가 됩니다. sin, cos, tan 은 중학교 3학년 수학에서 배우고, 힘을 방향별로 나누는 것은 고등학교 물리에서 배웁니다.</w:t>
+      </w:r>
+    </w:p>
+    <w:p>
+      <w:pPr>
+        <w:spacing w:after="60"/>
+        <w:ind w:left="140" w:hanging="0"/>
+      </w:pPr>
+      <w:r>
+        <w:rPr>
+          <w:rFonts w:ascii="맑은 고딕" w:cs="맑은 고딕" w:eastAsia="맑은 고딕" w:hAnsi="맑은 고딕"/>
+          <w:b/>
+          <w:bCs/>
+          <w:color w:val="000000"/>
+          <w:sz w:val="20"/>
+          <w:szCs w:val="20"/>
+        </w:rPr>
+        <w:t xml:space="preserve"> 무게가 식에서 지워진다는 뜻: </w:t>
+      </w:r>
+      <w:r>
+        <w:rPr>
+          <w:rFonts w:ascii="맑은 고딕" w:cs="맑은 고딕" w:eastAsia="맑은 고딕" w:hAnsi="맑은 고딕"/>
+          <w:b w:val="false"/>
+          <w:bCs w:val="false"/>
+          <w:color w:val="000000"/>
+          <w:sz w:val="20"/>
+          <w:szCs w:val="20"/>
+        </w:rPr>
+        <w:t xml:space="preserve">유도 과정에서 양변의 mg 가 함께 지워집니다. 그래서 마찰계수를 구하는 식에는 무게가 남지 않습니다. 신발 안에 책을 넣어 무겁게 해도 미끄러지기 시작하는 각도는 같습니다. 저울 없이 각도만 재도 되는 이유가 이것입니다.</w:t>
       </w:r>
     </w:p>
     <w:p>
@@ -3366,7 +3522,7 @@
           <w:sz w:val="20"/>
           <w:szCs w:val="20"/>
         </w:rPr>
-        <w:t xml:space="preserve">판 위에 새 운동화, 오래 신어 홈이 닳은 운동화, 학교 실내화, 고무 슬리퍼 네 켤레를 나란히 올리고 한쪽 끝을 천천히 듭니다. 판 옆에는 직접 그린 종이 각도기가 세워져 있습니다. 미끄러지는 순서가 한 컷에 담깁니다.</w:t>
+        <w:t xml:space="preserve">판 위에 새 운동화, 오래 신어 홈이 닳은 운동화, 학교 실내화, 고무 슬리퍼 네 켤레를 나란히 올리고 한쪽 끝을 천천히 듭니다. 판 옆에는 직접 그린 종이 각도기가 세워져 있습니다. 미끄러지는 순서가 한 컷에 담깁니다. 첫 신발이 밀리는 순간에 맞춰 힘을 두 방향으로 나눈 그림과 μ = tan θ 를 화면 위에 겹쳐 띄웁니다.</w:t>
       </w:r>
     </w:p>
     <w:p>
@@ -3994,7 +4150,7 @@
           <w:sz w:val="20"/>
           <w:szCs w:val="20"/>
         </w:rPr>
-        <w:t xml:space="preserve">정확성 항목에는 예상, 측정, 어긋난 값, 원인을 확인하는 추가 실험까지 네 단계가 순서대로 들어갑니다. 특히 홈만 테이프로 막아 다시 재는 장면은 변인 하나만 바꾼 실험 그대로입니다. 각도를 종이 각도기와 줄자 두 가지 방법으로 구해 맞춰 보는 것도 정확성에 그대로 걸립니다. 창의성은 신발 네 켤레가 한 화면에서 차례로 미끄러지는 장면이, 전달성은 학교 안에서 위험한 자리를 실제로 짚어 주는 결말이 맡습니다.</w:t>
+        <w:t xml:space="preserve">정확성 항목에는 예상, 측정, 어긋난 값, 원인을 확인하는 추가 실험까지 네 단계가 순서대로 들어갑니다. 특히 홈만 테이프로 막아 다시 재는 장면은 변인 하나만 바꾼 실험 그대로입니다. 각도를 종이 각도기와 sin θ = h / L 두 가지 방법으로 구해 맞춰 보는 것, 잰 각도를 tan 값으로 바꿔 마찰계수를 구하는 것도 정확성에 그대로 걸립니다. 창의성은 신발 네 켤레가 한 화면에서 차례로 미끄러지는 장면이, 전달성은 학교 안에서 위험한 자리를 실제로 짚어 주는 결말이 맡습니다.</w:t>
       </w:r>
     </w:p>
     <w:p>
@@ -5348,91 +5504,91 @@
           <w:sz w:val="21"/>
           <w:szCs w:val="21"/>
         </w:rPr>
-        <w:t xml:space="preserve">교과 연계와 수준</w:t>
-      </w:r>
-    </w:p>
-    <w:p>
-      <w:pPr>
-        <w:spacing w:after="60"/>
-        <w:ind w:left="140" w:hanging="0"/>
-      </w:pPr>
-      <w:r>
-        <w:rPr>
-          <w:rFonts w:ascii="맑은 고딕" w:cs="맑은 고딕" w:eastAsia="맑은 고딕" w:hAnsi="맑은 고딕"/>
-          <w:b/>
-          <w:bCs/>
-          <w:color w:val="000000"/>
-          <w:sz w:val="20"/>
-          <w:szCs w:val="20"/>
-        </w:rPr>
-        <w:t xml:space="preserve"> 1번 그네 진자: </w:t>
-      </w:r>
-      <w:r>
-        <w:rPr>
-          <w:rFonts w:ascii="맑은 고딕" w:cs="맑은 고딕" w:eastAsia="맑은 고딕" w:hAnsi="맑은 고딕"/>
-          <w:b w:val="false"/>
-          <w:bCs w:val="false"/>
-          <w:color w:val="000000"/>
-          <w:sz w:val="20"/>
-          <w:szCs w:val="20"/>
-        </w:rPr>
-        <w:t xml:space="preserve">중학교 3학년 수학의 제곱근과 중학교 3학년 과학의 운동 단원에 걸칩니다. 진자의 주기 공식 자체는 고등학교 물리에서 배우는 내용이므로, 식을 유도하지 않고 자료에서 찾아 확인한 다음 직접 재서 맞는지 검증하는 방식으로 다룹니다. 학년을 넘는 내용을 아는 척하지 않고, 찾아서 확인하는 과정으로 처리하는 것이 이 안의 방식입니다.</w:t>
-      </w:r>
-    </w:p>
-    <w:p>
-      <w:pPr>
-        <w:spacing w:after="60"/>
-        <w:ind w:left="140" w:hanging="0"/>
-      </w:pPr>
-      <w:r>
-        <w:rPr>
-          <w:rFonts w:ascii="맑은 고딕" w:cs="맑은 고딕" w:eastAsia="맑은 고딕" w:hAnsi="맑은 고딕"/>
-          <w:b/>
-          <w:bCs/>
-          <w:color w:val="000000"/>
-          <w:sz w:val="20"/>
-          <w:szCs w:val="20"/>
-        </w:rPr>
-        <w:t xml:space="preserve"> 2번 온도 지도: </w:t>
-      </w:r>
-      <w:r>
-        <w:rPr>
-          <w:rFonts w:ascii="맑은 고딕" w:cs="맑은 고딕" w:eastAsia="맑은 고딕" w:hAnsi="맑은 고딕"/>
-          <w:b w:val="false"/>
-          <w:bCs w:val="false"/>
-          <w:color w:val="000000"/>
-          <w:sz w:val="20"/>
-          <w:szCs w:val="20"/>
-        </w:rPr>
-        <w:t xml:space="preserve">중학교 1학년 과학의 증산작용과 중학교 2학년 과학의 열의 이동에 걸칩니다. 고등학교 통합과학의 기후 변화 단원으로도 이어집니다. 세 안 가운데 학년 범위를 넘는 부분이 전혀 없는 유일한 안입니다.</w:t>
-      </w:r>
-    </w:p>
-    <w:p>
-      <w:pPr>
-        <w:spacing w:after="60"/>
-        <w:ind w:left="140" w:hanging="0"/>
-      </w:pPr>
-      <w:r>
-        <w:rPr>
-          <w:rFonts w:ascii="맑은 고딕" w:cs="맑은 고딕" w:eastAsia="맑은 고딕" w:hAnsi="맑은 고딕"/>
-          <w:b/>
-          <w:bCs/>
-          <w:color w:val="000000"/>
-          <w:sz w:val="20"/>
-          <w:szCs w:val="20"/>
-        </w:rPr>
-        <w:t xml:space="preserve"> 3번 미끄럼 각도: </w:t>
-      </w:r>
-      <w:r>
-        <w:rPr>
-          <w:rFonts w:ascii="맑은 고딕" w:cs="맑은 고딕" w:eastAsia="맑은 고딕" w:hAnsi="맑은 고딕"/>
-          <w:b w:val="false"/>
-          <w:bCs w:val="false"/>
-          <w:color w:val="000000"/>
-          <w:sz w:val="20"/>
-          <w:szCs w:val="20"/>
-        </w:rPr>
-        <w:t xml:space="preserve">중학교 3학년 수학의 삼각비와 중학교 1학년 과학의 마찰력에 걸칩니다. 각도의 tan 값이 마찰계수라는 관계를 쓰는 데까지가 중학교 3학년이 배운 것으로 가능한 범위입니다. 경사면에서 힘을 나누어 계산하는 것은 고등학교 물리에 나오므로 유도는 넣지 않았습니다.</w:t>
+        <w:t xml:space="preserve">쓰는 공식과 교과 연계</w:t>
+      </w:r>
+    </w:p>
+    <w:p>
+      <w:pPr>
+        <w:spacing w:after="60"/>
+        <w:ind w:left="140" w:hanging="0"/>
+      </w:pPr>
+      <w:r>
+        <w:rPr>
+          <w:rFonts w:ascii="맑은 고딕" w:cs="맑은 고딕" w:eastAsia="맑은 고딕" w:hAnsi="맑은 고딕"/>
+          <w:b/>
+          <w:bCs/>
+          <w:color w:val="000000"/>
+          <w:sz w:val="20"/>
+          <w:szCs w:val="20"/>
+        </w:rPr>
+        <w:t xml:space="preserve"> 1번 그네 진자에서 쓰는 식: </w:t>
+      </w:r>
+      <w:r>
+        <w:rPr>
+          <w:rFonts w:ascii="맑은 고딕" w:cs="맑은 고딕" w:eastAsia="맑은 고딕" w:hAnsi="맑은 고딕"/>
+          <w:b w:val="false"/>
+          <w:bCs w:val="false"/>
+          <w:color w:val="000000"/>
+          <w:sz w:val="20"/>
+          <w:szCs w:val="20"/>
+        </w:rPr>
+        <w:t xml:space="preserve">주기 T = 2π√(L/g) 와 이것을 뒤집은 g = 4π²L / T² 두 개를 씁니다. 공식을 세우는 과정에는 대학에서 배우는 수학이 필요해서 고등학교 교과서에도 결과만 실립니다. 그래서 유도는 하지 않고, 길이가 제곱근 안에 있다는 것을 잰 값으로 확인합니다. 길이 비 1.67의 제곱근 1.29가 시간 비 1.29와 같다는 것을 화면에서 계산합니다. 제곱근은 중학교 3학년 수학입니다.</w:t>
+      </w:r>
+    </w:p>
+    <w:p>
+      <w:pPr>
+        <w:spacing w:after="60"/>
+        <w:ind w:left="140" w:hanging="0"/>
+      </w:pPr>
+      <w:r>
+        <w:rPr>
+          <w:rFonts w:ascii="맑은 고딕" w:cs="맑은 고딕" w:eastAsia="맑은 고딕" w:hAnsi="맑은 고딕"/>
+          <w:b/>
+          <w:bCs/>
+          <w:color w:val="000000"/>
+          <w:sz w:val="20"/>
+          <w:szCs w:val="20"/>
+        </w:rPr>
+        <w:t xml:space="preserve"> 2번 온도 지도에서 쓰는 식: </w:t>
+      </w:r>
+      <w:r>
+        <w:rPr>
+          <w:rFonts w:ascii="맑은 고딕" w:cs="맑은 고딕" w:eastAsia="맑은 고딕" w:hAnsi="맑은 고딕"/>
+          <w:b w:val="false"/>
+          <w:bCs w:val="false"/>
+          <w:color w:val="000000"/>
+          <w:sz w:val="20"/>
+          <w:szCs w:val="20"/>
+        </w:rPr>
+        <w:t xml:space="preserve">흡수한 열 Q = cmΔT 를 씁니다. 같은 컵에 물을 500그램씩 담아 햇빛과 나무 그늘에 30분 두었을 때 수온이 9도와 3도 올랐다면 각각 18900줄과 6300줄이고 차이가 12600줄입니다. 비열은 중학교 2학년 과학이어서, 세 안 가운데 학년 범위를 넘는 부분이 전혀 없는 유일한 안입니다. 증산작용은 중학교 1학년 과학, 기후 변화는 고등학교 통합과학으로 이어집니다.</w:t>
+      </w:r>
+    </w:p>
+    <w:p>
+      <w:pPr>
+        <w:spacing w:after="60"/>
+        <w:ind w:left="140" w:hanging="0"/>
+      </w:pPr>
+      <w:r>
+        <w:rPr>
+          <w:rFonts w:ascii="맑은 고딕" w:cs="맑은 고딕" w:eastAsia="맑은 고딕" w:hAnsi="맑은 고딕"/>
+          <w:b/>
+          <w:bCs/>
+          <w:color w:val="000000"/>
+          <w:sz w:val="20"/>
+          <w:szCs w:val="20"/>
+        </w:rPr>
+        <w:t xml:space="preserve"> 3번 미끄럼 각도에서 쓰는 식: </w:t>
+      </w:r>
+      <w:r>
+        <w:rPr>
+          <w:rFonts w:ascii="맑은 고딕" w:cs="맑은 고딕" w:eastAsia="맑은 고딕" w:hAnsi="맑은 고딕"/>
+          <w:b w:val="false"/>
+          <w:bCs w:val="false"/>
+          <w:color w:val="000000"/>
+          <w:sz w:val="20"/>
+          <w:szCs w:val="20"/>
+        </w:rPr>
+        <w:t xml:space="preserve">마찰계수 μ = tan θ 와 각도를 다시 확인하는 sin θ = h / L 두 개를 씁니다. μ = tan θ 는 유도까지 넣었습니다. mg sin θ = μmg cos θ 에서 양변의 mg 를 지우면 나오는 두 줄짜리 계산입니다. sin, cos, tan 은 중학교 3학년 수학이고, 힘을 방향별로 나누는 것은 고등학교 물리입니다. 세 안 가운데 고등학교 내용을 정면으로 다루는 것은 이 안뿐입니다.</w:t>
       </w:r>
     </w:p>
     <w:p>
@@ -5460,7 +5616,7 @@
           <w:sz w:val="20"/>
           <w:szCs w:val="20"/>
         </w:rPr>
-        <w:t xml:space="preserve">나레이션은 학생이 직접 말하는 문장으로 썼습니다. 한 문장을 짧게 끊고, 학교에서 배우지 않은 용어는 쓰지 않았습니다. 대신 배운 것을 어디에 썼는지는 학생 입으로 밝히게 했습니다. 3번의 삼각비, 1번의 제곱근이 그런 자리입니다. 어른이 대신 쓴 것처럼 들리지 않는 것이 이 학년대 영상에서는 중요합니다.</w:t>
+        <w:t xml:space="preserve">식은 그대로 두고, 그 식을 읽는 문장만 학생이 말하는 말투로 썼습니다. 화면에 식을 띄우고 나레이션은 그 식으로 무엇을 했는지만 말하게 했습니다. 숫자를 대입하는 장면은 세 안 모두 화면에 한 줄씩 나타나게 잡아 두었습니다. 배운 것을 어디에 썼는지는 학생 입으로 밝히게 했습니다. 1번의 제곱근, 3번의 삼각비가 그런 자리입니다.</w:t>
       </w:r>
     </w:p>
     <w:p>
